--- a/memoire_master_v6_liens.docx
+++ b/memoire_master_v6_liens.docx
@@ -2830,7 +2830,7 @@
                 <w:bCs/>
                 <w:noProof/>
               </w:rPr>
-              <w:t>2.7.3 Tableau Comparatif</w:t>
+              <w:t>2.7.4 Tableau Comparatif</w:t>
             </w:r>
             <w:r>
               <w:rPr>
@@ -4643,22 +4643,7 @@
         <w:jc w:val="both"/>
       </w:pPr>
       <w:r>
-        <w:t>L'Afriq</w:t>
-      </w:r>
-      <w:r>
-        <w:t xml:space="preserve">ue </w:t>
-      </w:r>
-      <w:r>
-        <w:t xml:space="preserve">subsaharienne est en pleine transformation agricole. La croissance </w:t>
-      </w:r>
-    </w:p>
-    <w:p>
-      <w:pPr>
-        <w:spacing w:after="120"/>
-        <w:jc w:val="both"/>
-      </w:pPr>
-      <w:r>
-        <w:t>démographique et l'urbanisation accélèrent la demande alimentaire, et dans ce contexte l'élevage porcin occupe une place stratégique au Burkina Faso. Le porc, c'est un cycle court, une forte prolificité et une capacité à valoriser les sous-produits agricoles  autant de raisons pour lesquelles il reste une source de revenus indispensable pour des milliers de ménages ruraux et périurbains.</w:t>
+        <w:t>L'Afrique subsaharienne est en pleine transformation agricole. La croissance démographique et l'urbanisation accélèrent la demande alimentaire, et dans ce contexte l'élevage porcin occupe une place stratégique au Burkina Faso. Le porc, c'est un cycle court, une forte prolificité et une capacité à valoriser les sous-produits agricoles  autant de raisons pour lesquelles il reste une source de revenus indispensable pour des milliers de ménages ruraux et périurbains.</w:t>
       </w:r>
     </w:p>
     <w:p>
@@ -4670,13 +4655,7 @@
       </w:r>
       <w:hyperlink w:anchor="ref1">
         <w:r>
-          <w:t>FAO (2</w:t>
-        </w:r>
-        <w:r>
-          <w:t>0</w:t>
-        </w:r>
-        <w:r>
-          <w:t>12</w:t>
+          <w:t>FAO (2012</w:t>
         </w:r>
       </w:hyperlink>
       <w:r>
@@ -4688,10 +4667,7 @@
         </w:r>
       </w:hyperlink>
       <w:r>
-        <w:t>) confirme que l'élevage reste central dans les ménages agricoles burkinabè. Mais cette croissance s'accompagne de problèmes persistants : la PPA</w:t>
-      </w:r>
-      <w:r>
-        <w:t>(</w:t>
+        <w:t>) confirme que l'élevage reste central dans les ménages agricoles burkinabè. Mais cette croissance s'accompagne de problèmes persistants : la PPA(</w:t>
       </w:r>
       <w:r>
         <w:rPr>
@@ -4702,10 +4678,7 @@
         <w:t>Peste Porcine Africaine</w:t>
       </w:r>
       <w:r>
-        <w:t>)</w:t>
-      </w:r>
-      <w:r>
-        <w:t xml:space="preserve"> apparue en 2003 a fait des ravages, les prix du marché restent volatils, et la quasi-totalité des éleveurs gère encore tout sans aucun outil numérique.</w:t>
+        <w:t>) apparue en 2003 a fait des ravages, les prix du marché restent volatils, et la quasi-totalité des éleveurs gère encore tout sans aucun outil numérique.</w:t>
       </w:r>
     </w:p>
     <w:p>
@@ -4731,13 +4704,7 @@
         <w:jc w:val="both"/>
       </w:pPr>
       <w:r>
-        <w:t xml:space="preserve">Mais transposer ces technologies au Burkina Faso soulève une question fondamentale : comment concevoir un système </w:t>
-      </w:r>
-      <w:r>
-        <w:t>intelligent</w:t>
-      </w:r>
-      <w:r>
-        <w:t xml:space="preserve"> vraiment utilisable dans un environnement rural où la connectivité est dégradée, les smartphones restent minoritaires, et les pratiques zootechniques sont profondément ancrées dans les savoirs locaux ?</w:t>
+        <w:t>Mais transposer ces technologies au Burkina Faso soulève une question fondamentale : comment concevoir un système intelligent vraiment utilisable dans un environnement rural où la connectivité est dégradée, les smartphones restent minoritaires, et les pratiques zootechniques sont profondément ancrées dans les savoirs locaux ?</w:t>
       </w:r>
     </w:p>
     <w:p>
@@ -5073,13 +5040,7 @@
         <w:jc w:val="both"/>
       </w:pPr>
       <w:r>
-        <w:t>L</w:t>
-      </w:r>
-      <w:r>
-        <w:t xml:space="preserve">’inegalité </w:t>
-      </w:r>
-      <w:r>
-        <w:t>numérique en milieu rural africain est profonde. Un Policy Brief sur le Sénégal (comparable au Burkina) note que la téléphonie mobile touche environ 100 % des zones rurales, mais seulement 20 % des ménages ont un smartphone. En zone pastorale, la couverture 3G/4G est souvent instable ou absente.</w:t>
+        <w:t>L’inegalité numérique en milieu rural africain est profonde. Un Policy Brief sur le Sénégal (comparable au Burkina) note que la téléphonie mobile touche environ 100 % des zones rurales, mais seulement 20 % des ménages ont un smartphone. En zone pastorale, la couverture 3G/4G est souvent instable ou absente.</w:t>
       </w:r>
     </w:p>
     <w:p>
@@ -5146,10 +5107,7 @@
         </w:r>
       </w:hyperlink>
       <w:r>
-        <w:t xml:space="preserve">) liste les principales technologies PLF : </w:t>
-      </w:r>
-      <w:r>
-        <w:t>Ces systèmes utilisent des capteurs, des microphones et des caméras pour surveiller l’état et le comportement des animaux. Les données recueillies sont ensuite analysées par des algorithmes d’apprentissage automatique afin de détecter précocement d’éventuels problèmes de santé et d’améliorer la réactivité des éleveurs.</w:t>
+        <w:t>) liste les principales technologies PLF : Ces systèmes utilisent des capteurs, des microphones et des caméras pour surveiller l’état et le comportement des animaux. Les données recueillies sont ensuite analysées par des algorithmes d’apprentissage automatique afin de détecter précocement d’éventuels problèmes de santé et d’améliorer la réactivité des éleveurs.</w:t>
       </w:r>
     </w:p>
     <w:p>
@@ -5294,16 +5252,7 @@
         <w:jc w:val="both"/>
       </w:pPr>
       <w:r>
-        <w:t xml:space="preserve">L'approche par règles a un vrai avantage : la transparence. </w:t>
-      </w:r>
-      <w:r>
-        <w:t>L’éleveur et le vétérinaire comprennent les raisons du signalement d’un animal, sans manque de transparence du système.</w:t>
-      </w:r>
-      <w:r>
-        <w:t xml:space="preserve"> </w:t>
-      </w:r>
-      <w:r>
-        <w:t>Dans un contexte où l'adoption repose sur la confiance, c'est essentiel.</w:t>
+        <w:t>L'approche par règles a un vrai avantage : la transparence. L’éleveur et le vétérinaire comprennent les raisons du signalement d’un animal, sans manque de transparence du système. Dans un contexte où l'adoption repose sur la confiance, c'est essentiel.</w:t>
       </w:r>
     </w:p>
     <w:p>
@@ -5351,19 +5300,7 @@
         </w:r>
       </w:hyperlink>
       <w:r>
-        <w:t xml:space="preserve"> (Bénin) utilise Prophet pour prévoir les prix de 39 produits dans 7 marchés depuis 2013. Solide, mais pas de données satellite. Notre plateforme ouvre la voie à une composante de prévision des prix porcins burkinabè, enrichie de variables NDVI</w:t>
-      </w:r>
-      <w:r>
-        <w:t xml:space="preserve"> </w:t>
-      </w:r>
-      <w:r>
-        <w:t>(Indice de Différence de Végétation Normalisé</w:t>
-      </w:r>
-      <w:r>
-        <w:t>)</w:t>
-      </w:r>
-      <w:r>
-        <w:t xml:space="preserve"> et pluviométriques.</w:t>
+        <w:t xml:space="preserve"> (Bénin) utilise Prophet pour prévoir les prix de 39 produits dans 7 marchés depuis 2013. Solide, mais pas de données satellite. Notre plateforme ouvre la voie à une composante de prévision des prix porcins burkinabè, enrichie de variables NDVI (Indice de Différence de Végétation Normalisé) et pluviométriques.</w:t>
       </w:r>
     </w:p>
     <w:p>
@@ -5520,13 +5457,7 @@
         </w:r>
       </w:hyperlink>
       <w:r>
-        <w:t xml:space="preserve"> est une plateforme agricole guinéenne (en GNF) avec 8 modules I</w:t>
-      </w:r>
-      <w:r>
-        <w:t>A</w:t>
-      </w:r>
-      <w:r>
-        <w:t>. Son module de détection de maladies des cultures utilise des CNN avec un taux revendiqué d'environ 98 %. Il y a aussi un module ML de prédiction des rendements, un assistant vocal NLP, un module IoT d'analyse des sols, un estimateur de prix et un module d'analyse des risques.</w:t>
+        <w:t xml:space="preserve"> est une plateforme agricole guinéenne (en GNF) avec 8 modules IA. Son module de détection de maladies des cultures utilise des CNN avec un taux revendiqué d'environ 98 %. Il y a aussi un module ML de prédiction des rendements, un assistant vocal NLP, un module IoT d'analyse des sols, un estimateur de prix et un module d'analyse des risques.</w:t>
       </w:r>
     </w:p>
     <w:p>
@@ -5564,13 +5495,58 @@
           <w:bCs/>
         </w:rPr>
       </w:pPr>
-      <w:bookmarkStart w:id="18" w:name="_Toc231900332"/>
       <w:r>
         <w:rPr>
           <w:b/>
           <w:bCs/>
         </w:rPr>
-        <w:t>2.7.3 Tableau Comparatif</w:t>
+        <w:t>2.7.3 Farm Tracker / Livestock Manager (Pila Studio UG)</w:t>
+      </w:r>
+    </w:p>
+    <w:p>
+      <w:pPr>
+        <w:spacing w:after="120"/>
+        <w:jc w:val="both"/>
+      </w:pPr>
+      <w:r>
+        <w:t>Farm Tracker (Livestock Manager) est une application mobile généraliste disponible sur iOS et Android, éditée par Pila Studio UG. Avec plus de 10 000 téléchargements et une note de 4,5/5 sur 242 avis, elle se positionne comme un outil de gestion d'élevage tout-en-un couvrant bovins, ovins, caprins, volailles, porcs, lapins et aquaculture.</w:t>
+      </w:r>
+    </w:p>
+    <w:p>
+      <w:pPr>
+        <w:spacing w:after="120"/>
+        <w:jc w:val="both"/>
+      </w:pPr>
+      <w:r>
+        <w:lastRenderedPageBreak/>
+        <w:t>L'application propose six modules principaux : gestion des lots (batches) d'animaux, suivi financier (revenus, dépenses, balance), dossiers médicaux (vaccins, traitements, rappels), enregistrements d'événements (naissances, poids, productions), planification de tâches, et génération de rapports exportables en Excel ou PDF. L'interface mobile-first est disponible en plusieurs langues dont le français. La version gratuite est limitée à 10 lots d'animaux ; la version Pro est requise pour des exploitations plus importantes.</w:t>
+      </w:r>
+    </w:p>
+    <w:p>
+      <w:pPr>
+        <w:spacing w:after="120"/>
+        <w:jc w:val="both"/>
+      </w:pPr>
+      <w:r>
+        <w:t xml:space="preserve">Farm Tracker présente cependant des limites importantes dans notre contexte. D'abord, c'est une application strictement généraliste : elle ne propose aucune règle zootechnique spécifique à l'élevage porcin, et encore moins calibrée sur les ressources et pratiques du Burkina Faso (pas de rations DGPA/MRAH ni de règle locale. Ensuite, elle ne dispose d'aucun pipeline de collecte de données via WhatsApp, ce qui la rend inadaptée aux éleveurs sans smartphone ou sans accès constant à Internet. Enfin, elle n'intègre aucun système d'aide à la décision sanitaire ou reproductive (pas de calcul d'ISSF, pas d'alertes mise-bas, pas de scoring des animaux à risque). </w:t>
+      </w:r>
+    </w:p>
+    <w:p>
+      <w:pPr>
+        <w:pStyle w:val="Titre3"/>
+        <w:spacing w:before="200" w:after="100"/>
+        <w:rPr>
+          <w:b/>
+          <w:bCs/>
+        </w:rPr>
+      </w:pPr>
+      <w:bookmarkStart w:id="18" w:name="_Toc231900332"/>
+      <w:r>
+        <w:rPr>
+          <w:b/>
+          <w:bCs/>
+        </w:rPr>
+        <w:t>2.7.4 Tableau Comparatif</w:t>
       </w:r>
       <w:bookmarkEnd w:id="18"/>
     </w:p>
@@ -5594,10 +5570,11 @@
         <w:tblLook w:val="0000" w:firstRow="0" w:lastRow="0" w:firstColumn="0" w:lastColumn="0" w:noHBand="0" w:noVBand="0"/>
       </w:tblPr>
       <w:tblGrid>
-        <w:gridCol w:w="2114"/>
-        <w:gridCol w:w="2020"/>
-        <w:gridCol w:w="2107"/>
-        <w:gridCol w:w="2415"/>
+        <w:gridCol w:w="1743"/>
+        <w:gridCol w:w="1498"/>
+        <w:gridCol w:w="1576"/>
+        <w:gridCol w:w="1949"/>
+        <w:gridCol w:w="1890"/>
       </w:tblGrid>
       <w:tr>
         <w:tc>
@@ -5621,7 +5598,6 @@
                 <w:sz w:val="22"/>
                 <w:szCs w:val="22"/>
               </w:rPr>
-              <w:lastRenderedPageBreak/>
               <w:t>Critère</w:t>
             </w:r>
           </w:p>
@@ -5725,6 +5701,28 @@
             </w:r>
           </w:p>
         </w:tc>
+        <w:tc>
+          <w:tcPr>
+            <w:tcW w:w="0" w:type="auto"/>
+            <w:shd w:val="clear" w:color="auto" w:fill="2F5496"/>
+            <w:tcMar>
+              <w:top w:w="80" w:type="dxa"/>
+              <w:left w:w="120" w:type="dxa"/>
+              <w:bottom w:w="80" w:type="dxa"/>
+              <w:right w:w="120" w:type="dxa"/>
+            </w:tcMar>
+            <w:vAlign w:val="center"/>
+          </w:tcPr>
+          <w:p>
+            <w:r>
+              <w:rPr>
+                <w:b/>
+                <w:bCs/>
+              </w:rPr>
+              <w:t>Farm Tracker (Mondial)</w:t>
+            </w:r>
+          </w:p>
+        </w:tc>
       </w:tr>
       <w:tr>
         <w:tc>
@@ -5817,6 +5815,23 @@
             </w:r>
           </w:p>
         </w:tc>
+        <w:tc>
+          <w:tcPr>
+            <w:tcW w:w="0" w:type="auto"/>
+            <w:tcMar>
+              <w:top w:w="80" w:type="dxa"/>
+              <w:left w:w="120" w:type="dxa"/>
+              <w:bottom w:w="80" w:type="dxa"/>
+              <w:right w:w="120" w:type="dxa"/>
+            </w:tcMar>
+            <w:vAlign w:val="center"/>
+          </w:tcPr>
+          <w:p>
+            <w:r>
+              <w:t>Gestion générale (multi-espèces)</w:t>
+            </w:r>
+          </w:p>
+        </w:tc>
       </w:tr>
       <w:tr>
         <w:tc>
@@ -5909,6 +5924,23 @@
             </w:r>
           </w:p>
         </w:tc>
+        <w:tc>
+          <w:tcPr>
+            <w:tcW w:w="0" w:type="auto"/>
+            <w:tcMar>
+              <w:top w:w="80" w:type="dxa"/>
+              <w:left w:w="120" w:type="dxa"/>
+              <w:bottom w:w="80" w:type="dxa"/>
+              <w:right w:w="120" w:type="dxa"/>
+            </w:tcMar>
+            <w:vAlign w:val="center"/>
+          </w:tcPr>
+          <w:p>
+            <w:r>
+              <w:t>Oui (généraliste, non spécialisé)</w:t>
+            </w:r>
+          </w:p>
+        </w:tc>
       </w:tr>
       <w:tr>
         <w:tc>
@@ -6001,6 +6033,23 @@
             </w:r>
           </w:p>
         </w:tc>
+        <w:tc>
+          <w:tcPr>
+            <w:tcW w:w="0" w:type="auto"/>
+            <w:tcMar>
+              <w:top w:w="80" w:type="dxa"/>
+              <w:left w:w="120" w:type="dxa"/>
+              <w:bottom w:w="80" w:type="dxa"/>
+              <w:right w:w="120" w:type="dxa"/>
+            </w:tcMar>
+            <w:vAlign w:val="center"/>
+          </w:tcPr>
+          <w:p>
+            <w:r>
+              <w:t>Oui (lots/batches)</w:t>
+            </w:r>
+          </w:p>
+        </w:tc>
       </w:tr>
       <w:tr>
         <w:tc>
@@ -6090,6 +6139,23 @@
                 <w:szCs w:val="22"/>
               </w:rPr>
               <w:t>Oui (ISSF, alertes mise-bas)</w:t>
+            </w:r>
+          </w:p>
+        </w:tc>
+        <w:tc>
+          <w:tcPr>
+            <w:tcW w:w="0" w:type="auto"/>
+            <w:tcMar>
+              <w:top w:w="80" w:type="dxa"/>
+              <w:left w:w="120" w:type="dxa"/>
+              <w:bottom w:w="80" w:type="dxa"/>
+              <w:right w:w="120" w:type="dxa"/>
+            </w:tcMar>
+            <w:vAlign w:val="center"/>
+          </w:tcPr>
+          <w:p>
+            <w:r>
+              <w:t>Partiel (événements de base)</w:t>
             </w:r>
           </w:p>
         </w:tc>
@@ -6221,6 +6287,23 @@
             </w:r>
           </w:p>
         </w:tc>
+        <w:tc>
+          <w:tcPr>
+            <w:tcW w:w="0" w:type="auto"/>
+            <w:tcMar>
+              <w:top w:w="80" w:type="dxa"/>
+              <w:left w:w="120" w:type="dxa"/>
+              <w:bottom w:w="80" w:type="dxa"/>
+              <w:right w:w="120" w:type="dxa"/>
+            </w:tcMar>
+            <w:vAlign w:val="center"/>
+          </w:tcPr>
+          <w:p>
+            <w:r>
+              <w:t>Non</w:t>
+            </w:r>
+          </w:p>
+        </w:tc>
       </w:tr>
       <w:tr>
         <w:tc>
@@ -6313,6 +6396,23 @@
             </w:r>
           </w:p>
         </w:tc>
+        <w:tc>
+          <w:tcPr>
+            <w:tcW w:w="0" w:type="auto"/>
+            <w:tcMar>
+              <w:top w:w="80" w:type="dxa"/>
+              <w:left w:w="120" w:type="dxa"/>
+              <w:bottom w:w="80" w:type="dxa"/>
+              <w:right w:w="120" w:type="dxa"/>
+            </w:tcMar>
+            <w:vAlign w:val="center"/>
+          </w:tcPr>
+          <w:p>
+            <w:r>
+              <w:t>Non</w:t>
+            </w:r>
+          </w:p>
+        </w:tc>
       </w:tr>
       <w:tr>
         <w:tc>
@@ -6405,6 +6505,23 @@
             </w:r>
           </w:p>
         </w:tc>
+        <w:tc>
+          <w:tcPr>
+            <w:tcW w:w="0" w:type="auto"/>
+            <w:tcMar>
+              <w:top w:w="80" w:type="dxa"/>
+              <w:left w:w="120" w:type="dxa"/>
+              <w:bottom w:w="80" w:type="dxa"/>
+              <w:right w:w="120" w:type="dxa"/>
+            </w:tcMar>
+            <w:vAlign w:val="center"/>
+          </w:tcPr>
+          <w:p>
+            <w:r>
+              <w:t>Non</w:t>
+            </w:r>
+          </w:p>
+        </w:tc>
       </w:tr>
       <w:tr>
         <w:tc>
@@ -6493,15 +6610,24 @@
                 <w:sz w:val="22"/>
                 <w:szCs w:val="22"/>
               </w:rPr>
-              <w:t xml:space="preserve">Oui </w:t>
-            </w:r>
-            <w:r>
-              <w:rPr>
-                <w:color w:val="000000"/>
-                <w:sz w:val="22"/>
-                <w:szCs w:val="22"/>
-              </w:rPr>
-              <w:t>(XGBoost/RF)</w:t>
+              <w:t>Oui (XGBoost/RF)</w:t>
+            </w:r>
+          </w:p>
+        </w:tc>
+        <w:tc>
+          <w:tcPr>
+            <w:tcW w:w="0" w:type="auto"/>
+            <w:tcMar>
+              <w:top w:w="80" w:type="dxa"/>
+              <w:left w:w="120" w:type="dxa"/>
+              <w:bottom w:w="80" w:type="dxa"/>
+              <w:right w:w="120" w:type="dxa"/>
+            </w:tcMar>
+            <w:vAlign w:val="center"/>
+          </w:tcPr>
+          <w:p>
+            <w:r>
+              <w:t>Non</w:t>
             </w:r>
           </w:p>
         </w:tc>
@@ -6597,6 +6723,23 @@
             </w:r>
           </w:p>
         </w:tc>
+        <w:tc>
+          <w:tcPr>
+            <w:tcW w:w="0" w:type="auto"/>
+            <w:tcMar>
+              <w:top w:w="80" w:type="dxa"/>
+              <w:left w:w="120" w:type="dxa"/>
+              <w:bottom w:w="80" w:type="dxa"/>
+              <w:right w:w="120" w:type="dxa"/>
+            </w:tcMar>
+            <w:vAlign w:val="center"/>
+          </w:tcPr>
+          <w:p>
+            <w:r>
+              <w:t>Mondial (iOS/Android)</w:t>
+            </w:r>
+          </w:p>
+        </w:tc>
       </w:tr>
       <w:tr>
         <w:tc>
@@ -6619,6 +6762,7 @@
                 <w:sz w:val="22"/>
                 <w:szCs w:val="22"/>
               </w:rPr>
+              <w:lastRenderedPageBreak/>
               <w:t>Adapté réseau dégradé</w:t>
             </w:r>
           </w:p>
@@ -6686,6 +6830,23 @@
                 <w:szCs w:val="22"/>
               </w:rPr>
               <w:t>Oui (mobile-first + WhatsApp)</w:t>
+            </w:r>
+          </w:p>
+        </w:tc>
+        <w:tc>
+          <w:tcPr>
+            <w:tcW w:w="0" w:type="auto"/>
+            <w:tcMar>
+              <w:top w:w="80" w:type="dxa"/>
+              <w:left w:w="120" w:type="dxa"/>
+              <w:bottom w:w="80" w:type="dxa"/>
+              <w:right w:w="120" w:type="dxa"/>
+            </w:tcMar>
+            <w:vAlign w:val="center"/>
+          </w:tcPr>
+          <w:p>
+            <w:r>
+              <w:t xml:space="preserve">App mobile </w:t>
             </w:r>
           </w:p>
         </w:tc>
@@ -6745,7 +6906,7 @@
         </w:r>
       </w:hyperlink>
       <w:r>
-        <w:t>).</w:t>
+        <w:t>). Comparée aux applications généralistes telles que Farm Tracker (Pila Studio UG, 2025), notre plateforme se distingue par sa spécialisation exclusive dans l'élevage porcin et par l'ancrage de ses règles zootechniques dans le contexte burkinabè.</w:t>
       </w:r>
     </w:p>
     <w:p>
@@ -6831,72 +6992,54 @@
       </w:r>
     </w:p>
     <w:p/>
-    <w:tbl>
-      <w:tblPr>
-        <w:tblW w:w="5000" w:type="pct"/>
-        <w:tblBorders>
-          <w:top w:val="single" w:sz="4" w:space="0" w:color="auto"/>
-          <w:left w:val="single" w:sz="4" w:space="0" w:color="auto"/>
-          <w:bottom w:val="single" w:sz="4" w:space="0" w:color="auto"/>
-          <w:right w:val="single" w:sz="4" w:space="0" w:color="auto"/>
-          <w:insideH w:val="single" w:sz="4" w:space="0" w:color="auto"/>
-          <w:insideV w:val="single" w:sz="4" w:space="0" w:color="auto"/>
-        </w:tblBorders>
-        <w:tblCellMar>
-          <w:left w:w="10" w:type="dxa"/>
-          <w:right w:w="10" w:type="dxa"/>
-        </w:tblCellMar>
-        <w:tblLook w:val="0000" w:firstRow="0" w:lastRow="0" w:firstColumn="0" w:lastColumn="0" w:noHBand="0" w:noVBand="0"/>
-      </w:tblPr>
-      <w:tblGrid>
-        <w:gridCol w:w="8656"/>
-      </w:tblGrid>
-      <w:tr>
-        <w:tc>
-          <w:tcPr>
-            <w:tcW w:w="0" w:type="auto"/>
-            <w:shd w:val="clear" w:color="auto" w:fill="D9E1F2"/>
-            <w:tcMar>
-              <w:top w:w="200" w:type="dxa"/>
-              <w:left w:w="200" w:type="dxa"/>
-              <w:bottom w:w="200" w:type="dxa"/>
-              <w:right w:w="200" w:type="dxa"/>
-            </w:tcMar>
-          </w:tcPr>
-          <w:p>
-            <w:pPr>
-              <w:jc w:val="center"/>
-            </w:pPr>
-            <w:r>
-              <w:rPr>
-                <w:b/>
-                <w:bCs/>
-                <w:color w:val="2F5496"/>
-                <w:sz w:val="22"/>
-                <w:szCs w:val="22"/>
-              </w:rPr>
-              <w:t>[DIAGRAMME : ARCHITECTURE GLOBALE DE LA PLATEFORME]</w:t>
-            </w:r>
-          </w:p>
-          <w:p>
-            <w:pPr>
-              <w:jc w:val="center"/>
-            </w:pPr>
-            <w:r>
-              <w:rPr>
-                <w:i/>
-                <w:iCs/>
-                <w:color w:val="595959"/>
-                <w:sz w:val="20"/>
-                <w:szCs w:val="20"/>
-              </w:rPr>
-              <w:t>Type : diagramme d'architecture en couches. Doit représenter : (1) Couche collecte WhatsApp (Zapwize → FastAPI → Whisper → Gemini → PostgreSQL), (2) Couche backend REST (Spring Boot / Kotlin), (3) Base de données (PostgreSQL/MariaDB), (4) Interface mobile-first, (5) Flux entre couches avec protocoles (HTTPS, WebSocket, JDBC).</w:t>
-            </w:r>
-          </w:p>
-        </w:tc>
-      </w:tr>
-    </w:tbl>
-    <w:p/>
+    <w:p>
+      <w:r>
+        <w:rPr>
+          <w:noProof/>
+        </w:rPr>
+        <w:drawing>
+          <wp:inline distT="0" distB="0" distL="0" distR="0" wp14:anchorId="685D202E" wp14:editId="4847A7E3">
+            <wp:extent cx="5882640" cy="4087906"/>
+            <wp:effectExtent l="0" t="0" r="0" b="1905"/>
+            <wp:docPr id="633332874" name="Image 1"/>
+            <wp:cNvGraphicFramePr>
+              <a:graphicFrameLocks xmlns:a="http://schemas.openxmlformats.org/drawingml/2006/main" noChangeAspect="1"/>
+            </wp:cNvGraphicFramePr>
+            <a:graphic xmlns:a="http://schemas.openxmlformats.org/drawingml/2006/main">
+              <a:graphicData uri="http://schemas.openxmlformats.org/drawingml/2006/picture">
+                <pic:pic xmlns:pic="http://schemas.openxmlformats.org/drawingml/2006/picture">
+                  <pic:nvPicPr>
+                    <pic:cNvPr id="633332874" name="Image 633332874"/>
+                    <pic:cNvPicPr/>
+                  </pic:nvPicPr>
+                  <pic:blipFill>
+                    <a:blip r:embed="rId9">
+                      <a:extLst>
+                        <a:ext uri="{28A0092B-C50C-407E-A947-70E740481C1C}">
+                          <a14:useLocalDpi xmlns:a14="http://schemas.microsoft.com/office/drawing/2010/main" val="0"/>
+                        </a:ext>
+                      </a:extLst>
+                    </a:blip>
+                    <a:stretch>
+                      <a:fillRect/>
+                    </a:stretch>
+                  </pic:blipFill>
+                  <pic:spPr>
+                    <a:xfrm>
+                      <a:off x="0" y="0"/>
+                      <a:ext cx="6057476" cy="4209401"/>
+                    </a:xfrm>
+                    <a:prstGeom prst="rect">
+                      <a:avLst/>
+                    </a:prstGeom>
+                  </pic:spPr>
+                </pic:pic>
+              </a:graphicData>
+            </a:graphic>
+          </wp:inline>
+        </w:drawing>
+      </w:r>
+    </w:p>
     <w:p>
       <w:pPr>
         <w:pStyle w:val="Titre2"/>
@@ -6927,75 +7070,46 @@
         <w:jc w:val="both"/>
       </w:pPr>
       <w:r>
-        <w:t>La sécurité transversale passe par Spring Security avec JWT. Chaque endpoint est protégé par une annotation @PreAuthorize qui vérifie les autorités de l'utilisateur. Ce système granulaire permet d'attribuer des accès précis à chaque profil : éleveur, vétérinaire, gestionnaire.</w:t>
-      </w:r>
-    </w:p>
-    <w:p/>
-    <w:tbl>
-      <w:tblPr>
-        <w:tblW w:w="5000" w:type="pct"/>
-        <w:tblBorders>
-          <w:top w:val="single" w:sz="4" w:space="0" w:color="auto"/>
-          <w:left w:val="single" w:sz="4" w:space="0" w:color="auto"/>
-          <w:bottom w:val="single" w:sz="4" w:space="0" w:color="auto"/>
-          <w:right w:val="single" w:sz="4" w:space="0" w:color="auto"/>
-          <w:insideH w:val="single" w:sz="4" w:space="0" w:color="auto"/>
-          <w:insideV w:val="single" w:sz="4" w:space="0" w:color="auto"/>
-        </w:tblBorders>
-        <w:tblCellMar>
-          <w:left w:w="10" w:type="dxa"/>
-          <w:right w:w="10" w:type="dxa"/>
-        </w:tblCellMar>
-        <w:tblLook w:val="0000" w:firstRow="0" w:lastRow="0" w:firstColumn="0" w:lastColumn="0" w:noHBand="0" w:noVBand="0"/>
-      </w:tblPr>
-      <w:tblGrid>
-        <w:gridCol w:w="8656"/>
-      </w:tblGrid>
-      <w:tr>
-        <w:tc>
-          <w:tcPr>
-            <w:tcW w:w="0" w:type="auto"/>
-            <w:shd w:val="clear" w:color="auto" w:fill="D9E1F2"/>
-            <w:tcMar>
-              <w:top w:w="200" w:type="dxa"/>
-              <w:left w:w="200" w:type="dxa"/>
-              <w:bottom w:w="200" w:type="dxa"/>
-              <w:right w:w="200" w:type="dxa"/>
-            </w:tcMar>
-          </w:tcPr>
-          <w:p>
-            <w:pPr>
-              <w:jc w:val="center"/>
-            </w:pPr>
-            <w:r>
-              <w:rPr>
-                <w:b/>
-                <w:bCs/>
-                <w:color w:val="2F5496"/>
-                <w:sz w:val="22"/>
-                <w:szCs w:val="22"/>
-              </w:rPr>
-              <w:t>[DIAGRAMME : DIAGRAMME DE CLASSES — MODÈLE DOMAINE]</w:t>
-            </w:r>
-          </w:p>
-          <w:p>
-            <w:pPr>
-              <w:jc w:val="center"/>
-            </w:pPr>
-            <w:r>
-              <w:rPr>
-                <w:i/>
-                <w:iCs/>
-                <w:color w:val="595959"/>
-                <w:sz w:val="20"/>
-                <w:szCs w:val="20"/>
-              </w:rPr>
-              <w:t>Type : diagramme de classes UML. Doit représenter les entités principales : Animal, TypeAnimal, Alimentation, TypeAliment, Ingredient, Reproduction, SoinAnimal, EtatSante, Traitement, Vente, AnimalVente, Depense, Batiment, Box, Tache, Utilisateur, Permission. Relations : associations (Animal ↔ Reproduction), aggrégations (Batiment ↔ Box ↔ Animal).</w:t>
-            </w:r>
-          </w:p>
-        </w:tc>
-      </w:tr>
-    </w:tbl>
+        <w:t xml:space="preserve">La sécurité transversale passe par Spring Security avec JWT. Chaque endpoint est protégé par une annotation @PreAuthorize qui vérifie les autorités de l'utilisateur. Ce système granulaire permet d'attribuer des accès précis à chaque profil : </w:t>
+      </w:r>
+      <w:r>
+        <w:t xml:space="preserve">Gerant </w:t>
+      </w:r>
+      <w:r>
+        <w:t>, gestionnaire</w:t>
+      </w:r>
+      <w:r>
+        <w:t xml:space="preserve"> administrateur , etc</w:t>
+      </w:r>
+      <w:r>
+        <w:t>.</w:t>
+      </w:r>
+    </w:p>
+    <w:p>
+      <w:pPr>
+        <w:spacing w:after="120"/>
+        <w:jc w:val="both"/>
+      </w:pPr>
+    </w:p>
+    <w:p>
+      <w:pPr>
+        <w:spacing w:after="120"/>
+        <w:jc w:val="both"/>
+        <w:rPr>
+          <w:sz w:val="32"/>
+          <w:szCs w:val="32"/>
+        </w:rPr>
+      </w:pPr>
+      <w:r>
+        <w:rPr>
+          <w:sz w:val="32"/>
+          <w:szCs w:val="32"/>
+          <w:highlight w:val="red"/>
+        </w:rPr>
+        <w:lastRenderedPageBreak/>
+        <w:t>Diagramme de classe</w:t>
+      </w:r>
+    </w:p>
     <w:p/>
     <w:p>
       <w:pPr>
@@ -7027,76 +7141,9 @@
         <w:jc w:val="both"/>
       </w:pPr>
       <w:r>
-        <w:lastRenderedPageBreak/>
         <w:t>Ce pipeline mise sur l'omniprésence de WhatsApp en Afrique de l'Ouest et sur les groupes de commerçants et d'éleveurs qui échangent déjà des infos de prix. Aucune installation supplémentaire n'est requise côté utilisateur.</w:t>
       </w:r>
     </w:p>
-    <w:p/>
-    <w:tbl>
-      <w:tblPr>
-        <w:tblW w:w="5000" w:type="pct"/>
-        <w:tblBorders>
-          <w:top w:val="single" w:sz="4" w:space="0" w:color="auto"/>
-          <w:left w:val="single" w:sz="4" w:space="0" w:color="auto"/>
-          <w:bottom w:val="single" w:sz="4" w:space="0" w:color="auto"/>
-          <w:right w:val="single" w:sz="4" w:space="0" w:color="auto"/>
-          <w:insideH w:val="single" w:sz="4" w:space="0" w:color="auto"/>
-          <w:insideV w:val="single" w:sz="4" w:space="0" w:color="auto"/>
-        </w:tblBorders>
-        <w:tblCellMar>
-          <w:left w:w="10" w:type="dxa"/>
-          <w:right w:w="10" w:type="dxa"/>
-        </w:tblCellMar>
-        <w:tblLook w:val="0000" w:firstRow="0" w:lastRow="0" w:firstColumn="0" w:lastColumn="0" w:noHBand="0" w:noVBand="0"/>
-      </w:tblPr>
-      <w:tblGrid>
-        <w:gridCol w:w="8656"/>
-      </w:tblGrid>
-      <w:tr>
-        <w:tc>
-          <w:tcPr>
-            <w:tcW w:w="0" w:type="auto"/>
-            <w:shd w:val="clear" w:color="auto" w:fill="D9E1F2"/>
-            <w:tcMar>
-              <w:top w:w="200" w:type="dxa"/>
-              <w:left w:w="200" w:type="dxa"/>
-              <w:bottom w:w="200" w:type="dxa"/>
-              <w:right w:w="200" w:type="dxa"/>
-            </w:tcMar>
-          </w:tcPr>
-          <w:p>
-            <w:pPr>
-              <w:jc w:val="center"/>
-            </w:pPr>
-            <w:r>
-              <w:rPr>
-                <w:b/>
-                <w:bCs/>
-                <w:color w:val="2F5496"/>
-                <w:sz w:val="22"/>
-                <w:szCs w:val="22"/>
-              </w:rPr>
-              <w:t>[DIAGRAMME : PIPELINE WHATSAPP — FLUX DE TRAITEMENT]</w:t>
-            </w:r>
-          </w:p>
-          <w:p>
-            <w:pPr>
-              <w:jc w:val="center"/>
-            </w:pPr>
-            <w:r>
-              <w:rPr>
-                <w:i/>
-                <w:iCs/>
-                <w:color w:val="595959"/>
-                <w:sz w:val="20"/>
-                <w:szCs w:val="20"/>
-              </w:rPr>
-              <w:t>Type : diagramme de séquence UML ou diagramme de flux. Doit représenter : Éleveur → WhatsApp → Zapwize Webhook → FastAPI (réception) → Whisper (si audio) → Gemini (extraction entités) → PostgreSQL (stockage) → Dashboard (visualisation). Inclure les cas d'erreur (message incompréhensible, entité non reconnue).</w:t>
-            </w:r>
-          </w:p>
-        </w:tc>
-      </w:tr>
-    </w:tbl>
     <w:p/>
     <w:p>
       <w:pPr>
@@ -7529,6 +7576,13 @@
             <w:vAlign w:val="center"/>
           </w:tcPr>
           <w:p>
+            <w:pPr>
+              <w:rPr>
+                <w:color w:val="000000"/>
+                <w:sz w:val="22"/>
+                <w:szCs w:val="22"/>
+              </w:rPr>
+            </w:pPr>
             <w:r>
               <w:rPr>
                 <w:color w:val="000000"/>
@@ -7536,6 +7590,16 @@
                 <w:szCs w:val="22"/>
               </w:rPr>
               <w:t>SoinAnimalController</w:t>
+            </w:r>
+          </w:p>
+          <w:p>
+            <w:r>
+              <w:rPr>
+                <w:color w:val="000000"/>
+                <w:sz w:val="22"/>
+                <w:szCs w:val="22"/>
+              </w:rPr>
+              <w:t>Pipeline Whatsapp</w:t>
             </w:r>
           </w:p>
         </w:tc>
@@ -8057,6 +8121,7 @@
                 <w:sz w:val="22"/>
                 <w:szCs w:val="22"/>
               </w:rPr>
+              <w:lastRenderedPageBreak/>
               <w:t>Tâches</w:t>
             </w:r>
           </w:p>
@@ -8193,7 +8258,6 @@
                 <w:sz w:val="22"/>
                 <w:szCs w:val="22"/>
               </w:rPr>
-              <w:lastRenderedPageBreak/>
               <w:t>Paramètres</w:t>
             </w:r>
           </w:p>
@@ -8334,7 +8398,7 @@
         <w:jc w:val="both"/>
       </w:pPr>
       <w:r>
-        <w:t>La base de données tourne autour de l'entité Animal, pivot du modèle. Chaque animal a un code unique, un type (truie, verrat, porcelet...), une date de naissance, un poids initial, une affectation bâtiment/box, et une photo optionnelle. Alimentation, soins, pesées, reproductions et ventes référencent tous cette entité — ce qui permet de reconstituer un historique complet par individu.</w:t>
+        <w:t>La base de données tourne autour de l'entité Animal, pivot du modèle. Chaque animal a un code unique, un type (truie, verrat, porcelet...), une date de naissance, un poids initial, une affectation bâtiment/box, et une photo optionnelle. Alimentation, soins, pesées, reproductions et ventes référencent tous cette entité ce qui permet de reconstituer un historique complet par individu.</w:t>
       </w:r>
     </w:p>
     <w:p>
@@ -8824,16 +8888,7 @@
             </w:tcMar>
             <w:vAlign w:val="center"/>
           </w:tcPr>
-          <w:p>
-            <w:r>
-              <w:rPr>
-                <w:color w:val="000000"/>
-                <w:sz w:val="22"/>
-                <w:szCs w:val="22"/>
-              </w:rPr>
-              <w:t>—</w:t>
-            </w:r>
-          </w:p>
+          <w:p/>
         </w:tc>
         <w:tc>
           <w:tcPr>
@@ -8960,16 +9015,7 @@
             </w:tcMar>
             <w:vAlign w:val="center"/>
           </w:tcPr>
-          <w:p>
-            <w:r>
-              <w:rPr>
-                <w:color w:val="000000"/>
-                <w:sz w:val="22"/>
-                <w:szCs w:val="22"/>
-              </w:rPr>
-              <w:t>—</w:t>
-            </w:r>
-          </w:p>
+          <w:p/>
         </w:tc>
         <w:tc>
           <w:tcPr>
@@ -9164,16 +9210,7 @@
             </w:tcMar>
             <w:vAlign w:val="center"/>
           </w:tcPr>
-          <w:p>
-            <w:r>
-              <w:rPr>
-                <w:color w:val="000000"/>
-                <w:sz w:val="22"/>
-                <w:szCs w:val="22"/>
-              </w:rPr>
-              <w:t>—</w:t>
-            </w:r>
-          </w:p>
+          <w:p/>
         </w:tc>
         <w:tc>
           <w:tcPr>
@@ -9230,7 +9267,7 @@
         <w:jc w:val="both"/>
       </w:pPr>
       <w:r>
-        <w:t>Les photos sont gérées via StaticResourceConfig, qui sert les images depuis un répertoire configurable. Le code animal est la clé de liaison avec tous les autres modules (alimentation, reproduction, soins, pesée, vente). Les permissions suivent le schéma ANIMAL_READ / ANIMAL_WRITE / ANIMAL_DELETE.</w:t>
+        <w:t>Les photos sont gérées via StaticResourceConfig, qui sert les images depuis un répertoire configurable. Le code animal est la clé de liaison avec tous les autres modules (alimentation, reproduction, soins, pesée, vente).</w:t>
       </w:r>
     </w:p>
     <w:p>
@@ -9263,11 +9300,23 @@
         <w:jc w:val="both"/>
       </w:pPr>
       <w:r>
-        <w:t xml:space="preserve">L'endpoint GET /api/alimentations/ration-reference?stade=TRUIE_GESTANTE&amp;poids=80 retourne la ration officielle </w:t>
-      </w:r>
+        <w:t>L'endpoin</w:t>
+      </w:r>
+      <w:r>
+        <w:t xml:space="preserve">tGet </w:t>
+      </w:r>
+      <w:r>
+        <w:t xml:space="preserve">/api/alimentations/ration-reference?stade=TRUIE_GESTANTE&amp;poids=80 retourne la ration officielle recommandée pour un stade donné. </w:t>
+      </w:r>
+    </w:p>
+    <w:p>
+      <w:pPr>
+        <w:spacing w:after="120"/>
+        <w:jc w:val="both"/>
+      </w:pPr>
       <w:r>
         <w:lastRenderedPageBreak/>
-        <w:t>recommandée pour un stade donné. Les stades couverts : PORCELET_SEVRAGE, CROISSANCE, FINITION, TRUIE_GESTANTE, TRUIE_ALLAITANTE, TRUIE_VIDE, VERRAT. Les valeurs de référence sont sourcées sur deux documents officiels burkinabè, cités directement dans le code :</w:t>
+        <w:t>Les stades couverts : PORCELET_SEVRAGE, CROISSANCE, FINITION, TRUIE_GESTANTE, TRUIE_ALLAITANTE, TRUIE_VIDE, VERRAT. Les valeurs de référence sont sourcées sur deux documents officiels burkinabè, cités directement dans le code :</w:t>
       </w:r>
     </w:p>
     <w:p>
@@ -9280,7 +9329,7 @@
         <w:jc w:val="both"/>
       </w:pPr>
       <w:r>
-        <w:t xml:space="preserve">Fiche simplifiée d'alimentation des porcs — </w:t>
+        <w:t xml:space="preserve">Fiche simplifiée d'alimentation des porcs  </w:t>
       </w:r>
       <w:hyperlink w:anchor="ref11">
         <w:r>
@@ -9301,7 +9350,7 @@
         <w:jc w:val="both"/>
       </w:pPr>
       <w:r>
-        <w:t xml:space="preserve">Fiche technique n°3 alimentation porcs — </w:t>
+        <w:t xml:space="preserve">Fiche technique n°3 alimentation porcs  </w:t>
       </w:r>
       <w:hyperlink w:anchor="ref12">
         <w:r>
@@ -9330,73 +9379,6 @@
         <w:t>) : l'aliment ne doit pas dépasser 100 FCFA/kg, soit un sixième du prix de vente du porc sur pied (600 FCFA/kg à Bobo-Dioulasso). C'est un garde-fou économique essentiel pour la rentabilité de l'exploitation.</w:t>
       </w:r>
     </w:p>
-    <w:p/>
-    <w:tbl>
-      <w:tblPr>
-        <w:tblW w:w="5000" w:type="pct"/>
-        <w:tblBorders>
-          <w:top w:val="single" w:sz="4" w:space="0" w:color="auto"/>
-          <w:left w:val="single" w:sz="4" w:space="0" w:color="auto"/>
-          <w:bottom w:val="single" w:sz="4" w:space="0" w:color="auto"/>
-          <w:right w:val="single" w:sz="4" w:space="0" w:color="auto"/>
-          <w:insideH w:val="single" w:sz="4" w:space="0" w:color="auto"/>
-          <w:insideV w:val="single" w:sz="4" w:space="0" w:color="auto"/>
-        </w:tblBorders>
-        <w:tblCellMar>
-          <w:left w:w="10" w:type="dxa"/>
-          <w:right w:w="10" w:type="dxa"/>
-        </w:tblCellMar>
-        <w:tblLook w:val="0000" w:firstRow="0" w:lastRow="0" w:firstColumn="0" w:lastColumn="0" w:noHBand="0" w:noVBand="0"/>
-      </w:tblPr>
-      <w:tblGrid>
-        <w:gridCol w:w="8656"/>
-      </w:tblGrid>
-      <w:tr>
-        <w:tc>
-          <w:tcPr>
-            <w:tcW w:w="0" w:type="auto"/>
-            <w:shd w:val="clear" w:color="auto" w:fill="D9E1F2"/>
-            <w:tcMar>
-              <w:top w:w="200" w:type="dxa"/>
-              <w:left w:w="200" w:type="dxa"/>
-              <w:bottom w:w="200" w:type="dxa"/>
-              <w:right w:w="200" w:type="dxa"/>
-            </w:tcMar>
-          </w:tcPr>
-          <w:p>
-            <w:pPr>
-              <w:jc w:val="center"/>
-            </w:pPr>
-            <w:r>
-              <w:rPr>
-                <w:b/>
-                <w:bCs/>
-                <w:color w:val="2F5496"/>
-                <w:sz w:val="22"/>
-                <w:szCs w:val="22"/>
-              </w:rPr>
-              <w:t>[DIAGRAMME : INTERFACE ALIMENTATION — SAISIE ET RECOMMANDATION DE RATION]</w:t>
-            </w:r>
-          </w:p>
-          <w:p>
-            <w:pPr>
-              <w:jc w:val="center"/>
-            </w:pPr>
-            <w:r>
-              <w:rPr>
-                <w:i/>
-                <w:iCs/>
-                <w:color w:val="595959"/>
-                <w:sz w:val="20"/>
-                <w:szCs w:val="20"/>
-              </w:rPr>
-              <w:t>Type : mockup d'interface ou diagramme de flux métier. Doit montrer : sélection du stade physiologique → affichage de la ration de référence (quantités par ingrédient) → saisie de la ration réelle → calcul du coût et comparaison avec le seuil de 100 FCFA/kg → enregistrement.</w:t>
-            </w:r>
-          </w:p>
-        </w:tc>
-      </w:tr>
-    </w:tbl>
-    <w:p/>
     <w:p>
       <w:pPr>
         <w:pStyle w:val="Titre2"/>
@@ -9478,7 +9460,6 @@
         <w:jc w:val="both"/>
       </w:pPr>
       <w:r>
-        <w:lastRenderedPageBreak/>
         <w:t>GET /api/animaux/{id}/bilan-sante?mois=12 génère un bilan sanitaire complet pour un animal sur la période demandée : historique des interventions, motifs récurrents, coûts cumulés.</w:t>
       </w:r>
     </w:p>
@@ -9512,6 +9493,7 @@
         <w:jc w:val="both"/>
       </w:pPr>
       <w:r>
+        <w:lastRenderedPageBreak/>
         <w:t>Le module vente, géré par VenteController, enregistre les transactions. Pour chaque vente, l'éleveur saisit les animaux vendus, le prix unitaire et le type de vente. Le système calcule automatiquement le montant total.</w:t>
       </w:r>
     </w:p>
@@ -9629,7 +9611,6 @@
         <w:jc w:val="both"/>
       </w:pPr>
       <w:r>
-        <w:lastRenderedPageBreak/>
         <w:t>La configuration CORS (WebConfig) autorise les requêtes depuis le frontend web, permettant de déployer l'API sur un serveur distinct. Les ressources statiques (photos d'animaux) sont servies par StaticResourceConfig depuis un répertoire configurable.</w:t>
       </w:r>
     </w:p>
@@ -11857,6 +11838,24 @@
     <w:p/>
     <w:p/>
     <w:p>
+      <w:r>
+        <w:rPr>
+          <w:b/>
+          <w:bCs/>
+        </w:rPr>
+        <w:t>[17] Pila Studio UG (2025).</w:t>
+      </w:r>
+    </w:p>
+    <w:p>
+      <w:pPr>
+        <w:spacing w:after="120"/>
+        <w:jc w:val="both"/>
+      </w:pPr>
+      <w:r>
+        <w:t>Farm Tracker — Livestock Manager. Application mobile de gestion d'élevage tout-en-un (iOS et Android). Pila Studio UG, 2025. Disponible sur Google Play et Apple App Store. [Analysée et consultée en 2025 pour ce mémoire — voir section 2.7.3.]</w:t>
+      </w:r>
+    </w:p>
+    <w:p>
       <w:pPr>
         <w:jc w:val="center"/>
       </w:pPr>
@@ -11871,8 +11870,8 @@
     </w:p>
     <w:p/>
     <w:sectPr>
-      <w:headerReference w:type="default" r:id="rId9"/>
-      <w:footerReference w:type="default" r:id="rId10"/>
+      <w:headerReference w:type="default" r:id="rId10"/>
+      <w:footerReference w:type="default" r:id="rId11"/>
       <w:pgSz w:w="11906" w:h="16838"/>
       <w:pgMar w:top="1440" w:right="1440" w:bottom="1440" w:left="1800" w:header="708" w:footer="708" w:gutter="0"/>
       <w:cols w:space="720"/>

--- a/memoire_master_v6_liens.docx
+++ b/memoire_master_v6_liens.docx
@@ -234,7 +234,7 @@
         <w:pStyle w:val="Titre1"/>
         <w:spacing w:before="360" w:after="180"/>
       </w:pPr>
-      <w:bookmarkStart w:id="0" w:name="_Toc231900313"/>
+      <w:bookmarkStart w:id="0" w:name="_Toc232187215"/>
       <w:r>
         <w:rPr>
           <w:b/>
@@ -254,7 +254,25 @@
         <w:jc w:val="both"/>
       </w:pPr>
       <w:r>
-        <w:t>L'élevage porcin joue un rôle clé pour la sécurité alimentaire et l'économie rurale au Burkina Faso. Le cheptel dépassait les 2,08 millions de têtes en 2008 selon la FAO mais le secteur se bat encore contre trois gros obstacles : une volatilité des prix, la Peste Porcine Africaine, et le manque total d'outils de gestion accessibles. Ce mémoire propose la conception et l'implémentation d'une plateforme numérique intelligente pour répondre à ces défis, dans un contexte où la fracture numérique est bien réelle.</w:t>
+        <w:t xml:space="preserve">L'élevage porcin joue un rôle clé pour la sécurité alimentaire et l'économie rurale au Burkina Faso. Le cheptel dépassait les 2,08 millions de têtes en 2008 selon la FAO mais le secteur se bat encore contre trois gros obstacles : une volatilité des prix, </w:t>
+      </w:r>
+      <w:r>
+        <w:rPr>
+          <w:highlight w:val="red"/>
+        </w:rPr>
+        <w:t>la Peste Porcine</w:t>
+      </w:r>
+      <w:r>
+        <w:t xml:space="preserve"> </w:t>
+      </w:r>
+      <w:r>
+        <w:rPr>
+          <w:highlight w:val="red"/>
+        </w:rPr>
+        <w:t>Africaine</w:t>
+      </w:r>
+      <w:r>
+        <w:t>, et le manque total d'outils de gestion accessibles. Ce mémoire propose la conception et l'implémentation d'une plateforme numérique intelligente pour répondre à ces défis, dans un contexte où la fracture numérique est bien réelle.</w:t>
       </w:r>
     </w:p>
     <w:p>
@@ -323,7 +341,25 @@
         <w:jc w:val="both"/>
       </w:pPr>
       <w:r>
-        <w:t xml:space="preserve">Élevage porcin de précision · Burkina Faso · Intelligence Artificielle · IoT · Système d'Aide à la Décision · Spring Boot · Kotlin · PLF · Fracture numérique · ISSF · </w:t>
+        <w:t xml:space="preserve">Élevage porcin de précision · Burkina Faso · Intelligence Artificielle · </w:t>
+      </w:r>
+      <w:r>
+        <w:rPr>
+          <w:highlight w:val="red"/>
+        </w:rPr>
+        <w:t>IoT</w:t>
+      </w:r>
+      <w:r>
+        <w:t xml:space="preserve"> · Système d'Aide à la Décision · </w:t>
+      </w:r>
+      <w:r>
+        <w:rPr>
+          <w:highlight w:val="red"/>
+        </w:rPr>
+        <w:t>Spring Boot · Kotlin ·</w:t>
+      </w:r>
+      <w:r>
+        <w:t xml:space="preserve"> PLF · Fracture numérique · ISSF · </w:t>
       </w:r>
       <w:hyperlink w:anchor="ref12">
         <w:r>
@@ -341,7 +377,7 @@
         <w:pStyle w:val="Titre1"/>
         <w:spacing w:before="360" w:after="180"/>
       </w:pPr>
-      <w:bookmarkStart w:id="1" w:name="_Toc231900314"/>
+      <w:bookmarkStart w:id="1" w:name="_Toc232187216"/>
       <w:r>
         <w:rPr>
           <w:b/>
@@ -443,7 +479,7 @@
         <w:pStyle w:val="Titre1"/>
         <w:spacing w:before="360" w:after="180"/>
       </w:pPr>
-      <w:bookmarkStart w:id="2" w:name="_Toc231900315"/>
+      <w:bookmarkStart w:id="2" w:name="_Toc232187217"/>
       <w:r>
         <w:rPr>
           <w:b/>
@@ -1500,7 +1536,14 @@
               <w:tab w:val="right" w:leader="dot" w:pos="8656"/>
             </w:tabs>
             <w:rPr>
+              <w:rFonts w:eastAsiaTheme="minorEastAsia" w:cstheme="minorBidi"/>
+              <w:b w:val="0"/>
+              <w:bCs w:val="0"/>
+              <w:i w:val="0"/>
+              <w:iCs w:val="0"/>
               <w:noProof/>
+              <w:kern w:val="2"/>
+              <w14:ligatures w14:val="standardContextual"/>
             </w:rPr>
           </w:pPr>
           <w:r>
@@ -1520,7 +1563,7 @@
             </w:rPr>
             <w:fldChar w:fldCharType="separate"/>
           </w:r>
-          <w:hyperlink w:anchor="_Toc231900313" w:history="1">
+          <w:hyperlink w:anchor="_Toc232187215" w:history="1">
             <w:r>
               <w:rPr>
                 <w:rStyle w:val="Lienhypertexte"/>
@@ -1548,7 +1591,7 @@
                 <w:noProof/>
                 <w:webHidden/>
               </w:rPr>
-              <w:instrText xml:space="preserve"> PAGEREF _Toc231900313 \h </w:instrText>
+              <w:instrText xml:space="preserve"> PAGEREF _Toc232187215 \h </w:instrText>
             </w:r>
             <w:r>
               <w:rPr>
@@ -1586,10 +1629,17 @@
               <w:tab w:val="right" w:leader="dot" w:pos="8656"/>
             </w:tabs>
             <w:rPr>
+              <w:rFonts w:eastAsiaTheme="minorEastAsia" w:cstheme="minorBidi"/>
+              <w:b w:val="0"/>
+              <w:bCs w:val="0"/>
+              <w:i w:val="0"/>
+              <w:iCs w:val="0"/>
               <w:noProof/>
+              <w:kern w:val="2"/>
+              <w14:ligatures w14:val="standardContextual"/>
             </w:rPr>
           </w:pPr>
-          <w:hyperlink w:anchor="_Toc231900314" w:history="1">
+          <w:hyperlink w:anchor="_Toc232187216" w:history="1">
             <w:r>
               <w:rPr>
                 <w:rStyle w:val="Lienhypertexte"/>
@@ -1617,7 +1667,7 @@
                 <w:noProof/>
                 <w:webHidden/>
               </w:rPr>
-              <w:instrText xml:space="preserve"> PAGEREF _Toc231900314 \h </w:instrText>
+              <w:instrText xml:space="preserve"> PAGEREF _Toc232187216 \h </w:instrText>
             </w:r>
             <w:r>
               <w:rPr>
@@ -1655,10 +1705,17 @@
               <w:tab w:val="right" w:leader="dot" w:pos="8656"/>
             </w:tabs>
             <w:rPr>
+              <w:rFonts w:eastAsiaTheme="minorEastAsia" w:cstheme="minorBidi"/>
+              <w:b w:val="0"/>
+              <w:bCs w:val="0"/>
+              <w:i w:val="0"/>
+              <w:iCs w:val="0"/>
               <w:noProof/>
+              <w:kern w:val="2"/>
+              <w14:ligatures w14:val="standardContextual"/>
             </w:rPr>
           </w:pPr>
-          <w:hyperlink w:anchor="_Toc231900315" w:history="1">
+          <w:hyperlink w:anchor="_Toc232187217" w:history="1">
             <w:r>
               <w:rPr>
                 <w:rStyle w:val="Lienhypertexte"/>
@@ -1686,7 +1743,7 @@
                 <w:noProof/>
                 <w:webHidden/>
               </w:rPr>
-              <w:instrText xml:space="preserve"> PAGEREF _Toc231900315 \h </w:instrText>
+              <w:instrText xml:space="preserve"> PAGEREF _Toc232187217 \h </w:instrText>
             </w:r>
             <w:r>
               <w:rPr>
@@ -1724,17 +1781,40 @@
               <w:tab w:val="right" w:leader="dot" w:pos="8656"/>
             </w:tabs>
             <w:rPr>
+              <w:rFonts w:eastAsiaTheme="minorEastAsia" w:cstheme="minorBidi"/>
+              <w:b w:val="0"/>
+              <w:bCs w:val="0"/>
+              <w:i w:val="0"/>
+              <w:iCs w:val="0"/>
               <w:noProof/>
+              <w:kern w:val="2"/>
+              <w14:ligatures w14:val="standardContextual"/>
             </w:rPr>
           </w:pPr>
-          <w:hyperlink w:anchor="_Toc231900316" w:history="1">
+          <w:hyperlink w:anchor="_Toc232187218" w:history="1">
             <w:r>
               <w:rPr>
                 <w:rStyle w:val="Lienhypertexte"/>
                 <w:caps/>
                 <w:noProof/>
               </w:rPr>
-              <w:t>Table des Matières</w:t>
+              <w:t>Chapitre 1 : Introduc</w:t>
+            </w:r>
+            <w:r>
+              <w:rPr>
+                <w:rStyle w:val="Lienhypertexte"/>
+                <w:caps/>
+                <w:noProof/>
+              </w:rPr>
+              <w:t>t</w:t>
+            </w:r>
+            <w:r>
+              <w:rPr>
+                <w:rStyle w:val="Lienhypertexte"/>
+                <w:caps/>
+                <w:noProof/>
+              </w:rPr>
+              <w:t>ion Générale</w:t>
             </w:r>
             <w:r>
               <w:rPr>
@@ -1755,7 +1835,7 @@
                 <w:noProof/>
                 <w:webHidden/>
               </w:rPr>
-              <w:instrText xml:space="preserve"> PAGEREF _Toc231900316 \h </w:instrText>
+              <w:instrText xml:space="preserve"> PAGEREF _Toc232187218 \h </w:instrText>
             </w:r>
             <w:r>
               <w:rPr>
@@ -1775,7 +1855,307 @@
                 <w:noProof/>
                 <w:webHidden/>
               </w:rPr>
-              <w:t>5</w:t>
+              <w:t>7</w:t>
+            </w:r>
+            <w:r>
+              <w:rPr>
+                <w:noProof/>
+                <w:webHidden/>
+              </w:rPr>
+              <w:fldChar w:fldCharType="end"/>
+            </w:r>
+          </w:hyperlink>
+        </w:p>
+        <w:p>
+          <w:pPr>
+            <w:pStyle w:val="TM2"/>
+            <w:tabs>
+              <w:tab w:val="right" w:leader="dot" w:pos="8656"/>
+            </w:tabs>
+            <w:rPr>
+              <w:rFonts w:eastAsiaTheme="minorEastAsia" w:cstheme="minorBidi"/>
+              <w:b w:val="0"/>
+              <w:bCs w:val="0"/>
+              <w:noProof/>
+              <w:kern w:val="2"/>
+              <w:sz w:val="24"/>
+              <w:szCs w:val="24"/>
+              <w14:ligatures w14:val="standardContextual"/>
+            </w:rPr>
+          </w:pPr>
+          <w:hyperlink w:anchor="_Toc232187219" w:history="1">
+            <w:r>
+              <w:rPr>
+                <w:rStyle w:val="Lienhypertexte"/>
+                <w:noProof/>
+              </w:rPr>
+              <w:t>1.1 Contexte et Justification</w:t>
+            </w:r>
+            <w:r>
+              <w:rPr>
+                <w:noProof/>
+                <w:webHidden/>
+              </w:rPr>
+              <w:tab/>
+            </w:r>
+            <w:r>
+              <w:rPr>
+                <w:noProof/>
+                <w:webHidden/>
+              </w:rPr>
+              <w:fldChar w:fldCharType="begin"/>
+            </w:r>
+            <w:r>
+              <w:rPr>
+                <w:noProof/>
+                <w:webHidden/>
+              </w:rPr>
+              <w:instrText xml:space="preserve"> PAGEREF _Toc232187219 \h </w:instrText>
+            </w:r>
+            <w:r>
+              <w:rPr>
+                <w:noProof/>
+                <w:webHidden/>
+              </w:rPr>
+            </w:r>
+            <w:r>
+              <w:rPr>
+                <w:noProof/>
+                <w:webHidden/>
+              </w:rPr>
+              <w:fldChar w:fldCharType="separate"/>
+            </w:r>
+            <w:r>
+              <w:rPr>
+                <w:noProof/>
+                <w:webHidden/>
+              </w:rPr>
+              <w:t>7</w:t>
+            </w:r>
+            <w:r>
+              <w:rPr>
+                <w:noProof/>
+                <w:webHidden/>
+              </w:rPr>
+              <w:fldChar w:fldCharType="end"/>
+            </w:r>
+          </w:hyperlink>
+        </w:p>
+        <w:p>
+          <w:pPr>
+            <w:pStyle w:val="TM2"/>
+            <w:tabs>
+              <w:tab w:val="right" w:leader="dot" w:pos="8656"/>
+            </w:tabs>
+            <w:rPr>
+              <w:rFonts w:eastAsiaTheme="minorEastAsia" w:cstheme="minorBidi"/>
+              <w:b w:val="0"/>
+              <w:bCs w:val="0"/>
+              <w:noProof/>
+              <w:kern w:val="2"/>
+              <w:sz w:val="24"/>
+              <w:szCs w:val="24"/>
+              <w14:ligatures w14:val="standardContextual"/>
+            </w:rPr>
+          </w:pPr>
+          <w:hyperlink w:anchor="_Toc232187220" w:history="1">
+            <w:r>
+              <w:rPr>
+                <w:rStyle w:val="Lienhypertexte"/>
+                <w:noProof/>
+              </w:rPr>
+              <w:t>1.2 Problématique</w:t>
+            </w:r>
+            <w:r>
+              <w:rPr>
+                <w:noProof/>
+                <w:webHidden/>
+              </w:rPr>
+              <w:tab/>
+            </w:r>
+            <w:r>
+              <w:rPr>
+                <w:noProof/>
+                <w:webHidden/>
+              </w:rPr>
+              <w:fldChar w:fldCharType="begin"/>
+            </w:r>
+            <w:r>
+              <w:rPr>
+                <w:noProof/>
+                <w:webHidden/>
+              </w:rPr>
+              <w:instrText xml:space="preserve"> PAGEREF _Toc232187220 \h </w:instrText>
+            </w:r>
+            <w:r>
+              <w:rPr>
+                <w:noProof/>
+                <w:webHidden/>
+              </w:rPr>
+            </w:r>
+            <w:r>
+              <w:rPr>
+                <w:noProof/>
+                <w:webHidden/>
+              </w:rPr>
+              <w:fldChar w:fldCharType="separate"/>
+            </w:r>
+            <w:r>
+              <w:rPr>
+                <w:noProof/>
+                <w:webHidden/>
+              </w:rPr>
+              <w:t>7</w:t>
+            </w:r>
+            <w:r>
+              <w:rPr>
+                <w:noProof/>
+                <w:webHidden/>
+              </w:rPr>
+              <w:fldChar w:fldCharType="end"/>
+            </w:r>
+          </w:hyperlink>
+        </w:p>
+        <w:p>
+          <w:pPr>
+            <w:pStyle w:val="TM2"/>
+            <w:tabs>
+              <w:tab w:val="right" w:leader="dot" w:pos="8656"/>
+            </w:tabs>
+            <w:rPr>
+              <w:rFonts w:eastAsiaTheme="minorEastAsia" w:cstheme="minorBidi"/>
+              <w:b w:val="0"/>
+              <w:bCs w:val="0"/>
+              <w:noProof/>
+              <w:kern w:val="2"/>
+              <w:sz w:val="24"/>
+              <w:szCs w:val="24"/>
+              <w14:ligatures w14:val="standardContextual"/>
+            </w:rPr>
+          </w:pPr>
+          <w:hyperlink w:anchor="_Toc232187221" w:history="1">
+            <w:r>
+              <w:rPr>
+                <w:rStyle w:val="Lienhypertexte"/>
+                <w:noProof/>
+              </w:rPr>
+              <w:t>1.3 Objectifs de la Recherche</w:t>
+            </w:r>
+            <w:r>
+              <w:rPr>
+                <w:noProof/>
+                <w:webHidden/>
+              </w:rPr>
+              <w:tab/>
+            </w:r>
+            <w:r>
+              <w:rPr>
+                <w:noProof/>
+                <w:webHidden/>
+              </w:rPr>
+              <w:fldChar w:fldCharType="begin"/>
+            </w:r>
+            <w:r>
+              <w:rPr>
+                <w:noProof/>
+                <w:webHidden/>
+              </w:rPr>
+              <w:instrText xml:space="preserve"> PAGEREF _Toc232187221 \h </w:instrText>
+            </w:r>
+            <w:r>
+              <w:rPr>
+                <w:noProof/>
+                <w:webHidden/>
+              </w:rPr>
+            </w:r>
+            <w:r>
+              <w:rPr>
+                <w:noProof/>
+                <w:webHidden/>
+              </w:rPr>
+              <w:fldChar w:fldCharType="separate"/>
+            </w:r>
+            <w:r>
+              <w:rPr>
+                <w:noProof/>
+                <w:webHidden/>
+              </w:rPr>
+              <w:t>7</w:t>
+            </w:r>
+            <w:r>
+              <w:rPr>
+                <w:noProof/>
+                <w:webHidden/>
+              </w:rPr>
+              <w:fldChar w:fldCharType="end"/>
+            </w:r>
+          </w:hyperlink>
+        </w:p>
+        <w:p>
+          <w:pPr>
+            <w:pStyle w:val="TM2"/>
+            <w:tabs>
+              <w:tab w:val="right" w:leader="dot" w:pos="8656"/>
+            </w:tabs>
+            <w:rPr>
+              <w:rFonts w:eastAsiaTheme="minorEastAsia" w:cstheme="minorBidi"/>
+              <w:b w:val="0"/>
+              <w:bCs w:val="0"/>
+              <w:noProof/>
+              <w:kern w:val="2"/>
+              <w:sz w:val="24"/>
+              <w:szCs w:val="24"/>
+              <w14:ligatures w14:val="standardContextual"/>
+            </w:rPr>
+          </w:pPr>
+          <w:hyperlink w:anchor="_Toc232187222" w:history="1">
+            <w:r>
+              <w:rPr>
+                <w:rStyle w:val="Lienhypertexte"/>
+                <w:noProof/>
+              </w:rPr>
+              <w:t>1.4 Structure du Mémoire</w:t>
+            </w:r>
+            <w:r>
+              <w:rPr>
+                <w:noProof/>
+                <w:webHidden/>
+              </w:rPr>
+              <w:tab/>
+            </w:r>
+            <w:r>
+              <w:rPr>
+                <w:noProof/>
+                <w:webHidden/>
+              </w:rPr>
+              <w:fldChar w:fldCharType="begin"/>
+            </w:r>
+            <w:r>
+              <w:rPr>
+                <w:noProof/>
+                <w:webHidden/>
+              </w:rPr>
+              <w:instrText xml:space="preserve"> PAGEREF _Toc232187222 \h </w:instrText>
+            </w:r>
+            <w:r>
+              <w:rPr>
+                <w:noProof/>
+                <w:webHidden/>
+              </w:rPr>
+            </w:r>
+            <w:r>
+              <w:rPr>
+                <w:noProof/>
+                <w:webHidden/>
+              </w:rPr>
+              <w:fldChar w:fldCharType="separate"/>
+            </w:r>
+            <w:r>
+              <w:rPr>
+                <w:noProof/>
+                <w:webHidden/>
+              </w:rPr>
+              <w:t>8</w:t>
             </w:r>
             <w:r>
               <w:rPr>
@@ -1793,17 +2173,24 @@
               <w:tab w:val="right" w:leader="dot" w:pos="8656"/>
             </w:tabs>
             <w:rPr>
+              <w:rFonts w:eastAsiaTheme="minorEastAsia" w:cstheme="minorBidi"/>
+              <w:b w:val="0"/>
+              <w:bCs w:val="0"/>
+              <w:i w:val="0"/>
+              <w:iCs w:val="0"/>
               <w:noProof/>
+              <w:kern w:val="2"/>
+              <w14:ligatures w14:val="standardContextual"/>
             </w:rPr>
           </w:pPr>
-          <w:hyperlink w:anchor="_Toc231900317" w:history="1">
+          <w:hyperlink w:anchor="_Toc232187223" w:history="1">
             <w:r>
               <w:rPr>
                 <w:rStyle w:val="Lienhypertexte"/>
                 <w:caps/>
                 <w:noProof/>
               </w:rPr>
-              <w:t>Chapitre 1 : Introduction Générale</w:t>
+              <w:t>Chapitre 2 : État de l'Art</w:t>
             </w:r>
             <w:r>
               <w:rPr>
@@ -1824,7 +2211,7 @@
                 <w:noProof/>
                 <w:webHidden/>
               </w:rPr>
-              <w:instrText xml:space="preserve"> PAGEREF _Toc231900317 \h </w:instrText>
+              <w:instrText xml:space="preserve"> PAGEREF _Toc232187223 \h </w:instrText>
             </w:r>
             <w:r>
               <w:rPr>
@@ -1844,7 +2231,7 @@
                 <w:noProof/>
                 <w:webHidden/>
               </w:rPr>
-              <w:t>6</w:t>
+              <w:t>9</w:t>
             </w:r>
             <w:r>
               <w:rPr>
@@ -1862,16 +2249,23 @@
               <w:tab w:val="right" w:leader="dot" w:pos="8656"/>
             </w:tabs>
             <w:rPr>
+              <w:rFonts w:eastAsiaTheme="minorEastAsia" w:cstheme="minorBidi"/>
+              <w:b w:val="0"/>
+              <w:bCs w:val="0"/>
               <w:noProof/>
+              <w:kern w:val="2"/>
+              <w:sz w:val="24"/>
+              <w:szCs w:val="24"/>
+              <w14:ligatures w14:val="standardContextual"/>
             </w:rPr>
           </w:pPr>
-          <w:hyperlink w:anchor="_Toc231900318" w:history="1">
+          <w:hyperlink w:anchor="_Toc232187224" w:history="1">
             <w:r>
               <w:rPr>
                 <w:rStyle w:val="Lienhypertexte"/>
                 <w:noProof/>
               </w:rPr>
-              <w:t>1.1 Contexte et Justification</w:t>
+              <w:t>2.1 L'Élevage Porcin en Afrique Subsaharienne et au Burkina Faso</w:t>
             </w:r>
             <w:r>
               <w:rPr>
@@ -1892,7 +2286,7 @@
                 <w:noProof/>
                 <w:webHidden/>
               </w:rPr>
-              <w:instrText xml:space="preserve"> PAGEREF _Toc231900318 \h </w:instrText>
+              <w:instrText xml:space="preserve"> PAGEREF _Toc232187224 \h </w:instrText>
             </w:r>
             <w:r>
               <w:rPr>
@@ -1912,7 +2306,7 @@
                 <w:noProof/>
                 <w:webHidden/>
               </w:rPr>
-              <w:t>6</w:t>
+              <w:t>9</w:t>
             </w:r>
             <w:r>
               <w:rPr>
@@ -1930,16 +2324,23 @@
               <w:tab w:val="right" w:leader="dot" w:pos="8656"/>
             </w:tabs>
             <w:rPr>
+              <w:rFonts w:eastAsiaTheme="minorEastAsia" w:cstheme="minorBidi"/>
+              <w:b w:val="0"/>
+              <w:bCs w:val="0"/>
               <w:noProof/>
+              <w:kern w:val="2"/>
+              <w:sz w:val="24"/>
+              <w:szCs w:val="24"/>
+              <w14:ligatures w14:val="standardContextual"/>
             </w:rPr>
           </w:pPr>
-          <w:hyperlink w:anchor="_Toc231900319" w:history="1">
+          <w:hyperlink w:anchor="_Toc232187225" w:history="1">
             <w:r>
               <w:rPr>
                 <w:rStyle w:val="Lienhypertexte"/>
                 <w:noProof/>
               </w:rPr>
-              <w:t>1.2 Problématique</w:t>
+              <w:t>2.2 Fracture Numérique et Adoption du Numérique en Milieu Rural Africain</w:t>
             </w:r>
             <w:r>
               <w:rPr>
@@ -1960,7 +2361,7 @@
                 <w:noProof/>
                 <w:webHidden/>
               </w:rPr>
-              <w:instrText xml:space="preserve"> PAGEREF _Toc231900319 \h </w:instrText>
+              <w:instrText xml:space="preserve"> PAGEREF _Toc232187225 \h </w:instrText>
             </w:r>
             <w:r>
               <w:rPr>
@@ -1980,7 +2381,7 @@
                 <w:noProof/>
                 <w:webHidden/>
               </w:rPr>
-              <w:t>6</w:t>
+              <w:t>9</w:t>
             </w:r>
             <w:r>
               <w:rPr>
@@ -1998,16 +2399,23 @@
               <w:tab w:val="right" w:leader="dot" w:pos="8656"/>
             </w:tabs>
             <w:rPr>
+              <w:rFonts w:eastAsiaTheme="minorEastAsia" w:cstheme="minorBidi"/>
+              <w:b w:val="0"/>
+              <w:bCs w:val="0"/>
               <w:noProof/>
+              <w:kern w:val="2"/>
+              <w:sz w:val="24"/>
+              <w:szCs w:val="24"/>
+              <w14:ligatures w14:val="standardContextual"/>
             </w:rPr>
           </w:pPr>
-          <w:hyperlink w:anchor="_Toc231900320" w:history="1">
+          <w:hyperlink w:anchor="_Toc232187226" w:history="1">
             <w:r>
               <w:rPr>
                 <w:rStyle w:val="Lienhypertexte"/>
                 <w:noProof/>
               </w:rPr>
-              <w:t>1.3 Objectifs de la Recherche</w:t>
+              <w:t>2.3 L'Élevage de Précision (PLF) : Concepts et Enjeux</w:t>
             </w:r>
             <w:r>
               <w:rPr>
@@ -2028,7 +2436,7 @@
                 <w:noProof/>
                 <w:webHidden/>
               </w:rPr>
-              <w:instrText xml:space="preserve"> PAGEREF _Toc231900320 \h </w:instrText>
+              <w:instrText xml:space="preserve"> PAGEREF _Toc232187226 \h </w:instrText>
             </w:r>
             <w:r>
               <w:rPr>
@@ -2048,7 +2456,7 @@
                 <w:noProof/>
                 <w:webHidden/>
               </w:rPr>
-              <w:t>7</w:t>
+              <w:t>9</w:t>
             </w:r>
             <w:r>
               <w:rPr>
@@ -2066,16 +2474,23 @@
               <w:tab w:val="right" w:leader="dot" w:pos="8656"/>
             </w:tabs>
             <w:rPr>
+              <w:rFonts w:eastAsiaTheme="minorEastAsia" w:cstheme="minorBidi"/>
+              <w:b w:val="0"/>
+              <w:bCs w:val="0"/>
               <w:noProof/>
+              <w:kern w:val="2"/>
+              <w:sz w:val="24"/>
+              <w:szCs w:val="24"/>
+              <w14:ligatures w14:val="standardContextual"/>
             </w:rPr>
           </w:pPr>
-          <w:hyperlink w:anchor="_Toc231900321" w:history="1">
+          <w:hyperlink w:anchor="_Toc232187227" w:history="1">
             <w:r>
               <w:rPr>
                 <w:rStyle w:val="Lienhypertexte"/>
                 <w:noProof/>
               </w:rPr>
-              <w:t>1.4 Structure du Mémoire</w:t>
+              <w:t>2.4 Capteurs IoT et Surveillance Zootechnique</w:t>
             </w:r>
             <w:r>
               <w:rPr>
@@ -2096,7 +2511,7 @@
                 <w:noProof/>
                 <w:webHidden/>
               </w:rPr>
-              <w:instrText xml:space="preserve"> PAGEREF _Toc231900321 \h </w:instrText>
+              <w:instrText xml:space="preserve"> PAGEREF _Toc232187227 \h </w:instrText>
             </w:r>
             <w:r>
               <w:rPr>
@@ -2116,7 +2531,607 @@
                 <w:noProof/>
                 <w:webHidden/>
               </w:rPr>
-              <w:t>7</w:t>
+              <w:t>10</w:t>
+            </w:r>
+            <w:r>
+              <w:rPr>
+                <w:noProof/>
+                <w:webHidden/>
+              </w:rPr>
+              <w:fldChar w:fldCharType="end"/>
+            </w:r>
+          </w:hyperlink>
+        </w:p>
+        <w:p>
+          <w:pPr>
+            <w:pStyle w:val="TM2"/>
+            <w:tabs>
+              <w:tab w:val="right" w:leader="dot" w:pos="8656"/>
+            </w:tabs>
+            <w:rPr>
+              <w:rFonts w:eastAsiaTheme="minorEastAsia" w:cstheme="minorBidi"/>
+              <w:b w:val="0"/>
+              <w:bCs w:val="0"/>
+              <w:noProof/>
+              <w:kern w:val="2"/>
+              <w:sz w:val="24"/>
+              <w:szCs w:val="24"/>
+              <w14:ligatures w14:val="standardContextual"/>
+            </w:rPr>
+          </w:pPr>
+          <w:hyperlink w:anchor="_Toc232187228" w:history="1">
+            <w:r>
+              <w:rPr>
+                <w:rStyle w:val="Lienhypertexte"/>
+                <w:noProof/>
+              </w:rPr>
+              <w:t>2.5 Systèmes d'Aide à la Décision en Élevage</w:t>
+            </w:r>
+            <w:r>
+              <w:rPr>
+                <w:noProof/>
+                <w:webHidden/>
+              </w:rPr>
+              <w:tab/>
+            </w:r>
+            <w:r>
+              <w:rPr>
+                <w:noProof/>
+                <w:webHidden/>
+              </w:rPr>
+              <w:fldChar w:fldCharType="begin"/>
+            </w:r>
+            <w:r>
+              <w:rPr>
+                <w:noProof/>
+                <w:webHidden/>
+              </w:rPr>
+              <w:instrText xml:space="preserve"> PAGEREF _Toc232187228 \h </w:instrText>
+            </w:r>
+            <w:r>
+              <w:rPr>
+                <w:noProof/>
+                <w:webHidden/>
+              </w:rPr>
+            </w:r>
+            <w:r>
+              <w:rPr>
+                <w:noProof/>
+                <w:webHidden/>
+              </w:rPr>
+              <w:fldChar w:fldCharType="separate"/>
+            </w:r>
+            <w:r>
+              <w:rPr>
+                <w:noProof/>
+                <w:webHidden/>
+              </w:rPr>
+              <w:t>10</w:t>
+            </w:r>
+            <w:r>
+              <w:rPr>
+                <w:noProof/>
+                <w:webHidden/>
+              </w:rPr>
+              <w:fldChar w:fldCharType="end"/>
+            </w:r>
+          </w:hyperlink>
+        </w:p>
+        <w:p>
+          <w:pPr>
+            <w:pStyle w:val="TM2"/>
+            <w:tabs>
+              <w:tab w:val="right" w:leader="dot" w:pos="8656"/>
+            </w:tabs>
+            <w:rPr>
+              <w:rFonts w:eastAsiaTheme="minorEastAsia" w:cstheme="minorBidi"/>
+              <w:b w:val="0"/>
+              <w:bCs w:val="0"/>
+              <w:noProof/>
+              <w:kern w:val="2"/>
+              <w:sz w:val="24"/>
+              <w:szCs w:val="24"/>
+              <w14:ligatures w14:val="standardContextual"/>
+            </w:rPr>
+          </w:pPr>
+          <w:hyperlink w:anchor="_Toc232187229" w:history="1">
+            <w:r>
+              <w:rPr>
+                <w:rStyle w:val="Lienhypertexte"/>
+                <w:noProof/>
+              </w:rPr>
+              <w:t>2.6 Prévision des Prix Agricoles par Apprentissage Automatique et Données Satellite</w:t>
+            </w:r>
+            <w:r>
+              <w:rPr>
+                <w:noProof/>
+                <w:webHidden/>
+              </w:rPr>
+              <w:tab/>
+            </w:r>
+            <w:r>
+              <w:rPr>
+                <w:noProof/>
+                <w:webHidden/>
+              </w:rPr>
+              <w:fldChar w:fldCharType="begin"/>
+            </w:r>
+            <w:r>
+              <w:rPr>
+                <w:noProof/>
+                <w:webHidden/>
+              </w:rPr>
+              <w:instrText xml:space="preserve"> PAGEREF _Toc232187229 \h </w:instrText>
+            </w:r>
+            <w:r>
+              <w:rPr>
+                <w:noProof/>
+                <w:webHidden/>
+              </w:rPr>
+            </w:r>
+            <w:r>
+              <w:rPr>
+                <w:noProof/>
+                <w:webHidden/>
+              </w:rPr>
+              <w:fldChar w:fldCharType="separate"/>
+            </w:r>
+            <w:r>
+              <w:rPr>
+                <w:noProof/>
+                <w:webHidden/>
+              </w:rPr>
+              <w:t>10</w:t>
+            </w:r>
+            <w:r>
+              <w:rPr>
+                <w:noProof/>
+                <w:webHidden/>
+              </w:rPr>
+              <w:fldChar w:fldCharType="end"/>
+            </w:r>
+          </w:hyperlink>
+        </w:p>
+        <w:p>
+          <w:pPr>
+            <w:pStyle w:val="TM2"/>
+            <w:tabs>
+              <w:tab w:val="right" w:leader="dot" w:pos="8656"/>
+            </w:tabs>
+            <w:rPr>
+              <w:rFonts w:eastAsiaTheme="minorEastAsia" w:cstheme="minorBidi"/>
+              <w:b w:val="0"/>
+              <w:bCs w:val="0"/>
+              <w:noProof/>
+              <w:kern w:val="2"/>
+              <w:sz w:val="24"/>
+              <w:szCs w:val="24"/>
+              <w14:ligatures w14:val="standardContextual"/>
+            </w:rPr>
+          </w:pPr>
+          <w:hyperlink w:anchor="_Toc232187230" w:history="1">
+            <w:r>
+              <w:rPr>
+                <w:rStyle w:val="Lienhypertexte"/>
+                <w:noProof/>
+              </w:rPr>
+              <w:t>2.7 Analyse des Solutions Concurrentes en Afrique de l'Ouest</w:t>
+            </w:r>
+            <w:r>
+              <w:rPr>
+                <w:noProof/>
+                <w:webHidden/>
+              </w:rPr>
+              <w:tab/>
+            </w:r>
+            <w:r>
+              <w:rPr>
+                <w:noProof/>
+                <w:webHidden/>
+              </w:rPr>
+              <w:fldChar w:fldCharType="begin"/>
+            </w:r>
+            <w:r>
+              <w:rPr>
+                <w:noProof/>
+                <w:webHidden/>
+              </w:rPr>
+              <w:instrText xml:space="preserve"> PAGEREF _Toc232187230 \h </w:instrText>
+            </w:r>
+            <w:r>
+              <w:rPr>
+                <w:noProof/>
+                <w:webHidden/>
+              </w:rPr>
+            </w:r>
+            <w:r>
+              <w:rPr>
+                <w:noProof/>
+                <w:webHidden/>
+              </w:rPr>
+              <w:fldChar w:fldCharType="separate"/>
+            </w:r>
+            <w:r>
+              <w:rPr>
+                <w:noProof/>
+                <w:webHidden/>
+              </w:rPr>
+              <w:t>11</w:t>
+            </w:r>
+            <w:r>
+              <w:rPr>
+                <w:noProof/>
+                <w:webHidden/>
+              </w:rPr>
+              <w:fldChar w:fldCharType="end"/>
+            </w:r>
+          </w:hyperlink>
+        </w:p>
+        <w:p>
+          <w:pPr>
+            <w:pStyle w:val="TM3"/>
+            <w:tabs>
+              <w:tab w:val="right" w:leader="dot" w:pos="8656"/>
+            </w:tabs>
+            <w:rPr>
+              <w:rFonts w:eastAsiaTheme="minorEastAsia" w:cstheme="minorBidi"/>
+              <w:noProof/>
+              <w:kern w:val="2"/>
+              <w:sz w:val="24"/>
+              <w:szCs w:val="24"/>
+              <w14:ligatures w14:val="standardContextual"/>
+            </w:rPr>
+          </w:pPr>
+          <w:hyperlink w:anchor="_Toc232187231" w:history="1">
+            <w:r>
+              <w:rPr>
+                <w:rStyle w:val="Lienhypertexte"/>
+                <w:b/>
+                <w:bCs/>
+                <w:noProof/>
+              </w:rPr>
+              <w:t>2.7.1 AgriData IA (Bénin)</w:t>
+            </w:r>
+            <w:r>
+              <w:rPr>
+                <w:noProof/>
+                <w:webHidden/>
+              </w:rPr>
+              <w:tab/>
+            </w:r>
+            <w:r>
+              <w:rPr>
+                <w:noProof/>
+                <w:webHidden/>
+              </w:rPr>
+              <w:fldChar w:fldCharType="begin"/>
+            </w:r>
+            <w:r>
+              <w:rPr>
+                <w:noProof/>
+                <w:webHidden/>
+              </w:rPr>
+              <w:instrText xml:space="preserve"> PAGEREF _Toc232187231 \h </w:instrText>
+            </w:r>
+            <w:r>
+              <w:rPr>
+                <w:noProof/>
+                <w:webHidden/>
+              </w:rPr>
+            </w:r>
+            <w:r>
+              <w:rPr>
+                <w:noProof/>
+                <w:webHidden/>
+              </w:rPr>
+              <w:fldChar w:fldCharType="separate"/>
+            </w:r>
+            <w:r>
+              <w:rPr>
+                <w:noProof/>
+                <w:webHidden/>
+              </w:rPr>
+              <w:t>11</w:t>
+            </w:r>
+            <w:r>
+              <w:rPr>
+                <w:noProof/>
+                <w:webHidden/>
+              </w:rPr>
+              <w:fldChar w:fldCharType="end"/>
+            </w:r>
+          </w:hyperlink>
+        </w:p>
+        <w:p>
+          <w:pPr>
+            <w:pStyle w:val="TM3"/>
+            <w:tabs>
+              <w:tab w:val="right" w:leader="dot" w:pos="8656"/>
+            </w:tabs>
+            <w:rPr>
+              <w:rFonts w:eastAsiaTheme="minorEastAsia" w:cstheme="minorBidi"/>
+              <w:noProof/>
+              <w:kern w:val="2"/>
+              <w:sz w:val="24"/>
+              <w:szCs w:val="24"/>
+              <w14:ligatures w14:val="standardContextual"/>
+            </w:rPr>
+          </w:pPr>
+          <w:hyperlink w:anchor="_Toc232187232" w:history="1">
+            <w:r>
+              <w:rPr>
+                <w:rStyle w:val="Lienhypertexte"/>
+                <w:b/>
+                <w:bCs/>
+                <w:noProof/>
+              </w:rPr>
+              <w:t>2.7.2 AgriHubX (Guinée)</w:t>
+            </w:r>
+            <w:r>
+              <w:rPr>
+                <w:noProof/>
+                <w:webHidden/>
+              </w:rPr>
+              <w:tab/>
+            </w:r>
+            <w:r>
+              <w:rPr>
+                <w:noProof/>
+                <w:webHidden/>
+              </w:rPr>
+              <w:fldChar w:fldCharType="begin"/>
+            </w:r>
+            <w:r>
+              <w:rPr>
+                <w:noProof/>
+                <w:webHidden/>
+              </w:rPr>
+              <w:instrText xml:space="preserve"> PAGEREF _Toc232187232 \h </w:instrText>
+            </w:r>
+            <w:r>
+              <w:rPr>
+                <w:noProof/>
+                <w:webHidden/>
+              </w:rPr>
+            </w:r>
+            <w:r>
+              <w:rPr>
+                <w:noProof/>
+                <w:webHidden/>
+              </w:rPr>
+              <w:fldChar w:fldCharType="separate"/>
+            </w:r>
+            <w:r>
+              <w:rPr>
+                <w:noProof/>
+                <w:webHidden/>
+              </w:rPr>
+              <w:t>11</w:t>
+            </w:r>
+            <w:r>
+              <w:rPr>
+                <w:noProof/>
+                <w:webHidden/>
+              </w:rPr>
+              <w:fldChar w:fldCharType="end"/>
+            </w:r>
+          </w:hyperlink>
+        </w:p>
+        <w:p>
+          <w:pPr>
+            <w:pStyle w:val="TM3"/>
+            <w:tabs>
+              <w:tab w:val="right" w:leader="dot" w:pos="8656"/>
+            </w:tabs>
+            <w:rPr>
+              <w:rFonts w:eastAsiaTheme="minorEastAsia" w:cstheme="minorBidi"/>
+              <w:noProof/>
+              <w:kern w:val="2"/>
+              <w:sz w:val="24"/>
+              <w:szCs w:val="24"/>
+              <w14:ligatures w14:val="standardContextual"/>
+            </w:rPr>
+          </w:pPr>
+          <w:hyperlink w:anchor="_Toc232187233" w:history="1">
+            <w:r>
+              <w:rPr>
+                <w:rStyle w:val="Lienhypertexte"/>
+                <w:b/>
+                <w:bCs/>
+                <w:noProof/>
+              </w:rPr>
+              <w:t>2.7.3 Farm Tracker / Livestock Manager (Pila Studio UG)</w:t>
+            </w:r>
+            <w:r>
+              <w:rPr>
+                <w:noProof/>
+                <w:webHidden/>
+              </w:rPr>
+              <w:tab/>
+            </w:r>
+            <w:r>
+              <w:rPr>
+                <w:noProof/>
+                <w:webHidden/>
+              </w:rPr>
+              <w:fldChar w:fldCharType="begin"/>
+            </w:r>
+            <w:r>
+              <w:rPr>
+                <w:noProof/>
+                <w:webHidden/>
+              </w:rPr>
+              <w:instrText xml:space="preserve"> PAGEREF _Toc232187233 \h </w:instrText>
+            </w:r>
+            <w:r>
+              <w:rPr>
+                <w:noProof/>
+                <w:webHidden/>
+              </w:rPr>
+            </w:r>
+            <w:r>
+              <w:rPr>
+                <w:noProof/>
+                <w:webHidden/>
+              </w:rPr>
+              <w:fldChar w:fldCharType="separate"/>
+            </w:r>
+            <w:r>
+              <w:rPr>
+                <w:noProof/>
+                <w:webHidden/>
+              </w:rPr>
+              <w:t>11</w:t>
+            </w:r>
+            <w:r>
+              <w:rPr>
+                <w:noProof/>
+                <w:webHidden/>
+              </w:rPr>
+              <w:fldChar w:fldCharType="end"/>
+            </w:r>
+          </w:hyperlink>
+        </w:p>
+        <w:p>
+          <w:pPr>
+            <w:pStyle w:val="TM3"/>
+            <w:tabs>
+              <w:tab w:val="right" w:leader="dot" w:pos="8656"/>
+            </w:tabs>
+            <w:rPr>
+              <w:rFonts w:eastAsiaTheme="minorEastAsia" w:cstheme="minorBidi"/>
+              <w:noProof/>
+              <w:kern w:val="2"/>
+              <w:sz w:val="24"/>
+              <w:szCs w:val="24"/>
+              <w14:ligatures w14:val="standardContextual"/>
+            </w:rPr>
+          </w:pPr>
+          <w:hyperlink w:anchor="_Toc232187234" w:history="1">
+            <w:r>
+              <w:rPr>
+                <w:rStyle w:val="Lienhypertexte"/>
+                <w:b/>
+                <w:bCs/>
+                <w:noProof/>
+              </w:rPr>
+              <w:t>2.7.4 Tableau Comparatif</w:t>
+            </w:r>
+            <w:r>
+              <w:rPr>
+                <w:noProof/>
+                <w:webHidden/>
+              </w:rPr>
+              <w:tab/>
+            </w:r>
+            <w:r>
+              <w:rPr>
+                <w:noProof/>
+                <w:webHidden/>
+              </w:rPr>
+              <w:fldChar w:fldCharType="begin"/>
+            </w:r>
+            <w:r>
+              <w:rPr>
+                <w:noProof/>
+                <w:webHidden/>
+              </w:rPr>
+              <w:instrText xml:space="preserve"> PAGEREF _Toc232187234 \h </w:instrText>
+            </w:r>
+            <w:r>
+              <w:rPr>
+                <w:noProof/>
+                <w:webHidden/>
+              </w:rPr>
+            </w:r>
+            <w:r>
+              <w:rPr>
+                <w:noProof/>
+                <w:webHidden/>
+              </w:rPr>
+              <w:fldChar w:fldCharType="separate"/>
+            </w:r>
+            <w:r>
+              <w:rPr>
+                <w:noProof/>
+                <w:webHidden/>
+              </w:rPr>
+              <w:t>12</w:t>
+            </w:r>
+            <w:r>
+              <w:rPr>
+                <w:noProof/>
+                <w:webHidden/>
+              </w:rPr>
+              <w:fldChar w:fldCharType="end"/>
+            </w:r>
+          </w:hyperlink>
+        </w:p>
+        <w:p>
+          <w:pPr>
+            <w:pStyle w:val="TM2"/>
+            <w:tabs>
+              <w:tab w:val="right" w:leader="dot" w:pos="8656"/>
+            </w:tabs>
+            <w:rPr>
+              <w:rFonts w:eastAsiaTheme="minorEastAsia" w:cstheme="minorBidi"/>
+              <w:b w:val="0"/>
+              <w:bCs w:val="0"/>
+              <w:noProof/>
+              <w:kern w:val="2"/>
+              <w:sz w:val="24"/>
+              <w:szCs w:val="24"/>
+              <w14:ligatures w14:val="standardContextual"/>
+            </w:rPr>
+          </w:pPr>
+          <w:hyperlink w:anchor="_Toc232187235" w:history="1">
+            <w:r>
+              <w:rPr>
+                <w:rStyle w:val="Lienhypertexte"/>
+                <w:noProof/>
+              </w:rPr>
+              <w:t>2.8 Positionnement Scientifique et Contribution Originale</w:t>
+            </w:r>
+            <w:r>
+              <w:rPr>
+                <w:noProof/>
+                <w:webHidden/>
+              </w:rPr>
+              <w:tab/>
+            </w:r>
+            <w:r>
+              <w:rPr>
+                <w:noProof/>
+                <w:webHidden/>
+              </w:rPr>
+              <w:fldChar w:fldCharType="begin"/>
+            </w:r>
+            <w:r>
+              <w:rPr>
+                <w:noProof/>
+                <w:webHidden/>
+              </w:rPr>
+              <w:instrText xml:space="preserve"> PAGEREF _Toc232187235 \h </w:instrText>
+            </w:r>
+            <w:r>
+              <w:rPr>
+                <w:noProof/>
+                <w:webHidden/>
+              </w:rPr>
+            </w:r>
+            <w:r>
+              <w:rPr>
+                <w:noProof/>
+                <w:webHidden/>
+              </w:rPr>
+              <w:fldChar w:fldCharType="separate"/>
+            </w:r>
+            <w:r>
+              <w:rPr>
+                <w:noProof/>
+                <w:webHidden/>
+              </w:rPr>
+              <w:t>13</w:t>
             </w:r>
             <w:r>
               <w:rPr>
@@ -2134,17 +3149,24 @@
               <w:tab w:val="right" w:leader="dot" w:pos="8656"/>
             </w:tabs>
             <w:rPr>
+              <w:rFonts w:eastAsiaTheme="minorEastAsia" w:cstheme="minorBidi"/>
+              <w:b w:val="0"/>
+              <w:bCs w:val="0"/>
+              <w:i w:val="0"/>
+              <w:iCs w:val="0"/>
               <w:noProof/>
+              <w:kern w:val="2"/>
+              <w14:ligatures w14:val="standardContextual"/>
             </w:rPr>
           </w:pPr>
-          <w:hyperlink w:anchor="_Toc231900322" w:history="1">
+          <w:hyperlink w:anchor="_Toc232187236" w:history="1">
             <w:r>
               <w:rPr>
                 <w:rStyle w:val="Lienhypertexte"/>
                 <w:caps/>
                 <w:noProof/>
               </w:rPr>
-              <w:t>Chapitre 2 : État de l'Art</w:t>
+              <w:t>Chapitre 3 : Conception du Système</w:t>
             </w:r>
             <w:r>
               <w:rPr>
@@ -2165,7 +3187,7 @@
                 <w:noProof/>
                 <w:webHidden/>
               </w:rPr>
-              <w:instrText xml:space="preserve"> PAGEREF _Toc231900322 \h </w:instrText>
+              <w:instrText xml:space="preserve"> PAGEREF _Toc232187236 \h </w:instrText>
             </w:r>
             <w:r>
               <w:rPr>
@@ -2185,7 +3207,7 @@
                 <w:noProof/>
                 <w:webHidden/>
               </w:rPr>
-              <w:t>8</w:t>
+              <w:t>14</w:t>
             </w:r>
             <w:r>
               <w:rPr>
@@ -2203,16 +3225,23 @@
               <w:tab w:val="right" w:leader="dot" w:pos="8656"/>
             </w:tabs>
             <w:rPr>
+              <w:rFonts w:eastAsiaTheme="minorEastAsia" w:cstheme="minorBidi"/>
+              <w:b w:val="0"/>
+              <w:bCs w:val="0"/>
               <w:noProof/>
+              <w:kern w:val="2"/>
+              <w:sz w:val="24"/>
+              <w:szCs w:val="24"/>
+              <w14:ligatures w14:val="standardContextual"/>
             </w:rPr>
           </w:pPr>
-          <w:hyperlink w:anchor="_Toc231900323" w:history="1">
+          <w:hyperlink w:anchor="_Toc232187237" w:history="1">
             <w:r>
               <w:rPr>
                 <w:rStyle w:val="Lienhypertexte"/>
                 <w:noProof/>
               </w:rPr>
-              <w:t>2.1 L'Élevage Porcin en Afrique Subsaharienne et au Burkina Faso</w:t>
+              <w:t>3.1 Vision Générale de la Plateforme</w:t>
             </w:r>
             <w:r>
               <w:rPr>
@@ -2233,7 +3262,7 @@
                 <w:noProof/>
                 <w:webHidden/>
               </w:rPr>
-              <w:instrText xml:space="preserve"> PAGEREF _Toc231900323 \h </w:instrText>
+              <w:instrText xml:space="preserve"> PAGEREF _Toc232187237 \h </w:instrText>
             </w:r>
             <w:r>
               <w:rPr>
@@ -2253,7 +3282,7 @@
                 <w:noProof/>
                 <w:webHidden/>
               </w:rPr>
-              <w:t>8</w:t>
+              <w:t>14</w:t>
             </w:r>
             <w:r>
               <w:rPr>
@@ -2271,16 +3300,23 @@
               <w:tab w:val="right" w:leader="dot" w:pos="8656"/>
             </w:tabs>
             <w:rPr>
+              <w:rFonts w:eastAsiaTheme="minorEastAsia" w:cstheme="minorBidi"/>
+              <w:b w:val="0"/>
+              <w:bCs w:val="0"/>
               <w:noProof/>
+              <w:kern w:val="2"/>
+              <w:sz w:val="24"/>
+              <w:szCs w:val="24"/>
+              <w14:ligatures w14:val="standardContextual"/>
             </w:rPr>
           </w:pPr>
-          <w:hyperlink w:anchor="_Toc231900324" w:history="1">
+          <w:hyperlink w:anchor="_Toc232187238" w:history="1">
             <w:r>
               <w:rPr>
                 <w:rStyle w:val="Lienhypertexte"/>
                 <w:noProof/>
               </w:rPr>
-              <w:t>2.2 Fracture Numérique et Adoption du Numérique en Milieu Rural Africain</w:t>
+              <w:t>3.2 Architecture Logicielle Globale</w:t>
             </w:r>
             <w:r>
               <w:rPr>
@@ -2301,7 +3337,7 @@
                 <w:noProof/>
                 <w:webHidden/>
               </w:rPr>
-              <w:instrText xml:space="preserve"> PAGEREF _Toc231900324 \h </w:instrText>
+              <w:instrText xml:space="preserve"> PAGEREF _Toc232187238 \h </w:instrText>
             </w:r>
             <w:r>
               <w:rPr>
@@ -2321,7 +3357,7 @@
                 <w:noProof/>
                 <w:webHidden/>
               </w:rPr>
-              <w:t>8</w:t>
+              <w:t>14</w:t>
             </w:r>
             <w:r>
               <w:rPr>
@@ -2339,16 +3375,23 @@
               <w:tab w:val="right" w:leader="dot" w:pos="8656"/>
             </w:tabs>
             <w:rPr>
+              <w:rFonts w:eastAsiaTheme="minorEastAsia" w:cstheme="minorBidi"/>
+              <w:b w:val="0"/>
+              <w:bCs w:val="0"/>
               <w:noProof/>
+              <w:kern w:val="2"/>
+              <w:sz w:val="24"/>
+              <w:szCs w:val="24"/>
+              <w14:ligatures w14:val="standardContextual"/>
             </w:rPr>
           </w:pPr>
-          <w:hyperlink w:anchor="_Toc231900325" w:history="1">
+          <w:hyperlink w:anchor="_Toc232187239" w:history="1">
             <w:r>
               <w:rPr>
                 <w:rStyle w:val="Lienhypertexte"/>
                 <w:noProof/>
               </w:rPr>
-              <w:t>2.3 L'Élevage de Précision (PLF) : Concepts et Enjeux</w:t>
+              <w:t>3.3 Pipeline de Collecte de Données via WhatsApp</w:t>
             </w:r>
             <w:r>
               <w:rPr>
@@ -2369,7 +3412,7 @@
                 <w:noProof/>
                 <w:webHidden/>
               </w:rPr>
-              <w:instrText xml:space="preserve"> PAGEREF _Toc231900325 \h </w:instrText>
+              <w:instrText xml:space="preserve"> PAGEREF _Toc232187239 \h </w:instrText>
             </w:r>
             <w:r>
               <w:rPr>
@@ -2389,7 +3432,7 @@
                 <w:noProof/>
                 <w:webHidden/>
               </w:rPr>
-              <w:t>8</w:t>
+              <w:t>15</w:t>
             </w:r>
             <w:r>
               <w:rPr>
@@ -2407,16 +3450,23 @@
               <w:tab w:val="right" w:leader="dot" w:pos="8656"/>
             </w:tabs>
             <w:rPr>
+              <w:rFonts w:eastAsiaTheme="minorEastAsia" w:cstheme="minorBidi"/>
+              <w:b w:val="0"/>
+              <w:bCs w:val="0"/>
               <w:noProof/>
+              <w:kern w:val="2"/>
+              <w:sz w:val="24"/>
+              <w:szCs w:val="24"/>
+              <w14:ligatures w14:val="standardContextual"/>
             </w:rPr>
           </w:pPr>
-          <w:hyperlink w:anchor="_Toc231900326" w:history="1">
+          <w:hyperlink w:anchor="_Toc232187240" w:history="1">
             <w:r>
               <w:rPr>
                 <w:rStyle w:val="Lienhypertexte"/>
                 <w:noProof/>
               </w:rPr>
-              <w:t>2.4 Capteurs IoT et Surveillance Zootechnique</w:t>
+              <w:t>3.4 Modules Fonctionnels du Backend de Gestion</w:t>
             </w:r>
             <w:r>
               <w:rPr>
@@ -2437,7 +3487,7 @@
                 <w:noProof/>
                 <w:webHidden/>
               </w:rPr>
-              <w:instrText xml:space="preserve"> PAGEREF _Toc231900326 \h </w:instrText>
+              <w:instrText xml:space="preserve"> PAGEREF _Toc232187240 \h </w:instrText>
             </w:r>
             <w:r>
               <w:rPr>
@@ -2457,7 +3507,7 @@
                 <w:noProof/>
                 <w:webHidden/>
               </w:rPr>
-              <w:t>9</w:t>
+              <w:t>15</w:t>
             </w:r>
             <w:r>
               <w:rPr>
@@ -2475,16 +3525,23 @@
               <w:tab w:val="right" w:leader="dot" w:pos="8656"/>
             </w:tabs>
             <w:rPr>
+              <w:rFonts w:eastAsiaTheme="minorEastAsia" w:cstheme="minorBidi"/>
+              <w:b w:val="0"/>
+              <w:bCs w:val="0"/>
               <w:noProof/>
+              <w:kern w:val="2"/>
+              <w:sz w:val="24"/>
+              <w:szCs w:val="24"/>
+              <w14:ligatures w14:val="standardContextual"/>
             </w:rPr>
           </w:pPr>
-          <w:hyperlink w:anchor="_Toc231900327" w:history="1">
+          <w:hyperlink w:anchor="_Toc232187241" w:history="1">
             <w:r>
               <w:rPr>
                 <w:rStyle w:val="Lienhypertexte"/>
                 <w:noProof/>
               </w:rPr>
-              <w:t>2.5 Systèmes d'Aide à la Décision en Élevage</w:t>
+              <w:t>3.5 Modélisation des Données</w:t>
             </w:r>
             <w:r>
               <w:rPr>
@@ -2505,7 +3562,7 @@
                 <w:noProof/>
                 <w:webHidden/>
               </w:rPr>
-              <w:instrText xml:space="preserve"> PAGEREF _Toc231900327 \h </w:instrText>
+              <w:instrText xml:space="preserve"> PAGEREF _Toc232187241 \h </w:instrText>
             </w:r>
             <w:r>
               <w:rPr>
@@ -2525,7 +3582,7 @@
                 <w:noProof/>
                 <w:webHidden/>
               </w:rPr>
-              <w:t>10</w:t>
+              <w:t>16</w:t>
             </w:r>
             <w:r>
               <w:rPr>
@@ -2543,16 +3600,23 @@
               <w:tab w:val="right" w:leader="dot" w:pos="8656"/>
             </w:tabs>
             <w:rPr>
+              <w:rFonts w:eastAsiaTheme="minorEastAsia" w:cstheme="minorBidi"/>
+              <w:b w:val="0"/>
+              <w:bCs w:val="0"/>
               <w:noProof/>
+              <w:kern w:val="2"/>
+              <w:sz w:val="24"/>
+              <w:szCs w:val="24"/>
+              <w14:ligatures w14:val="standardContextual"/>
             </w:rPr>
           </w:pPr>
-          <w:hyperlink w:anchor="_Toc231900328" w:history="1">
+          <w:hyperlink w:anchor="_Toc232187242" w:history="1">
             <w:r>
               <w:rPr>
                 <w:rStyle w:val="Lienhypertexte"/>
                 <w:noProof/>
               </w:rPr>
-              <w:t>2.6 Prévision des Prix Agricoles par Apprentissage Automatique et Données Satellite</w:t>
+              <w:t>3.6 Exigences Non-Fonctionnelles</w:t>
             </w:r>
             <w:r>
               <w:rPr>
@@ -2573,7 +3637,7 @@
                 <w:noProof/>
                 <w:webHidden/>
               </w:rPr>
-              <w:instrText xml:space="preserve"> PAGEREF _Toc231900328 \h </w:instrText>
+              <w:instrText xml:space="preserve"> PAGEREF _Toc232187242 \h </w:instrText>
             </w:r>
             <w:r>
               <w:rPr>
@@ -2593,7 +3657,83 @@
                 <w:noProof/>
                 <w:webHidden/>
               </w:rPr>
-              <w:t>10</w:t>
+              <w:t>16</w:t>
+            </w:r>
+            <w:r>
+              <w:rPr>
+                <w:noProof/>
+                <w:webHidden/>
+              </w:rPr>
+              <w:fldChar w:fldCharType="end"/>
+            </w:r>
+          </w:hyperlink>
+        </w:p>
+        <w:p>
+          <w:pPr>
+            <w:pStyle w:val="TM1"/>
+            <w:tabs>
+              <w:tab w:val="right" w:leader="dot" w:pos="8656"/>
+            </w:tabs>
+            <w:rPr>
+              <w:rFonts w:eastAsiaTheme="minorEastAsia" w:cstheme="minorBidi"/>
+              <w:b w:val="0"/>
+              <w:bCs w:val="0"/>
+              <w:i w:val="0"/>
+              <w:iCs w:val="0"/>
+              <w:noProof/>
+              <w:kern w:val="2"/>
+              <w14:ligatures w14:val="standardContextual"/>
+            </w:rPr>
+          </w:pPr>
+          <w:hyperlink w:anchor="_Toc232187243" w:history="1">
+            <w:r>
+              <w:rPr>
+                <w:rStyle w:val="Lienhypertexte"/>
+                <w:caps/>
+                <w:noProof/>
+              </w:rPr>
+              <w:t>Chapitre 4 : Implémentation</w:t>
+            </w:r>
+            <w:r>
+              <w:rPr>
+                <w:noProof/>
+                <w:webHidden/>
+              </w:rPr>
+              <w:tab/>
+            </w:r>
+            <w:r>
+              <w:rPr>
+                <w:noProof/>
+                <w:webHidden/>
+              </w:rPr>
+              <w:fldChar w:fldCharType="begin"/>
+            </w:r>
+            <w:r>
+              <w:rPr>
+                <w:noProof/>
+                <w:webHidden/>
+              </w:rPr>
+              <w:instrText xml:space="preserve"> PAGEREF _Toc232187243 \h </w:instrText>
+            </w:r>
+            <w:r>
+              <w:rPr>
+                <w:noProof/>
+                <w:webHidden/>
+              </w:rPr>
+            </w:r>
+            <w:r>
+              <w:rPr>
+                <w:noProof/>
+                <w:webHidden/>
+              </w:rPr>
+              <w:fldChar w:fldCharType="separate"/>
+            </w:r>
+            <w:r>
+              <w:rPr>
+                <w:noProof/>
+                <w:webHidden/>
+              </w:rPr>
+              <w:t>17</w:t>
             </w:r>
             <w:r>
               <w:rPr>
@@ -2611,16 +3751,23 @@
               <w:tab w:val="right" w:leader="dot" w:pos="8656"/>
             </w:tabs>
             <w:rPr>
+              <w:rFonts w:eastAsiaTheme="minorEastAsia" w:cstheme="minorBidi"/>
+              <w:b w:val="0"/>
+              <w:bCs w:val="0"/>
               <w:noProof/>
+              <w:kern w:val="2"/>
+              <w:sz w:val="24"/>
+              <w:szCs w:val="24"/>
+              <w14:ligatures w14:val="standardContextual"/>
             </w:rPr>
           </w:pPr>
-          <w:hyperlink w:anchor="_Toc231900329" w:history="1">
+          <w:hyperlink w:anchor="_Toc232187244" w:history="1">
             <w:r>
               <w:rPr>
                 <w:rStyle w:val="Lienhypertexte"/>
                 <w:noProof/>
               </w:rPr>
-              <w:t>2.7 Analyse des Solutions Concurrentes en Afrique de l'Ouest</w:t>
+              <w:t>4.1 Stack Technologique</w:t>
             </w:r>
             <w:r>
               <w:rPr>
@@ -2641,7 +3788,7 @@
                 <w:noProof/>
                 <w:webHidden/>
               </w:rPr>
-              <w:instrText xml:space="preserve"> PAGEREF _Toc231900329 \h </w:instrText>
+              <w:instrText xml:space="preserve"> PAGEREF _Toc232187244 \h </w:instrText>
             </w:r>
             <w:r>
               <w:rPr>
@@ -2661,217 +3808,7 @@
                 <w:noProof/>
                 <w:webHidden/>
               </w:rPr>
-              <w:t>11</w:t>
-            </w:r>
-            <w:r>
-              <w:rPr>
-                <w:noProof/>
-                <w:webHidden/>
-              </w:rPr>
-              <w:fldChar w:fldCharType="end"/>
-            </w:r>
-          </w:hyperlink>
-        </w:p>
-        <w:p>
-          <w:pPr>
-            <w:pStyle w:val="TM3"/>
-            <w:tabs>
-              <w:tab w:val="right" w:leader="dot" w:pos="8656"/>
-            </w:tabs>
-            <w:rPr>
-              <w:noProof/>
-            </w:rPr>
-          </w:pPr>
-          <w:hyperlink w:anchor="_Toc231900330" w:history="1">
-            <w:r>
-              <w:rPr>
-                <w:rStyle w:val="Lienhypertexte"/>
-                <w:b/>
-                <w:bCs/>
-                <w:noProof/>
-              </w:rPr>
-              <w:t>2.7.1 AgriData IA (Bénin)</w:t>
-            </w:r>
-            <w:r>
-              <w:rPr>
-                <w:noProof/>
-                <w:webHidden/>
-              </w:rPr>
-              <w:tab/>
-            </w:r>
-            <w:r>
-              <w:rPr>
-                <w:noProof/>
-                <w:webHidden/>
-              </w:rPr>
-              <w:fldChar w:fldCharType="begin"/>
-            </w:r>
-            <w:r>
-              <w:rPr>
-                <w:noProof/>
-                <w:webHidden/>
-              </w:rPr>
-              <w:instrText xml:space="preserve"> PAGEREF _Toc231900330 \h </w:instrText>
-            </w:r>
-            <w:r>
-              <w:rPr>
-                <w:noProof/>
-                <w:webHidden/>
-              </w:rPr>
-            </w:r>
-            <w:r>
-              <w:rPr>
-                <w:noProof/>
-                <w:webHidden/>
-              </w:rPr>
-              <w:fldChar w:fldCharType="separate"/>
-            </w:r>
-            <w:r>
-              <w:rPr>
-                <w:noProof/>
-                <w:webHidden/>
-              </w:rPr>
-              <w:t>11</w:t>
-            </w:r>
-            <w:r>
-              <w:rPr>
-                <w:noProof/>
-                <w:webHidden/>
-              </w:rPr>
-              <w:fldChar w:fldCharType="end"/>
-            </w:r>
-          </w:hyperlink>
-        </w:p>
-        <w:p>
-          <w:pPr>
-            <w:pStyle w:val="TM3"/>
-            <w:tabs>
-              <w:tab w:val="right" w:leader="dot" w:pos="8656"/>
-            </w:tabs>
-            <w:rPr>
-              <w:noProof/>
-            </w:rPr>
-          </w:pPr>
-          <w:hyperlink w:anchor="_Toc231900331" w:history="1">
-            <w:r>
-              <w:rPr>
-                <w:rStyle w:val="Lienhypertexte"/>
-                <w:b/>
-                <w:bCs/>
-                <w:noProof/>
-              </w:rPr>
-              <w:t>2.7.2 AgriHubX (Guinée)</w:t>
-            </w:r>
-            <w:r>
-              <w:rPr>
-                <w:noProof/>
-                <w:webHidden/>
-              </w:rPr>
-              <w:tab/>
-            </w:r>
-            <w:r>
-              <w:rPr>
-                <w:noProof/>
-                <w:webHidden/>
-              </w:rPr>
-              <w:fldChar w:fldCharType="begin"/>
-            </w:r>
-            <w:r>
-              <w:rPr>
-                <w:noProof/>
-                <w:webHidden/>
-              </w:rPr>
-              <w:instrText xml:space="preserve"> PAGEREF _Toc231900331 \h </w:instrText>
-            </w:r>
-            <w:r>
-              <w:rPr>
-                <w:noProof/>
-                <w:webHidden/>
-              </w:rPr>
-            </w:r>
-            <w:r>
-              <w:rPr>
-                <w:noProof/>
-                <w:webHidden/>
-              </w:rPr>
-              <w:fldChar w:fldCharType="separate"/>
-            </w:r>
-            <w:r>
-              <w:rPr>
-                <w:noProof/>
-                <w:webHidden/>
-              </w:rPr>
-              <w:t>11</w:t>
-            </w:r>
-            <w:r>
-              <w:rPr>
-                <w:noProof/>
-                <w:webHidden/>
-              </w:rPr>
-              <w:fldChar w:fldCharType="end"/>
-            </w:r>
-          </w:hyperlink>
-        </w:p>
-        <w:p>
-          <w:pPr>
-            <w:pStyle w:val="TM3"/>
-            <w:tabs>
-              <w:tab w:val="right" w:leader="dot" w:pos="8656"/>
-            </w:tabs>
-            <w:rPr>
-              <w:noProof/>
-            </w:rPr>
-          </w:pPr>
-          <w:hyperlink w:anchor="_Toc231900332" w:history="1">
-            <w:r>
-              <w:rPr>
-                <w:rStyle w:val="Lienhypertexte"/>
-                <w:b/>
-                <w:bCs/>
-                <w:noProof/>
-              </w:rPr>
-              <w:t>2.7.4 Tableau Comparatif</w:t>
-            </w:r>
-            <w:r>
-              <w:rPr>
-                <w:noProof/>
-                <w:webHidden/>
-              </w:rPr>
-              <w:tab/>
-            </w:r>
-            <w:r>
-              <w:rPr>
-                <w:noProof/>
-                <w:webHidden/>
-              </w:rPr>
-              <w:fldChar w:fldCharType="begin"/>
-            </w:r>
-            <w:r>
-              <w:rPr>
-                <w:noProof/>
-                <w:webHidden/>
-              </w:rPr>
-              <w:instrText xml:space="preserve"> PAGEREF _Toc231900332 \h </w:instrText>
-            </w:r>
-            <w:r>
-              <w:rPr>
-                <w:noProof/>
-                <w:webHidden/>
-              </w:rPr>
-            </w:r>
-            <w:r>
-              <w:rPr>
-                <w:noProof/>
-                <w:webHidden/>
-              </w:rPr>
-              <w:fldChar w:fldCharType="separate"/>
-            </w:r>
-            <w:r>
-              <w:rPr>
-                <w:noProof/>
-                <w:webHidden/>
-              </w:rPr>
-              <w:t>11</w:t>
+              <w:t>17</w:t>
             </w:r>
             <w:r>
               <w:rPr>
@@ -2889,16 +3826,23 @@
               <w:tab w:val="right" w:leader="dot" w:pos="8656"/>
             </w:tabs>
             <w:rPr>
+              <w:rFonts w:eastAsiaTheme="minorEastAsia" w:cstheme="minorBidi"/>
+              <w:b w:val="0"/>
+              <w:bCs w:val="0"/>
               <w:noProof/>
+              <w:kern w:val="2"/>
+              <w:sz w:val="24"/>
+              <w:szCs w:val="24"/>
+              <w14:ligatures w14:val="standardContextual"/>
             </w:rPr>
           </w:pPr>
-          <w:hyperlink w:anchor="_Toc231900333" w:history="1">
+          <w:hyperlink w:anchor="_Toc232187245" w:history="1">
             <w:r>
               <w:rPr>
                 <w:rStyle w:val="Lienhypertexte"/>
                 <w:noProof/>
               </w:rPr>
-              <w:t>2.8 Positionnement Scientifique et Contribution Originale</w:t>
+              <w:t>4.2 Module Gestion des Animaux</w:t>
             </w:r>
             <w:r>
               <w:rPr>
@@ -2919,7 +3863,7 @@
                 <w:noProof/>
                 <w:webHidden/>
               </w:rPr>
-              <w:instrText xml:space="preserve"> PAGEREF _Toc231900333 \h </w:instrText>
+              <w:instrText xml:space="preserve"> PAGEREF _Toc232187245 \h </w:instrText>
             </w:r>
             <w:r>
               <w:rPr>
@@ -2939,7 +3883,532 @@
                 <w:noProof/>
                 <w:webHidden/>
               </w:rPr>
-              <w:t>12</w:t>
+              <w:t>17</w:t>
+            </w:r>
+            <w:r>
+              <w:rPr>
+                <w:noProof/>
+                <w:webHidden/>
+              </w:rPr>
+              <w:fldChar w:fldCharType="end"/>
+            </w:r>
+          </w:hyperlink>
+        </w:p>
+        <w:p>
+          <w:pPr>
+            <w:pStyle w:val="TM2"/>
+            <w:tabs>
+              <w:tab w:val="right" w:leader="dot" w:pos="8656"/>
+            </w:tabs>
+            <w:rPr>
+              <w:rFonts w:eastAsiaTheme="minorEastAsia" w:cstheme="minorBidi"/>
+              <w:b w:val="0"/>
+              <w:bCs w:val="0"/>
+              <w:noProof/>
+              <w:kern w:val="2"/>
+              <w:sz w:val="24"/>
+              <w:szCs w:val="24"/>
+              <w14:ligatures w14:val="standardContextual"/>
+            </w:rPr>
+          </w:pPr>
+          <w:hyperlink w:anchor="_Toc232187246" w:history="1">
+            <w:r>
+              <w:rPr>
+                <w:rStyle w:val="Lienhypertexte"/>
+                <w:noProof/>
+              </w:rPr>
+              <w:t>4.3 Module Alimentation</w:t>
+            </w:r>
+            <w:r>
+              <w:rPr>
+                <w:noProof/>
+                <w:webHidden/>
+              </w:rPr>
+              <w:tab/>
+            </w:r>
+            <w:r>
+              <w:rPr>
+                <w:noProof/>
+                <w:webHidden/>
+              </w:rPr>
+              <w:fldChar w:fldCharType="begin"/>
+            </w:r>
+            <w:r>
+              <w:rPr>
+                <w:noProof/>
+                <w:webHidden/>
+              </w:rPr>
+              <w:instrText xml:space="preserve"> PAGEREF _Toc232187246 \h </w:instrText>
+            </w:r>
+            <w:r>
+              <w:rPr>
+                <w:noProof/>
+                <w:webHidden/>
+              </w:rPr>
+            </w:r>
+            <w:r>
+              <w:rPr>
+                <w:noProof/>
+                <w:webHidden/>
+              </w:rPr>
+              <w:fldChar w:fldCharType="separate"/>
+            </w:r>
+            <w:r>
+              <w:rPr>
+                <w:noProof/>
+                <w:webHidden/>
+              </w:rPr>
+              <w:t>17</w:t>
+            </w:r>
+            <w:r>
+              <w:rPr>
+                <w:noProof/>
+                <w:webHidden/>
+              </w:rPr>
+              <w:fldChar w:fldCharType="end"/>
+            </w:r>
+          </w:hyperlink>
+        </w:p>
+        <w:p>
+          <w:pPr>
+            <w:pStyle w:val="TM2"/>
+            <w:tabs>
+              <w:tab w:val="right" w:leader="dot" w:pos="8656"/>
+            </w:tabs>
+            <w:rPr>
+              <w:rFonts w:eastAsiaTheme="minorEastAsia" w:cstheme="minorBidi"/>
+              <w:b w:val="0"/>
+              <w:bCs w:val="0"/>
+              <w:noProof/>
+              <w:kern w:val="2"/>
+              <w:sz w:val="24"/>
+              <w:szCs w:val="24"/>
+              <w14:ligatures w14:val="standardContextual"/>
+            </w:rPr>
+          </w:pPr>
+          <w:hyperlink w:anchor="_Toc232187247" w:history="1">
+            <w:r>
+              <w:rPr>
+                <w:rStyle w:val="Lienhypertexte"/>
+                <w:noProof/>
+              </w:rPr>
+              <w:t>4.4 Module Reproduction</w:t>
+            </w:r>
+            <w:r>
+              <w:rPr>
+                <w:noProof/>
+                <w:webHidden/>
+              </w:rPr>
+              <w:tab/>
+            </w:r>
+            <w:r>
+              <w:rPr>
+                <w:noProof/>
+                <w:webHidden/>
+              </w:rPr>
+              <w:fldChar w:fldCharType="begin"/>
+            </w:r>
+            <w:r>
+              <w:rPr>
+                <w:noProof/>
+                <w:webHidden/>
+              </w:rPr>
+              <w:instrText xml:space="preserve"> PAGEREF _Toc232187247 \h </w:instrText>
+            </w:r>
+            <w:r>
+              <w:rPr>
+                <w:noProof/>
+                <w:webHidden/>
+              </w:rPr>
+            </w:r>
+            <w:r>
+              <w:rPr>
+                <w:noProof/>
+                <w:webHidden/>
+              </w:rPr>
+              <w:fldChar w:fldCharType="separate"/>
+            </w:r>
+            <w:r>
+              <w:rPr>
+                <w:noProof/>
+                <w:webHidden/>
+              </w:rPr>
+              <w:t>18</w:t>
+            </w:r>
+            <w:r>
+              <w:rPr>
+                <w:noProof/>
+                <w:webHidden/>
+              </w:rPr>
+              <w:fldChar w:fldCharType="end"/>
+            </w:r>
+          </w:hyperlink>
+        </w:p>
+        <w:p>
+          <w:pPr>
+            <w:pStyle w:val="TM2"/>
+            <w:tabs>
+              <w:tab w:val="right" w:leader="dot" w:pos="8656"/>
+            </w:tabs>
+            <w:rPr>
+              <w:rFonts w:eastAsiaTheme="minorEastAsia" w:cstheme="minorBidi"/>
+              <w:b w:val="0"/>
+              <w:bCs w:val="0"/>
+              <w:noProof/>
+              <w:kern w:val="2"/>
+              <w:sz w:val="24"/>
+              <w:szCs w:val="24"/>
+              <w14:ligatures w14:val="standardContextual"/>
+            </w:rPr>
+          </w:pPr>
+          <w:hyperlink w:anchor="_Toc232187248" w:history="1">
+            <w:r>
+              <w:rPr>
+                <w:rStyle w:val="Lienhypertexte"/>
+                <w:noProof/>
+              </w:rPr>
+              <w:t>4.5 Module Santé et Système d'Aide à la Décision (SAD)</w:t>
+            </w:r>
+            <w:r>
+              <w:rPr>
+                <w:noProof/>
+                <w:webHidden/>
+              </w:rPr>
+              <w:tab/>
+            </w:r>
+            <w:r>
+              <w:rPr>
+                <w:noProof/>
+                <w:webHidden/>
+              </w:rPr>
+              <w:fldChar w:fldCharType="begin"/>
+            </w:r>
+            <w:r>
+              <w:rPr>
+                <w:noProof/>
+                <w:webHidden/>
+              </w:rPr>
+              <w:instrText xml:space="preserve"> PAGEREF _Toc232187248 \h </w:instrText>
+            </w:r>
+            <w:r>
+              <w:rPr>
+                <w:noProof/>
+                <w:webHidden/>
+              </w:rPr>
+            </w:r>
+            <w:r>
+              <w:rPr>
+                <w:noProof/>
+                <w:webHidden/>
+              </w:rPr>
+              <w:fldChar w:fldCharType="separate"/>
+            </w:r>
+            <w:r>
+              <w:rPr>
+                <w:noProof/>
+                <w:webHidden/>
+              </w:rPr>
+              <w:t>18</w:t>
+            </w:r>
+            <w:r>
+              <w:rPr>
+                <w:noProof/>
+                <w:webHidden/>
+              </w:rPr>
+              <w:fldChar w:fldCharType="end"/>
+            </w:r>
+          </w:hyperlink>
+        </w:p>
+        <w:p>
+          <w:pPr>
+            <w:pStyle w:val="TM2"/>
+            <w:tabs>
+              <w:tab w:val="right" w:leader="dot" w:pos="8656"/>
+            </w:tabs>
+            <w:rPr>
+              <w:rFonts w:eastAsiaTheme="minorEastAsia" w:cstheme="minorBidi"/>
+              <w:b w:val="0"/>
+              <w:bCs w:val="0"/>
+              <w:noProof/>
+              <w:kern w:val="2"/>
+              <w:sz w:val="24"/>
+              <w:szCs w:val="24"/>
+              <w14:ligatures w14:val="standardContextual"/>
+            </w:rPr>
+          </w:pPr>
+          <w:hyperlink w:anchor="_Toc232187249" w:history="1">
+            <w:r>
+              <w:rPr>
+                <w:rStyle w:val="Lienhypertexte"/>
+                <w:noProof/>
+              </w:rPr>
+              <w:t>4.6 Module Vente et Facturation</w:t>
+            </w:r>
+            <w:r>
+              <w:rPr>
+                <w:noProof/>
+                <w:webHidden/>
+              </w:rPr>
+              <w:tab/>
+            </w:r>
+            <w:r>
+              <w:rPr>
+                <w:noProof/>
+                <w:webHidden/>
+              </w:rPr>
+              <w:fldChar w:fldCharType="begin"/>
+            </w:r>
+            <w:r>
+              <w:rPr>
+                <w:noProof/>
+                <w:webHidden/>
+              </w:rPr>
+              <w:instrText xml:space="preserve"> PAGEREF _Toc232187249 \h </w:instrText>
+            </w:r>
+            <w:r>
+              <w:rPr>
+                <w:noProof/>
+                <w:webHidden/>
+              </w:rPr>
+            </w:r>
+            <w:r>
+              <w:rPr>
+                <w:noProof/>
+                <w:webHidden/>
+              </w:rPr>
+              <w:fldChar w:fldCharType="separate"/>
+            </w:r>
+            <w:r>
+              <w:rPr>
+                <w:noProof/>
+                <w:webHidden/>
+              </w:rPr>
+              <w:t>18</w:t>
+            </w:r>
+            <w:r>
+              <w:rPr>
+                <w:noProof/>
+                <w:webHidden/>
+              </w:rPr>
+              <w:fldChar w:fldCharType="end"/>
+            </w:r>
+          </w:hyperlink>
+        </w:p>
+        <w:p>
+          <w:pPr>
+            <w:pStyle w:val="TM2"/>
+            <w:tabs>
+              <w:tab w:val="right" w:leader="dot" w:pos="8656"/>
+            </w:tabs>
+            <w:rPr>
+              <w:rFonts w:eastAsiaTheme="minorEastAsia" w:cstheme="minorBidi"/>
+              <w:b w:val="0"/>
+              <w:bCs w:val="0"/>
+              <w:noProof/>
+              <w:kern w:val="2"/>
+              <w:sz w:val="24"/>
+              <w:szCs w:val="24"/>
+              <w14:ligatures w14:val="standardContextual"/>
+            </w:rPr>
+          </w:pPr>
+          <w:hyperlink w:anchor="_Toc232187250" w:history="1">
+            <w:r>
+              <w:rPr>
+                <w:rStyle w:val="Lienhypertexte"/>
+                <w:noProof/>
+              </w:rPr>
+              <w:t>4.7 Module Synthèse Financière</w:t>
+            </w:r>
+            <w:r>
+              <w:rPr>
+                <w:noProof/>
+                <w:webHidden/>
+              </w:rPr>
+              <w:tab/>
+            </w:r>
+            <w:r>
+              <w:rPr>
+                <w:noProof/>
+                <w:webHidden/>
+              </w:rPr>
+              <w:fldChar w:fldCharType="begin"/>
+            </w:r>
+            <w:r>
+              <w:rPr>
+                <w:noProof/>
+                <w:webHidden/>
+              </w:rPr>
+              <w:instrText xml:space="preserve"> PAGEREF _Toc232187250 \h </w:instrText>
+            </w:r>
+            <w:r>
+              <w:rPr>
+                <w:noProof/>
+                <w:webHidden/>
+              </w:rPr>
+            </w:r>
+            <w:r>
+              <w:rPr>
+                <w:noProof/>
+                <w:webHidden/>
+              </w:rPr>
+              <w:fldChar w:fldCharType="separate"/>
+            </w:r>
+            <w:r>
+              <w:rPr>
+                <w:noProof/>
+                <w:webHidden/>
+              </w:rPr>
+              <w:t>19</w:t>
+            </w:r>
+            <w:r>
+              <w:rPr>
+                <w:noProof/>
+                <w:webHidden/>
+              </w:rPr>
+              <w:fldChar w:fldCharType="end"/>
+            </w:r>
+          </w:hyperlink>
+        </w:p>
+        <w:p>
+          <w:pPr>
+            <w:pStyle w:val="TM2"/>
+            <w:tabs>
+              <w:tab w:val="right" w:leader="dot" w:pos="8656"/>
+            </w:tabs>
+            <w:rPr>
+              <w:rFonts w:eastAsiaTheme="minorEastAsia" w:cstheme="minorBidi"/>
+              <w:b w:val="0"/>
+              <w:bCs w:val="0"/>
+              <w:noProof/>
+              <w:kern w:val="2"/>
+              <w:sz w:val="24"/>
+              <w:szCs w:val="24"/>
+              <w14:ligatures w14:val="standardContextual"/>
+            </w:rPr>
+          </w:pPr>
+          <w:hyperlink w:anchor="_Toc232187251" w:history="1">
+            <w:r>
+              <w:rPr>
+                <w:rStyle w:val="Lienhypertexte"/>
+                <w:noProof/>
+              </w:rPr>
+              <w:t>4.8 Sécurité et Contrôle d'Accès</w:t>
+            </w:r>
+            <w:r>
+              <w:rPr>
+                <w:noProof/>
+                <w:webHidden/>
+              </w:rPr>
+              <w:tab/>
+            </w:r>
+            <w:r>
+              <w:rPr>
+                <w:noProof/>
+                <w:webHidden/>
+              </w:rPr>
+              <w:fldChar w:fldCharType="begin"/>
+            </w:r>
+            <w:r>
+              <w:rPr>
+                <w:noProof/>
+                <w:webHidden/>
+              </w:rPr>
+              <w:instrText xml:space="preserve"> PAGEREF _Toc232187251 \h </w:instrText>
+            </w:r>
+            <w:r>
+              <w:rPr>
+                <w:noProof/>
+                <w:webHidden/>
+              </w:rPr>
+            </w:r>
+            <w:r>
+              <w:rPr>
+                <w:noProof/>
+                <w:webHidden/>
+              </w:rPr>
+              <w:fldChar w:fldCharType="separate"/>
+            </w:r>
+            <w:r>
+              <w:rPr>
+                <w:noProof/>
+                <w:webHidden/>
+              </w:rPr>
+              <w:t>19</w:t>
+            </w:r>
+            <w:r>
+              <w:rPr>
+                <w:noProof/>
+                <w:webHidden/>
+              </w:rPr>
+              <w:fldChar w:fldCharType="end"/>
+            </w:r>
+          </w:hyperlink>
+        </w:p>
+        <w:p>
+          <w:pPr>
+            <w:pStyle w:val="TM2"/>
+            <w:tabs>
+              <w:tab w:val="right" w:leader="dot" w:pos="8656"/>
+            </w:tabs>
+            <w:rPr>
+              <w:rFonts w:eastAsiaTheme="minorEastAsia" w:cstheme="minorBidi"/>
+              <w:b w:val="0"/>
+              <w:bCs w:val="0"/>
+              <w:noProof/>
+              <w:kern w:val="2"/>
+              <w:sz w:val="24"/>
+              <w:szCs w:val="24"/>
+              <w14:ligatures w14:val="standardContextual"/>
+            </w:rPr>
+          </w:pPr>
+          <w:hyperlink w:anchor="_Toc232187252" w:history="1">
+            <w:r>
+              <w:rPr>
+                <w:rStyle w:val="Lienhypertexte"/>
+                <w:noProof/>
+              </w:rPr>
+              <w:t>4.9 Déploiement et Adaptation Mobile</w:t>
+            </w:r>
+            <w:r>
+              <w:rPr>
+                <w:noProof/>
+                <w:webHidden/>
+              </w:rPr>
+              <w:tab/>
+            </w:r>
+            <w:r>
+              <w:rPr>
+                <w:noProof/>
+                <w:webHidden/>
+              </w:rPr>
+              <w:fldChar w:fldCharType="begin"/>
+            </w:r>
+            <w:r>
+              <w:rPr>
+                <w:noProof/>
+                <w:webHidden/>
+              </w:rPr>
+              <w:instrText xml:space="preserve"> PAGEREF _Toc232187252 \h </w:instrText>
+            </w:r>
+            <w:r>
+              <w:rPr>
+                <w:noProof/>
+                <w:webHidden/>
+              </w:rPr>
+            </w:r>
+            <w:r>
+              <w:rPr>
+                <w:noProof/>
+                <w:webHidden/>
+              </w:rPr>
+              <w:fldChar w:fldCharType="separate"/>
+            </w:r>
+            <w:r>
+              <w:rPr>
+                <w:noProof/>
+                <w:webHidden/>
+              </w:rPr>
+              <w:t>19</w:t>
             </w:r>
             <w:r>
               <w:rPr>
@@ -2957,17 +4426,24 @@
               <w:tab w:val="right" w:leader="dot" w:pos="8656"/>
             </w:tabs>
             <w:rPr>
+              <w:rFonts w:eastAsiaTheme="minorEastAsia" w:cstheme="minorBidi"/>
+              <w:b w:val="0"/>
+              <w:bCs w:val="0"/>
+              <w:i w:val="0"/>
+              <w:iCs w:val="0"/>
               <w:noProof/>
+              <w:kern w:val="2"/>
+              <w14:ligatures w14:val="standardContextual"/>
             </w:rPr>
           </w:pPr>
-          <w:hyperlink w:anchor="_Toc231900334" w:history="1">
+          <w:hyperlink w:anchor="_Toc232187253" w:history="1">
             <w:r>
               <w:rPr>
                 <w:rStyle w:val="Lienhypertexte"/>
                 <w:caps/>
                 <w:noProof/>
               </w:rPr>
-              <w:t>Chapitre 3 : Conception du Système</w:t>
+              <w:t>Chapitre 5 : Résultats, Discussion et Conclusion</w:t>
             </w:r>
             <w:r>
               <w:rPr>
@@ -2988,7 +4464,7 @@
                 <w:noProof/>
                 <w:webHidden/>
               </w:rPr>
-              <w:instrText xml:space="preserve"> PAGEREF _Toc231900334 \h </w:instrText>
+              <w:instrText xml:space="preserve"> PAGEREF _Toc232187253 \h </w:instrText>
             </w:r>
             <w:r>
               <w:rPr>
@@ -3008,7 +4484,7 @@
                 <w:noProof/>
                 <w:webHidden/>
               </w:rPr>
-              <w:t>13</w:t>
+              <w:t>20</w:t>
             </w:r>
             <w:r>
               <w:rPr>
@@ -3026,16 +4502,23 @@
               <w:tab w:val="right" w:leader="dot" w:pos="8656"/>
             </w:tabs>
             <w:rPr>
+              <w:rFonts w:eastAsiaTheme="minorEastAsia" w:cstheme="minorBidi"/>
+              <w:b w:val="0"/>
+              <w:bCs w:val="0"/>
               <w:noProof/>
+              <w:kern w:val="2"/>
+              <w:sz w:val="24"/>
+              <w:szCs w:val="24"/>
+              <w14:ligatures w14:val="standardContextual"/>
             </w:rPr>
           </w:pPr>
-          <w:hyperlink w:anchor="_Toc231900335" w:history="1">
+          <w:hyperlink w:anchor="_Toc232187254" w:history="1">
             <w:r>
               <w:rPr>
                 <w:rStyle w:val="Lienhypertexte"/>
                 <w:noProof/>
               </w:rPr>
-              <w:t>3.1 Vision Générale de la Plateforme</w:t>
+              <w:t>5.1 Fonctionnalités Implémentées</w:t>
             </w:r>
             <w:r>
               <w:rPr>
@@ -3056,7 +4539,7 @@
                 <w:noProof/>
                 <w:webHidden/>
               </w:rPr>
-              <w:instrText xml:space="preserve"> PAGEREF _Toc231900335 \h </w:instrText>
+              <w:instrText xml:space="preserve"> PAGEREF _Toc232187254 \h </w:instrText>
             </w:r>
             <w:r>
               <w:rPr>
@@ -3076,7 +4559,7 @@
                 <w:noProof/>
                 <w:webHidden/>
               </w:rPr>
-              <w:t>13</w:t>
+              <w:t>20</w:t>
             </w:r>
             <w:r>
               <w:rPr>
@@ -3094,16 +4577,23 @@
               <w:tab w:val="right" w:leader="dot" w:pos="8656"/>
             </w:tabs>
             <w:rPr>
+              <w:rFonts w:eastAsiaTheme="minorEastAsia" w:cstheme="minorBidi"/>
+              <w:b w:val="0"/>
+              <w:bCs w:val="0"/>
               <w:noProof/>
+              <w:kern w:val="2"/>
+              <w:sz w:val="24"/>
+              <w:szCs w:val="24"/>
+              <w14:ligatures w14:val="standardContextual"/>
             </w:rPr>
           </w:pPr>
-          <w:hyperlink w:anchor="_Toc231900336" w:history="1">
+          <w:hyperlink w:anchor="_Toc232187255" w:history="1">
             <w:r>
               <w:rPr>
                 <w:rStyle w:val="Lienhypertexte"/>
                 <w:noProof/>
               </w:rPr>
-              <w:t>3.2 Architecture Logicielle Globale</w:t>
+              <w:t>5.2 Validation et Tests</w:t>
             </w:r>
             <w:r>
               <w:rPr>
@@ -3124,7 +4614,7 @@
                 <w:noProof/>
                 <w:webHidden/>
               </w:rPr>
-              <w:instrText xml:space="preserve"> PAGEREF _Toc231900336 \h </w:instrText>
+              <w:instrText xml:space="preserve"> PAGEREF _Toc232187255 \h </w:instrText>
             </w:r>
             <w:r>
               <w:rPr>
@@ -3144,7 +4634,7 @@
                 <w:noProof/>
                 <w:webHidden/>
               </w:rPr>
-              <w:t>13</w:t>
+              <w:t>21</w:t>
             </w:r>
             <w:r>
               <w:rPr>
@@ -3162,16 +4652,23 @@
               <w:tab w:val="right" w:leader="dot" w:pos="8656"/>
             </w:tabs>
             <w:rPr>
+              <w:rFonts w:eastAsiaTheme="minorEastAsia" w:cstheme="minorBidi"/>
+              <w:b w:val="0"/>
+              <w:bCs w:val="0"/>
               <w:noProof/>
+              <w:kern w:val="2"/>
+              <w:sz w:val="24"/>
+              <w:szCs w:val="24"/>
+              <w14:ligatures w14:val="standardContextual"/>
             </w:rPr>
           </w:pPr>
-          <w:hyperlink w:anchor="_Toc231900337" w:history="1">
+          <w:hyperlink w:anchor="_Toc232187256" w:history="1">
             <w:r>
               <w:rPr>
                 <w:rStyle w:val="Lienhypertexte"/>
                 <w:noProof/>
               </w:rPr>
-              <w:t>3.3 Pipeline de Collecte de Données via WhatsApp</w:t>
+              <w:t>5.3 Discussion</w:t>
             </w:r>
             <w:r>
               <w:rPr>
@@ -3192,7 +4689,7 @@
                 <w:noProof/>
                 <w:webHidden/>
               </w:rPr>
-              <w:instrText xml:space="preserve"> PAGEREF _Toc231900337 \h </w:instrText>
+              <w:instrText xml:space="preserve"> PAGEREF _Toc232187256 \h </w:instrText>
             </w:r>
             <w:r>
               <w:rPr>
@@ -3212,7 +4709,7 @@
                 <w:noProof/>
                 <w:webHidden/>
               </w:rPr>
-              <w:t>13</w:t>
+              <w:t>21</w:t>
             </w:r>
             <w:r>
               <w:rPr>
@@ -3230,16 +4727,23 @@
               <w:tab w:val="right" w:leader="dot" w:pos="8656"/>
             </w:tabs>
             <w:rPr>
+              <w:rFonts w:eastAsiaTheme="minorEastAsia" w:cstheme="minorBidi"/>
+              <w:b w:val="0"/>
+              <w:bCs w:val="0"/>
               <w:noProof/>
+              <w:kern w:val="2"/>
+              <w:sz w:val="24"/>
+              <w:szCs w:val="24"/>
+              <w14:ligatures w14:val="standardContextual"/>
             </w:rPr>
           </w:pPr>
-          <w:hyperlink w:anchor="_Toc231900338" w:history="1">
+          <w:hyperlink w:anchor="_Toc232187257" w:history="1">
             <w:r>
               <w:rPr>
                 <w:rStyle w:val="Lienhypertexte"/>
                 <w:noProof/>
               </w:rPr>
-              <w:t>3.4 Modules Fonctionnels du Backend de Gestion</w:t>
+              <w:t>5.4 Limites et Perspectives</w:t>
             </w:r>
             <w:r>
               <w:rPr>
@@ -3260,7 +4764,7 @@
                 <w:noProof/>
                 <w:webHidden/>
               </w:rPr>
-              <w:instrText xml:space="preserve"> PAGEREF _Toc231900338 \h </w:instrText>
+              <w:instrText xml:space="preserve"> PAGEREF _Toc232187257 \h </w:instrText>
             </w:r>
             <w:r>
               <w:rPr>
@@ -3280,7 +4784,7 @@
                 <w:noProof/>
                 <w:webHidden/>
               </w:rPr>
-              <w:t>14</w:t>
+              <w:t>21</w:t>
             </w:r>
             <w:r>
               <w:rPr>
@@ -3298,16 +4802,23 @@
               <w:tab w:val="right" w:leader="dot" w:pos="8656"/>
             </w:tabs>
             <w:rPr>
+              <w:rFonts w:eastAsiaTheme="minorEastAsia" w:cstheme="minorBidi"/>
+              <w:b w:val="0"/>
+              <w:bCs w:val="0"/>
               <w:noProof/>
+              <w:kern w:val="2"/>
+              <w:sz w:val="24"/>
+              <w:szCs w:val="24"/>
+              <w14:ligatures w14:val="standardContextual"/>
             </w:rPr>
           </w:pPr>
-          <w:hyperlink w:anchor="_Toc231900339" w:history="1">
+          <w:hyperlink w:anchor="_Toc232187258" w:history="1">
             <w:r>
               <w:rPr>
                 <w:rStyle w:val="Lienhypertexte"/>
                 <w:noProof/>
               </w:rPr>
-              <w:t>3.5 Modélisation des Données</w:t>
+              <w:t>5.5 Conclusion Générale</w:t>
             </w:r>
             <w:r>
               <w:rPr>
@@ -3328,7 +4839,7 @@
                 <w:noProof/>
                 <w:webHidden/>
               </w:rPr>
-              <w:instrText xml:space="preserve"> PAGEREF _Toc231900339 \h </w:instrText>
+              <w:instrText xml:space="preserve"> PAGEREF _Toc232187258 \h </w:instrText>
             </w:r>
             <w:r>
               <w:rPr>
@@ -3348,75 +4859,7 @@
                 <w:noProof/>
                 <w:webHidden/>
               </w:rPr>
-              <w:t>15</w:t>
-            </w:r>
-            <w:r>
-              <w:rPr>
-                <w:noProof/>
-                <w:webHidden/>
-              </w:rPr>
-              <w:fldChar w:fldCharType="end"/>
-            </w:r>
-          </w:hyperlink>
-        </w:p>
-        <w:p>
-          <w:pPr>
-            <w:pStyle w:val="TM2"/>
-            <w:tabs>
-              <w:tab w:val="right" w:leader="dot" w:pos="8656"/>
-            </w:tabs>
-            <w:rPr>
-              <w:noProof/>
-            </w:rPr>
-          </w:pPr>
-          <w:hyperlink w:anchor="_Toc231900340" w:history="1">
-            <w:r>
-              <w:rPr>
-                <w:rStyle w:val="Lienhypertexte"/>
-                <w:noProof/>
-              </w:rPr>
-              <w:t>3.6 Exigences Non-Fonctionnelles</w:t>
-            </w:r>
-            <w:r>
-              <w:rPr>
-                <w:noProof/>
-                <w:webHidden/>
-              </w:rPr>
-              <w:tab/>
-            </w:r>
-            <w:r>
-              <w:rPr>
-                <w:noProof/>
-                <w:webHidden/>
-              </w:rPr>
-              <w:fldChar w:fldCharType="begin"/>
-            </w:r>
-            <w:r>
-              <w:rPr>
-                <w:noProof/>
-                <w:webHidden/>
-              </w:rPr>
-              <w:instrText xml:space="preserve"> PAGEREF _Toc231900340 \h </w:instrText>
-            </w:r>
-            <w:r>
-              <w:rPr>
-                <w:noProof/>
-                <w:webHidden/>
-              </w:rPr>
-            </w:r>
-            <w:r>
-              <w:rPr>
-                <w:noProof/>
-                <w:webHidden/>
-              </w:rPr>
-              <w:fldChar w:fldCharType="separate"/>
-            </w:r>
-            <w:r>
-              <w:rPr>
-                <w:noProof/>
-                <w:webHidden/>
-              </w:rPr>
-              <w:t>15</w:t>
+              <w:t>22</w:t>
             </w:r>
             <w:r>
               <w:rPr>
@@ -3434,17 +4877,24 @@
               <w:tab w:val="right" w:leader="dot" w:pos="8656"/>
             </w:tabs>
             <w:rPr>
+              <w:rFonts w:eastAsiaTheme="minorEastAsia" w:cstheme="minorBidi"/>
+              <w:b w:val="0"/>
+              <w:bCs w:val="0"/>
+              <w:i w:val="0"/>
+              <w:iCs w:val="0"/>
               <w:noProof/>
+              <w:kern w:val="2"/>
+              <w14:ligatures w14:val="standardContextual"/>
             </w:rPr>
           </w:pPr>
-          <w:hyperlink w:anchor="_Toc231900341" w:history="1">
+          <w:hyperlink w:anchor="_Toc232187259" w:history="1">
             <w:r>
               <w:rPr>
                 <w:rStyle w:val="Lienhypertexte"/>
                 <w:caps/>
                 <w:noProof/>
               </w:rPr>
-              <w:t>Chapitre 4 : Implémentation</w:t>
+              <w:t>Bibliographie</w:t>
             </w:r>
             <w:r>
               <w:rPr>
@@ -3465,1097 +4915,7 @@
                 <w:noProof/>
                 <w:webHidden/>
               </w:rPr>
-              <w:instrText xml:space="preserve"> PAGEREF _Toc231900341 \h </w:instrText>
-            </w:r>
-            <w:r>
-              <w:rPr>
-                <w:noProof/>
-                <w:webHidden/>
-              </w:rPr>
-            </w:r>
-            <w:r>
-              <w:rPr>
-                <w:noProof/>
-                <w:webHidden/>
-              </w:rPr>
-              <w:fldChar w:fldCharType="separate"/>
-            </w:r>
-            <w:r>
-              <w:rPr>
-                <w:noProof/>
-                <w:webHidden/>
-              </w:rPr>
-              <w:t>16</w:t>
-            </w:r>
-            <w:r>
-              <w:rPr>
-                <w:noProof/>
-                <w:webHidden/>
-              </w:rPr>
-              <w:fldChar w:fldCharType="end"/>
-            </w:r>
-          </w:hyperlink>
-        </w:p>
-        <w:p>
-          <w:pPr>
-            <w:pStyle w:val="TM2"/>
-            <w:tabs>
-              <w:tab w:val="right" w:leader="dot" w:pos="8656"/>
-            </w:tabs>
-            <w:rPr>
-              <w:noProof/>
-            </w:rPr>
-          </w:pPr>
-          <w:hyperlink w:anchor="_Toc231900342" w:history="1">
-            <w:r>
-              <w:rPr>
-                <w:rStyle w:val="Lienhypertexte"/>
-                <w:noProof/>
-              </w:rPr>
-              <w:t>4.1 Stack Technologique</w:t>
-            </w:r>
-            <w:r>
-              <w:rPr>
-                <w:noProof/>
-                <w:webHidden/>
-              </w:rPr>
-              <w:tab/>
-            </w:r>
-            <w:r>
-              <w:rPr>
-                <w:noProof/>
-                <w:webHidden/>
-              </w:rPr>
-              <w:fldChar w:fldCharType="begin"/>
-            </w:r>
-            <w:r>
-              <w:rPr>
-                <w:noProof/>
-                <w:webHidden/>
-              </w:rPr>
-              <w:instrText xml:space="preserve"> PAGEREF _Toc231900342 \h </w:instrText>
-            </w:r>
-            <w:r>
-              <w:rPr>
-                <w:noProof/>
-                <w:webHidden/>
-              </w:rPr>
-            </w:r>
-            <w:r>
-              <w:rPr>
-                <w:noProof/>
-                <w:webHidden/>
-              </w:rPr>
-              <w:fldChar w:fldCharType="separate"/>
-            </w:r>
-            <w:r>
-              <w:rPr>
-                <w:noProof/>
-                <w:webHidden/>
-              </w:rPr>
-              <w:t>16</w:t>
-            </w:r>
-            <w:r>
-              <w:rPr>
-                <w:noProof/>
-                <w:webHidden/>
-              </w:rPr>
-              <w:fldChar w:fldCharType="end"/>
-            </w:r>
-          </w:hyperlink>
-        </w:p>
-        <w:p>
-          <w:pPr>
-            <w:pStyle w:val="TM2"/>
-            <w:tabs>
-              <w:tab w:val="right" w:leader="dot" w:pos="8656"/>
-            </w:tabs>
-            <w:rPr>
-              <w:noProof/>
-            </w:rPr>
-          </w:pPr>
-          <w:hyperlink w:anchor="_Toc231900343" w:history="1">
-            <w:r>
-              <w:rPr>
-                <w:rStyle w:val="Lienhypertexte"/>
-                <w:noProof/>
-              </w:rPr>
-              <w:t>4.2 Module Gestion des Animaux</w:t>
-            </w:r>
-            <w:r>
-              <w:rPr>
-                <w:noProof/>
-                <w:webHidden/>
-              </w:rPr>
-              <w:tab/>
-            </w:r>
-            <w:r>
-              <w:rPr>
-                <w:noProof/>
-                <w:webHidden/>
-              </w:rPr>
-              <w:fldChar w:fldCharType="begin"/>
-            </w:r>
-            <w:r>
-              <w:rPr>
-                <w:noProof/>
-                <w:webHidden/>
-              </w:rPr>
-              <w:instrText xml:space="preserve"> PAGEREF _Toc231900343 \h </w:instrText>
-            </w:r>
-            <w:r>
-              <w:rPr>
-                <w:noProof/>
-                <w:webHidden/>
-              </w:rPr>
-            </w:r>
-            <w:r>
-              <w:rPr>
-                <w:noProof/>
-                <w:webHidden/>
-              </w:rPr>
-              <w:fldChar w:fldCharType="separate"/>
-            </w:r>
-            <w:r>
-              <w:rPr>
-                <w:noProof/>
-                <w:webHidden/>
-              </w:rPr>
-              <w:t>16</w:t>
-            </w:r>
-            <w:r>
-              <w:rPr>
-                <w:noProof/>
-                <w:webHidden/>
-              </w:rPr>
-              <w:fldChar w:fldCharType="end"/>
-            </w:r>
-          </w:hyperlink>
-        </w:p>
-        <w:p>
-          <w:pPr>
-            <w:pStyle w:val="TM2"/>
-            <w:tabs>
-              <w:tab w:val="right" w:leader="dot" w:pos="8656"/>
-            </w:tabs>
-            <w:rPr>
-              <w:noProof/>
-            </w:rPr>
-          </w:pPr>
-          <w:hyperlink w:anchor="_Toc231900344" w:history="1">
-            <w:r>
-              <w:rPr>
-                <w:rStyle w:val="Lienhypertexte"/>
-                <w:noProof/>
-              </w:rPr>
-              <w:t>4.3 Module Alimentation</w:t>
-            </w:r>
-            <w:r>
-              <w:rPr>
-                <w:noProof/>
-                <w:webHidden/>
-              </w:rPr>
-              <w:tab/>
-            </w:r>
-            <w:r>
-              <w:rPr>
-                <w:noProof/>
-                <w:webHidden/>
-              </w:rPr>
-              <w:fldChar w:fldCharType="begin"/>
-            </w:r>
-            <w:r>
-              <w:rPr>
-                <w:noProof/>
-                <w:webHidden/>
-              </w:rPr>
-              <w:instrText xml:space="preserve"> PAGEREF _Toc231900344 \h </w:instrText>
-            </w:r>
-            <w:r>
-              <w:rPr>
-                <w:noProof/>
-                <w:webHidden/>
-              </w:rPr>
-            </w:r>
-            <w:r>
-              <w:rPr>
-                <w:noProof/>
-                <w:webHidden/>
-              </w:rPr>
-              <w:fldChar w:fldCharType="separate"/>
-            </w:r>
-            <w:r>
-              <w:rPr>
-                <w:noProof/>
-                <w:webHidden/>
-              </w:rPr>
-              <w:t>16</w:t>
-            </w:r>
-            <w:r>
-              <w:rPr>
-                <w:noProof/>
-                <w:webHidden/>
-              </w:rPr>
-              <w:fldChar w:fldCharType="end"/>
-            </w:r>
-          </w:hyperlink>
-        </w:p>
-        <w:p>
-          <w:pPr>
-            <w:pStyle w:val="TM2"/>
-            <w:tabs>
-              <w:tab w:val="right" w:leader="dot" w:pos="8656"/>
-            </w:tabs>
-            <w:rPr>
-              <w:noProof/>
-            </w:rPr>
-          </w:pPr>
-          <w:hyperlink w:anchor="_Toc231900345" w:history="1">
-            <w:r>
-              <w:rPr>
-                <w:rStyle w:val="Lienhypertexte"/>
-                <w:noProof/>
-              </w:rPr>
-              <w:t>4.4 Module Reproduction</w:t>
-            </w:r>
-            <w:r>
-              <w:rPr>
-                <w:noProof/>
-                <w:webHidden/>
-              </w:rPr>
-              <w:tab/>
-            </w:r>
-            <w:r>
-              <w:rPr>
-                <w:noProof/>
-                <w:webHidden/>
-              </w:rPr>
-              <w:fldChar w:fldCharType="begin"/>
-            </w:r>
-            <w:r>
-              <w:rPr>
-                <w:noProof/>
-                <w:webHidden/>
-              </w:rPr>
-              <w:instrText xml:space="preserve"> PAGEREF _Toc231900345 \h </w:instrText>
-            </w:r>
-            <w:r>
-              <w:rPr>
-                <w:noProof/>
-                <w:webHidden/>
-              </w:rPr>
-            </w:r>
-            <w:r>
-              <w:rPr>
-                <w:noProof/>
-                <w:webHidden/>
-              </w:rPr>
-              <w:fldChar w:fldCharType="separate"/>
-            </w:r>
-            <w:r>
-              <w:rPr>
-                <w:noProof/>
-                <w:webHidden/>
-              </w:rPr>
-              <w:t>17</w:t>
-            </w:r>
-            <w:r>
-              <w:rPr>
-                <w:noProof/>
-                <w:webHidden/>
-              </w:rPr>
-              <w:fldChar w:fldCharType="end"/>
-            </w:r>
-          </w:hyperlink>
-        </w:p>
-        <w:p>
-          <w:pPr>
-            <w:pStyle w:val="TM2"/>
-            <w:tabs>
-              <w:tab w:val="right" w:leader="dot" w:pos="8656"/>
-            </w:tabs>
-            <w:rPr>
-              <w:noProof/>
-            </w:rPr>
-          </w:pPr>
-          <w:hyperlink w:anchor="_Toc231900346" w:history="1">
-            <w:r>
-              <w:rPr>
-                <w:rStyle w:val="Lienhypertexte"/>
-                <w:noProof/>
-              </w:rPr>
-              <w:t>4.5 Module Santé et Système d'Aide à la Décision (SAD)</w:t>
-            </w:r>
-            <w:r>
-              <w:rPr>
-                <w:noProof/>
-                <w:webHidden/>
-              </w:rPr>
-              <w:tab/>
-            </w:r>
-            <w:r>
-              <w:rPr>
-                <w:noProof/>
-                <w:webHidden/>
-              </w:rPr>
-              <w:fldChar w:fldCharType="begin"/>
-            </w:r>
-            <w:r>
-              <w:rPr>
-                <w:noProof/>
-                <w:webHidden/>
-              </w:rPr>
-              <w:instrText xml:space="preserve"> PAGEREF _Toc231900346 \h </w:instrText>
-            </w:r>
-            <w:r>
-              <w:rPr>
-                <w:noProof/>
-                <w:webHidden/>
-              </w:rPr>
-            </w:r>
-            <w:r>
-              <w:rPr>
-                <w:noProof/>
-                <w:webHidden/>
-              </w:rPr>
-              <w:fldChar w:fldCharType="separate"/>
-            </w:r>
-            <w:r>
-              <w:rPr>
-                <w:noProof/>
-                <w:webHidden/>
-              </w:rPr>
-              <w:t>17</w:t>
-            </w:r>
-            <w:r>
-              <w:rPr>
-                <w:noProof/>
-                <w:webHidden/>
-              </w:rPr>
-              <w:fldChar w:fldCharType="end"/>
-            </w:r>
-          </w:hyperlink>
-        </w:p>
-        <w:p>
-          <w:pPr>
-            <w:pStyle w:val="TM2"/>
-            <w:tabs>
-              <w:tab w:val="right" w:leader="dot" w:pos="8656"/>
-            </w:tabs>
-            <w:rPr>
-              <w:noProof/>
-            </w:rPr>
-          </w:pPr>
-          <w:hyperlink w:anchor="_Toc231900347" w:history="1">
-            <w:r>
-              <w:rPr>
-                <w:rStyle w:val="Lienhypertexte"/>
-                <w:noProof/>
-              </w:rPr>
-              <w:t>4.6 Module Vente et Facturation</w:t>
-            </w:r>
-            <w:r>
-              <w:rPr>
-                <w:noProof/>
-                <w:webHidden/>
-              </w:rPr>
-              <w:tab/>
-            </w:r>
-            <w:r>
-              <w:rPr>
-                <w:noProof/>
-                <w:webHidden/>
-              </w:rPr>
-              <w:fldChar w:fldCharType="begin"/>
-            </w:r>
-            <w:r>
-              <w:rPr>
-                <w:noProof/>
-                <w:webHidden/>
-              </w:rPr>
-              <w:instrText xml:space="preserve"> PAGEREF _Toc231900347 \h </w:instrText>
-            </w:r>
-            <w:r>
-              <w:rPr>
-                <w:noProof/>
-                <w:webHidden/>
-              </w:rPr>
-            </w:r>
-            <w:r>
-              <w:rPr>
-                <w:noProof/>
-                <w:webHidden/>
-              </w:rPr>
-              <w:fldChar w:fldCharType="separate"/>
-            </w:r>
-            <w:r>
-              <w:rPr>
-                <w:noProof/>
-                <w:webHidden/>
-              </w:rPr>
-              <w:t>18</w:t>
-            </w:r>
-            <w:r>
-              <w:rPr>
-                <w:noProof/>
-                <w:webHidden/>
-              </w:rPr>
-              <w:fldChar w:fldCharType="end"/>
-            </w:r>
-          </w:hyperlink>
-        </w:p>
-        <w:p>
-          <w:pPr>
-            <w:pStyle w:val="TM2"/>
-            <w:tabs>
-              <w:tab w:val="right" w:leader="dot" w:pos="8656"/>
-            </w:tabs>
-            <w:rPr>
-              <w:noProof/>
-            </w:rPr>
-          </w:pPr>
-          <w:hyperlink w:anchor="_Toc231900348" w:history="1">
-            <w:r>
-              <w:rPr>
-                <w:rStyle w:val="Lienhypertexte"/>
-                <w:noProof/>
-              </w:rPr>
-              <w:t>4.7 Module Synthèse Financière</w:t>
-            </w:r>
-            <w:r>
-              <w:rPr>
-                <w:noProof/>
-                <w:webHidden/>
-              </w:rPr>
-              <w:tab/>
-            </w:r>
-            <w:r>
-              <w:rPr>
-                <w:noProof/>
-                <w:webHidden/>
-              </w:rPr>
-              <w:fldChar w:fldCharType="begin"/>
-            </w:r>
-            <w:r>
-              <w:rPr>
-                <w:noProof/>
-                <w:webHidden/>
-              </w:rPr>
-              <w:instrText xml:space="preserve"> PAGEREF _Toc231900348 \h </w:instrText>
-            </w:r>
-            <w:r>
-              <w:rPr>
-                <w:noProof/>
-                <w:webHidden/>
-              </w:rPr>
-            </w:r>
-            <w:r>
-              <w:rPr>
-                <w:noProof/>
-                <w:webHidden/>
-              </w:rPr>
-              <w:fldChar w:fldCharType="separate"/>
-            </w:r>
-            <w:r>
-              <w:rPr>
-                <w:noProof/>
-                <w:webHidden/>
-              </w:rPr>
-              <w:t>18</w:t>
-            </w:r>
-            <w:r>
-              <w:rPr>
-                <w:noProof/>
-                <w:webHidden/>
-              </w:rPr>
-              <w:fldChar w:fldCharType="end"/>
-            </w:r>
-          </w:hyperlink>
-        </w:p>
-        <w:p>
-          <w:pPr>
-            <w:pStyle w:val="TM2"/>
-            <w:tabs>
-              <w:tab w:val="right" w:leader="dot" w:pos="8656"/>
-            </w:tabs>
-            <w:rPr>
-              <w:noProof/>
-            </w:rPr>
-          </w:pPr>
-          <w:hyperlink w:anchor="_Toc231900349" w:history="1">
-            <w:r>
-              <w:rPr>
-                <w:rStyle w:val="Lienhypertexte"/>
-                <w:noProof/>
-              </w:rPr>
-              <w:t>4.8 Sécurité et Contrôle d'Accès</w:t>
-            </w:r>
-            <w:r>
-              <w:rPr>
-                <w:noProof/>
-                <w:webHidden/>
-              </w:rPr>
-              <w:tab/>
-            </w:r>
-            <w:r>
-              <w:rPr>
-                <w:noProof/>
-                <w:webHidden/>
-              </w:rPr>
-              <w:fldChar w:fldCharType="begin"/>
-            </w:r>
-            <w:r>
-              <w:rPr>
-                <w:noProof/>
-                <w:webHidden/>
-              </w:rPr>
-              <w:instrText xml:space="preserve"> PAGEREF _Toc231900349 \h </w:instrText>
-            </w:r>
-            <w:r>
-              <w:rPr>
-                <w:noProof/>
-                <w:webHidden/>
-              </w:rPr>
-            </w:r>
-            <w:r>
-              <w:rPr>
-                <w:noProof/>
-                <w:webHidden/>
-              </w:rPr>
-              <w:fldChar w:fldCharType="separate"/>
-            </w:r>
-            <w:r>
-              <w:rPr>
-                <w:noProof/>
-                <w:webHidden/>
-              </w:rPr>
-              <w:t>18</w:t>
-            </w:r>
-            <w:r>
-              <w:rPr>
-                <w:noProof/>
-                <w:webHidden/>
-              </w:rPr>
-              <w:fldChar w:fldCharType="end"/>
-            </w:r>
-          </w:hyperlink>
-        </w:p>
-        <w:p>
-          <w:pPr>
-            <w:pStyle w:val="TM2"/>
-            <w:tabs>
-              <w:tab w:val="right" w:leader="dot" w:pos="8656"/>
-            </w:tabs>
-            <w:rPr>
-              <w:noProof/>
-            </w:rPr>
-          </w:pPr>
-          <w:hyperlink w:anchor="_Toc231900350" w:history="1">
-            <w:r>
-              <w:rPr>
-                <w:rStyle w:val="Lienhypertexte"/>
-                <w:noProof/>
-              </w:rPr>
-              <w:t>4.9 Déploiement et Adaptation Mobile</w:t>
-            </w:r>
-            <w:r>
-              <w:rPr>
-                <w:noProof/>
-                <w:webHidden/>
-              </w:rPr>
-              <w:tab/>
-            </w:r>
-            <w:r>
-              <w:rPr>
-                <w:noProof/>
-                <w:webHidden/>
-              </w:rPr>
-              <w:fldChar w:fldCharType="begin"/>
-            </w:r>
-            <w:r>
-              <w:rPr>
-                <w:noProof/>
-                <w:webHidden/>
-              </w:rPr>
-              <w:instrText xml:space="preserve"> PAGEREF _Toc231900350 \h </w:instrText>
-            </w:r>
-            <w:r>
-              <w:rPr>
-                <w:noProof/>
-                <w:webHidden/>
-              </w:rPr>
-            </w:r>
-            <w:r>
-              <w:rPr>
-                <w:noProof/>
-                <w:webHidden/>
-              </w:rPr>
-              <w:fldChar w:fldCharType="separate"/>
-            </w:r>
-            <w:r>
-              <w:rPr>
-                <w:noProof/>
-                <w:webHidden/>
-              </w:rPr>
-              <w:t>19</w:t>
-            </w:r>
-            <w:r>
-              <w:rPr>
-                <w:noProof/>
-                <w:webHidden/>
-              </w:rPr>
-              <w:fldChar w:fldCharType="end"/>
-            </w:r>
-          </w:hyperlink>
-        </w:p>
-        <w:p>
-          <w:pPr>
-            <w:pStyle w:val="TM1"/>
-            <w:tabs>
-              <w:tab w:val="right" w:leader="dot" w:pos="8656"/>
-            </w:tabs>
-            <w:rPr>
-              <w:noProof/>
-            </w:rPr>
-          </w:pPr>
-          <w:hyperlink w:anchor="_Toc231900351" w:history="1">
-            <w:r>
-              <w:rPr>
-                <w:rStyle w:val="Lienhypertexte"/>
-                <w:caps/>
-                <w:noProof/>
-              </w:rPr>
-              <w:t>Chapitre 5 : Résultats, Discussion et Conclusion</w:t>
-            </w:r>
-            <w:r>
-              <w:rPr>
-                <w:noProof/>
-                <w:webHidden/>
-              </w:rPr>
-              <w:tab/>
-            </w:r>
-            <w:r>
-              <w:rPr>
-                <w:noProof/>
-                <w:webHidden/>
-              </w:rPr>
-              <w:fldChar w:fldCharType="begin"/>
-            </w:r>
-            <w:r>
-              <w:rPr>
-                <w:noProof/>
-                <w:webHidden/>
-              </w:rPr>
-              <w:instrText xml:space="preserve"> PAGEREF _Toc231900351 \h </w:instrText>
-            </w:r>
-            <w:r>
-              <w:rPr>
-                <w:noProof/>
-                <w:webHidden/>
-              </w:rPr>
-            </w:r>
-            <w:r>
-              <w:rPr>
-                <w:noProof/>
-                <w:webHidden/>
-              </w:rPr>
-              <w:fldChar w:fldCharType="separate"/>
-            </w:r>
-            <w:r>
-              <w:rPr>
-                <w:noProof/>
-                <w:webHidden/>
-              </w:rPr>
-              <w:t>20</w:t>
-            </w:r>
-            <w:r>
-              <w:rPr>
-                <w:noProof/>
-                <w:webHidden/>
-              </w:rPr>
-              <w:fldChar w:fldCharType="end"/>
-            </w:r>
-          </w:hyperlink>
-        </w:p>
-        <w:p>
-          <w:pPr>
-            <w:pStyle w:val="TM2"/>
-            <w:tabs>
-              <w:tab w:val="right" w:leader="dot" w:pos="8656"/>
-            </w:tabs>
-            <w:rPr>
-              <w:noProof/>
-            </w:rPr>
-          </w:pPr>
-          <w:hyperlink w:anchor="_Toc231900352" w:history="1">
-            <w:r>
-              <w:rPr>
-                <w:rStyle w:val="Lienhypertexte"/>
-                <w:noProof/>
-              </w:rPr>
-              <w:t>5.1 Fonctionnalités Implémentées</w:t>
-            </w:r>
-            <w:r>
-              <w:rPr>
-                <w:noProof/>
-                <w:webHidden/>
-              </w:rPr>
-              <w:tab/>
-            </w:r>
-            <w:r>
-              <w:rPr>
-                <w:noProof/>
-                <w:webHidden/>
-              </w:rPr>
-              <w:fldChar w:fldCharType="begin"/>
-            </w:r>
-            <w:r>
-              <w:rPr>
-                <w:noProof/>
-                <w:webHidden/>
-              </w:rPr>
-              <w:instrText xml:space="preserve"> PAGEREF _Toc231900352 \h </w:instrText>
-            </w:r>
-            <w:r>
-              <w:rPr>
-                <w:noProof/>
-                <w:webHidden/>
-              </w:rPr>
-            </w:r>
-            <w:r>
-              <w:rPr>
-                <w:noProof/>
-                <w:webHidden/>
-              </w:rPr>
-              <w:fldChar w:fldCharType="separate"/>
-            </w:r>
-            <w:r>
-              <w:rPr>
-                <w:noProof/>
-                <w:webHidden/>
-              </w:rPr>
-              <w:t>20</w:t>
-            </w:r>
-            <w:r>
-              <w:rPr>
-                <w:noProof/>
-                <w:webHidden/>
-              </w:rPr>
-              <w:fldChar w:fldCharType="end"/>
-            </w:r>
-          </w:hyperlink>
-        </w:p>
-        <w:p>
-          <w:pPr>
-            <w:pStyle w:val="TM2"/>
-            <w:tabs>
-              <w:tab w:val="right" w:leader="dot" w:pos="8656"/>
-            </w:tabs>
-            <w:rPr>
-              <w:noProof/>
-            </w:rPr>
-          </w:pPr>
-          <w:hyperlink w:anchor="_Toc231900353" w:history="1">
-            <w:r>
-              <w:rPr>
-                <w:rStyle w:val="Lienhypertexte"/>
-                <w:noProof/>
-              </w:rPr>
-              <w:t>5.2 Validation et Tests</w:t>
-            </w:r>
-            <w:r>
-              <w:rPr>
-                <w:noProof/>
-                <w:webHidden/>
-              </w:rPr>
-              <w:tab/>
-            </w:r>
-            <w:r>
-              <w:rPr>
-                <w:noProof/>
-                <w:webHidden/>
-              </w:rPr>
-              <w:fldChar w:fldCharType="begin"/>
-            </w:r>
-            <w:r>
-              <w:rPr>
-                <w:noProof/>
-                <w:webHidden/>
-              </w:rPr>
-              <w:instrText xml:space="preserve"> PAGEREF _Toc231900353 \h </w:instrText>
-            </w:r>
-            <w:r>
-              <w:rPr>
-                <w:noProof/>
-                <w:webHidden/>
-              </w:rPr>
-            </w:r>
-            <w:r>
-              <w:rPr>
-                <w:noProof/>
-                <w:webHidden/>
-              </w:rPr>
-              <w:fldChar w:fldCharType="separate"/>
-            </w:r>
-            <w:r>
-              <w:rPr>
-                <w:noProof/>
-                <w:webHidden/>
-              </w:rPr>
-              <w:t>21</w:t>
-            </w:r>
-            <w:r>
-              <w:rPr>
-                <w:noProof/>
-                <w:webHidden/>
-              </w:rPr>
-              <w:fldChar w:fldCharType="end"/>
-            </w:r>
-          </w:hyperlink>
-        </w:p>
-        <w:p>
-          <w:pPr>
-            <w:pStyle w:val="TM2"/>
-            <w:tabs>
-              <w:tab w:val="right" w:leader="dot" w:pos="8656"/>
-            </w:tabs>
-            <w:rPr>
-              <w:noProof/>
-            </w:rPr>
-          </w:pPr>
-          <w:hyperlink w:anchor="_Toc231900354" w:history="1">
-            <w:r>
-              <w:rPr>
-                <w:rStyle w:val="Lienhypertexte"/>
-                <w:noProof/>
-              </w:rPr>
-              <w:t>5.3 Discussion</w:t>
-            </w:r>
-            <w:r>
-              <w:rPr>
-                <w:noProof/>
-                <w:webHidden/>
-              </w:rPr>
-              <w:tab/>
-            </w:r>
-            <w:r>
-              <w:rPr>
-                <w:noProof/>
-                <w:webHidden/>
-              </w:rPr>
-              <w:fldChar w:fldCharType="begin"/>
-            </w:r>
-            <w:r>
-              <w:rPr>
-                <w:noProof/>
-                <w:webHidden/>
-              </w:rPr>
-              <w:instrText xml:space="preserve"> PAGEREF _Toc231900354 \h </w:instrText>
-            </w:r>
-            <w:r>
-              <w:rPr>
-                <w:noProof/>
-                <w:webHidden/>
-              </w:rPr>
-            </w:r>
-            <w:r>
-              <w:rPr>
-                <w:noProof/>
-                <w:webHidden/>
-              </w:rPr>
-              <w:fldChar w:fldCharType="separate"/>
-            </w:r>
-            <w:r>
-              <w:rPr>
-                <w:noProof/>
-                <w:webHidden/>
-              </w:rPr>
-              <w:t>21</w:t>
-            </w:r>
-            <w:r>
-              <w:rPr>
-                <w:noProof/>
-                <w:webHidden/>
-              </w:rPr>
-              <w:fldChar w:fldCharType="end"/>
-            </w:r>
-          </w:hyperlink>
-        </w:p>
-        <w:p>
-          <w:pPr>
-            <w:pStyle w:val="TM2"/>
-            <w:tabs>
-              <w:tab w:val="right" w:leader="dot" w:pos="8656"/>
-            </w:tabs>
-            <w:rPr>
-              <w:noProof/>
-            </w:rPr>
-          </w:pPr>
-          <w:hyperlink w:anchor="_Toc231900355" w:history="1">
-            <w:r>
-              <w:rPr>
-                <w:rStyle w:val="Lienhypertexte"/>
-                <w:noProof/>
-              </w:rPr>
-              <w:t>5.4 Limites et Perspectives</w:t>
-            </w:r>
-            <w:r>
-              <w:rPr>
-                <w:noProof/>
-                <w:webHidden/>
-              </w:rPr>
-              <w:tab/>
-            </w:r>
-            <w:r>
-              <w:rPr>
-                <w:noProof/>
-                <w:webHidden/>
-              </w:rPr>
-              <w:fldChar w:fldCharType="begin"/>
-            </w:r>
-            <w:r>
-              <w:rPr>
-                <w:noProof/>
-                <w:webHidden/>
-              </w:rPr>
-              <w:instrText xml:space="preserve"> PAGEREF _Toc231900355 \h </w:instrText>
-            </w:r>
-            <w:r>
-              <w:rPr>
-                <w:noProof/>
-                <w:webHidden/>
-              </w:rPr>
-            </w:r>
-            <w:r>
-              <w:rPr>
-                <w:noProof/>
-                <w:webHidden/>
-              </w:rPr>
-              <w:fldChar w:fldCharType="separate"/>
-            </w:r>
-            <w:r>
-              <w:rPr>
-                <w:noProof/>
-                <w:webHidden/>
-              </w:rPr>
-              <w:t>21</w:t>
-            </w:r>
-            <w:r>
-              <w:rPr>
-                <w:noProof/>
-                <w:webHidden/>
-              </w:rPr>
-              <w:fldChar w:fldCharType="end"/>
-            </w:r>
-          </w:hyperlink>
-        </w:p>
-        <w:p>
-          <w:pPr>
-            <w:pStyle w:val="TM2"/>
-            <w:tabs>
-              <w:tab w:val="right" w:leader="dot" w:pos="8656"/>
-            </w:tabs>
-            <w:rPr>
-              <w:noProof/>
-            </w:rPr>
-          </w:pPr>
-          <w:hyperlink w:anchor="_Toc231900356" w:history="1">
-            <w:r>
-              <w:rPr>
-                <w:rStyle w:val="Lienhypertexte"/>
-                <w:noProof/>
-              </w:rPr>
-              <w:t>5.5 Conclusion Générale</w:t>
-            </w:r>
-            <w:r>
-              <w:rPr>
-                <w:noProof/>
-                <w:webHidden/>
-              </w:rPr>
-              <w:tab/>
-            </w:r>
-            <w:r>
-              <w:rPr>
-                <w:noProof/>
-                <w:webHidden/>
-              </w:rPr>
-              <w:fldChar w:fldCharType="begin"/>
-            </w:r>
-            <w:r>
-              <w:rPr>
-                <w:noProof/>
-                <w:webHidden/>
-              </w:rPr>
-              <w:instrText xml:space="preserve"> PAGEREF _Toc231900356 \h </w:instrText>
-            </w:r>
-            <w:r>
-              <w:rPr>
-                <w:noProof/>
-                <w:webHidden/>
-              </w:rPr>
-            </w:r>
-            <w:r>
-              <w:rPr>
-                <w:noProof/>
-                <w:webHidden/>
-              </w:rPr>
-              <w:fldChar w:fldCharType="separate"/>
-            </w:r>
-            <w:r>
-              <w:rPr>
-                <w:noProof/>
-                <w:webHidden/>
-              </w:rPr>
-              <w:t>22</w:t>
-            </w:r>
-            <w:r>
-              <w:rPr>
-                <w:noProof/>
-                <w:webHidden/>
-              </w:rPr>
-              <w:fldChar w:fldCharType="end"/>
-            </w:r>
-          </w:hyperlink>
-        </w:p>
-        <w:p>
-          <w:pPr>
-            <w:pStyle w:val="TM1"/>
-            <w:tabs>
-              <w:tab w:val="right" w:leader="dot" w:pos="8656"/>
-            </w:tabs>
-            <w:rPr>
-              <w:noProof/>
-            </w:rPr>
-          </w:pPr>
-          <w:hyperlink w:anchor="_Toc231900357" w:history="1">
-            <w:r>
-              <w:rPr>
-                <w:rStyle w:val="Lienhypertexte"/>
-                <w:caps/>
-                <w:noProof/>
-              </w:rPr>
-              <w:t>Bibliographie</w:t>
-            </w:r>
-            <w:r>
-              <w:rPr>
-                <w:noProof/>
-                <w:webHidden/>
-              </w:rPr>
-              <w:tab/>
-            </w:r>
-            <w:r>
-              <w:rPr>
-                <w:noProof/>
-                <w:webHidden/>
-              </w:rPr>
-              <w:fldChar w:fldCharType="begin"/>
-            </w:r>
-            <w:r>
-              <w:rPr>
-                <w:noProof/>
-                <w:webHidden/>
-              </w:rPr>
-              <w:instrText xml:space="preserve"> PAGEREF _Toc231900357 \h </w:instrText>
+              <w:instrText xml:space="preserve"> PAGEREF _Toc232187259 \h </w:instrText>
             </w:r>
             <w:r>
               <w:rPr>
@@ -4608,7 +4968,7 @@
         <w:pStyle w:val="Titre1"/>
         <w:spacing w:before="360" w:after="180"/>
       </w:pPr>
-      <w:bookmarkStart w:id="3" w:name="_Toc231900317"/>
+      <w:bookmarkStart w:id="3" w:name="_Toc232187218"/>
       <w:r>
         <w:rPr>
           <w:b/>
@@ -4627,7 +4987,7 @@
         <w:pStyle w:val="Titre2"/>
         <w:spacing w:before="280" w:after="140"/>
       </w:pPr>
-      <w:bookmarkStart w:id="4" w:name="_Toc231900318"/>
+      <w:bookmarkStart w:id="4" w:name="_Toc232187219"/>
       <w:r>
         <w:rPr>
           <w:b/>
@@ -4642,6 +5002,18 @@
         <w:spacing w:after="120"/>
         <w:jc w:val="both"/>
       </w:pPr>
+    </w:p>
+    <w:p>
+      <w:pPr>
+        <w:spacing w:after="120"/>
+        <w:jc w:val="both"/>
+      </w:pPr>
+      <w:r>
+        <w:t xml:space="preserve"> </w:t>
+      </w:r>
+      <w:r>
+        <w:tab/>
+      </w:r>
       <w:r>
         <w:t>L'Afrique subsaharienne est en pleine transformation agricole. La croissance démographique et l'urbanisation accélèrent la demande alimentaire, et dans ce contexte l'élevage porcin occupe une place stratégique au Burkina Faso. Le porc, c'est un cycle court, une forte prolificité et une capacité à valoriser les sous-produits agricoles  autant de raisons pour lesquelles il reste une source de revenus indispensable pour des milliers de ménages ruraux et périurbains.</w:t>
       </w:r>
@@ -4713,7 +5085,16 @@
         <w:jc w:val="both"/>
       </w:pPr>
       <w:r>
-        <w:t>C'est exactement la question à laquelle ce mémoire répond : concevoir et implémenter une plateforme d'IA pour l'élevage porcin de précision, calibrée sur les ressources locales du Burkina Faso et utilisable dans des conditions de connectivité limitée.</w:t>
+        <w:t xml:space="preserve">C'est exactement la question à laquelle ce mémoire répond : concevoir et implémenter une plateforme d'IA pour l'élevage porcin de précision, calibrée sur les </w:t>
+      </w:r>
+      <w:r>
+        <w:t>contexte</w:t>
+      </w:r>
+      <w:r>
+        <w:t xml:space="preserve"> locales </w:t>
+      </w:r>
+      <w:r>
+        <w:t>(Faible connective en mileu rurale etc ).</w:t>
       </w:r>
     </w:p>
     <w:p>
@@ -4721,7 +5102,7 @@
         <w:pStyle w:val="Titre2"/>
         <w:spacing w:before="280" w:after="140"/>
       </w:pPr>
-      <w:bookmarkStart w:id="5" w:name="_Toc231900319"/>
+      <w:bookmarkStart w:id="5" w:name="_Toc232187220"/>
       <w:r>
         <w:rPr>
           <w:b/>
@@ -4746,7 +5127,10 @@
         <w:jc w:val="both"/>
       </w:pPr>
       <w:r>
-        <w:t>La fracture numérique aggrave la situation. Un Policy Brief sur le Sénégal  comparable au Burkina sur le plan numérique note que si environ 100 % des ménages ruraux ont un téléphone mobile, seulement 20 % environ ont un smartphone. En zone pastorale, la 3G/4G est souvent inexistante. Impossible d'ignorer ça en concevant une solution.</w:t>
+        <w:t>La fracture numérique aggrave la situation. Un Policy Brief sur le Sénégal  comparable au Burkina sur le plan numérique note que si environ 100 % des ménages ruraux ont un téléphone mobile, seulement 20 % environ ont un smartphone. En zone pastorale, la 3G/4G est souvent inexistante. Impossible d'ignorer ça en concevant une solution</w:t>
+      </w:r>
+      <w:r>
+        <w:t xml:space="preserve"> qui necessite un haut debit.</w:t>
       </w:r>
     </w:p>
     <w:p>
@@ -4764,6 +5148,26 @@
         <w:jc w:val="both"/>
       </w:pPr>
       <w:r>
+        <w:rPr>
+          <w:highlight w:val="red"/>
+        </w:rPr>
+        <w:t>(Contexte revoir Il ya trop de contrainte technique)</w:t>
+      </w:r>
+      <w:r>
+        <w:rPr>
+          <w:highlight w:val="red"/>
+        </w:rPr>
+        <w:br/>
+        <w:t>Problematique reduire les paragraphes</w:t>
+      </w:r>
+    </w:p>
+    <w:p>
+      <w:pPr>
+        <w:spacing w:after="120"/>
+        <w:jc w:val="both"/>
+      </w:pPr>
+      <w:r>
+        <w:lastRenderedPageBreak/>
         <w:t>La problématique de ce mémoire est donc : comment concevoir et implémenter une plateforme numérique intelligente, adaptée aux contraintes du milieu rural burkinabè, permettant à un éleveur de porcs de suivre ses animaux, d'optimiser son alimentation, de gérer sa reproduction et d'anticiper ses risques sanitaires et économiques ?</w:t>
       </w:r>
     </w:p>
@@ -4772,23 +5176,32 @@
         <w:pStyle w:val="Titre2"/>
         <w:spacing w:before="280" w:after="140"/>
       </w:pPr>
-      <w:bookmarkStart w:id="6" w:name="_Toc231900320"/>
+      <w:bookmarkStart w:id="6" w:name="_Toc232187221"/>
+      <w:r>
+        <w:rPr>
+          <w:b/>
+          <w:bCs/>
+          <w:highlight w:val="red"/>
+        </w:rPr>
+        <w:t xml:space="preserve">1.3 Objectifs </w:t>
+      </w:r>
+      <w:bookmarkEnd w:id="6"/>
+      <w:r>
+        <w:rPr>
+          <w:b/>
+          <w:bCs/>
+          <w:highlight w:val="red"/>
+        </w:rPr>
+        <w:br/>
+        <w:t>(Obj globale et specifique)</w:t>
+      </w:r>
+    </w:p>
+    <w:p>
       <w:r>
         <w:rPr>
           <w:b/>
           <w:bCs/>
         </w:rPr>
-        <w:t>1.3 Objectifs de la Recherche</w:t>
-      </w:r>
-      <w:bookmarkEnd w:id="6"/>
-    </w:p>
-    <w:p>
-      <w:r>
-        <w:rPr>
-          <w:b/>
-          <w:bCs/>
-        </w:rPr>
-        <w:lastRenderedPageBreak/>
         <w:t>Objectif général :</w:t>
       </w:r>
     </w:p>
@@ -4798,7 +5211,7 @@
         <w:jc w:val="both"/>
       </w:pPr>
       <w:r>
-        <w:t>Concevoir et implémenter une plateforme d'intelligence artificielle pour l'élevage porcin de précision au Burkina Faso, adaptée aux réalités sociotechniques locales.</w:t>
+        <w:t>Concevoir et implémenter une plateforme d'intelligence artificielle pour l'élevage porcin de précision au Burkina Faso, adaptée aux réalités locales.</w:t>
       </w:r>
     </w:p>
     <w:p/>
@@ -4910,13 +5323,27 @@
         <w:pStyle w:val="Titre2"/>
         <w:spacing w:before="280" w:after="140"/>
       </w:pPr>
-      <w:bookmarkStart w:id="7" w:name="_Toc231900321"/>
+      <w:bookmarkStart w:id="7" w:name="_Toc232187222"/>
       <w:r>
         <w:rPr>
           <w:b/>
           <w:bCs/>
         </w:rPr>
-        <w:t>1.4 Structure du Mémoire</w:t>
+        <w:t xml:space="preserve">1.4 </w:t>
+      </w:r>
+      <w:r>
+        <w:rPr>
+          <w:b/>
+          <w:bCs/>
+        </w:rPr>
+        <w:t>Organisation</w:t>
+      </w:r>
+      <w:r>
+        <w:rPr>
+          <w:b/>
+          <w:bCs/>
+        </w:rPr>
+        <w:t xml:space="preserve"> du Mémoire</w:t>
       </w:r>
       <w:bookmarkEnd w:id="7"/>
     </w:p>
@@ -4939,7 +5366,7 @@
         <w:pStyle w:val="Titre1"/>
         <w:spacing w:before="360" w:after="180"/>
       </w:pPr>
-      <w:bookmarkStart w:id="8" w:name="_Toc231900322"/>
+      <w:bookmarkStart w:id="8" w:name="_Toc232187223"/>
       <w:r>
         <w:rPr>
           <w:b/>
@@ -4958,7 +5385,7 @@
         <w:pStyle w:val="Titre2"/>
         <w:spacing w:before="280" w:after="140"/>
       </w:pPr>
-      <w:bookmarkStart w:id="9" w:name="_Toc231900323"/>
+      <w:bookmarkStart w:id="9" w:name="_Toc232187224"/>
       <w:r>
         <w:rPr>
           <w:b/>
@@ -5024,7 +5451,7 @@
         <w:pStyle w:val="Titre2"/>
         <w:spacing w:before="280" w:after="140"/>
       </w:pPr>
-      <w:bookmarkStart w:id="10" w:name="_Toc231900324"/>
+      <w:bookmarkStart w:id="10" w:name="_Toc232187225"/>
       <w:r>
         <w:rPr>
           <w:b/>
@@ -5066,7 +5493,7 @@
         <w:pStyle w:val="Titre2"/>
         <w:spacing w:before="280" w:after="140"/>
       </w:pPr>
-      <w:bookmarkStart w:id="11" w:name="_Toc231900325"/>
+      <w:bookmarkStart w:id="11" w:name="_Toc232187226"/>
       <w:r>
         <w:rPr>
           <w:b/>
@@ -5082,7 +5509,16 @@
         <w:jc w:val="both"/>
       </w:pPr>
       <w:r>
-        <w:t xml:space="preserve">Le PLF (Precision Livestock Farming), c'est l'ensemble des technologies qui permettent de suivre chaque animal en temps réel pour optimiser les interventions zootechniques, sanitaires et alimentaires. </w:t>
+        <w:t xml:space="preserve">Le PLF (Precision Livestock Farming), </w:t>
+      </w:r>
+      <w:r>
+        <w:rPr>
+          <w:highlight w:val="red"/>
+        </w:rPr>
+        <w:t>c'est l'ensemble des technologies qui permettent de suivre chaque animal en temps réel</w:t>
+      </w:r>
+      <w:r>
+        <w:t xml:space="preserve"> pour optimiser les interventions zootechniques, sanitaires et alimentaires. </w:t>
       </w:r>
       <w:hyperlink w:anchor="ref4">
         <w:r>
@@ -5138,7 +5574,7 @@
         <w:pStyle w:val="Titre2"/>
         <w:spacing w:before="280" w:after="140"/>
       </w:pPr>
-      <w:bookmarkStart w:id="12" w:name="_Toc231900326"/>
+      <w:bookmarkStart w:id="12" w:name="_Toc232187227"/>
       <w:r>
         <w:rPr>
           <w:b/>
@@ -5209,8 +5645,12 @@
       <w:pPr>
         <w:pStyle w:val="Titre2"/>
         <w:spacing w:before="280" w:after="140"/>
-      </w:pPr>
-      <w:bookmarkStart w:id="13" w:name="_Toc231900327"/>
+        <w:rPr>
+          <w:b/>
+          <w:bCs/>
+        </w:rPr>
+      </w:pPr>
+      <w:bookmarkStart w:id="13" w:name="_Toc232187228"/>
       <w:r>
         <w:rPr>
           <w:b/>
@@ -5221,6 +5661,17 @@
       <w:bookmarkEnd w:id="13"/>
     </w:p>
     <w:p>
+      <w:r>
+        <w:rPr>
+          <w:highlight w:val="red"/>
+        </w:rPr>
+        <w:t>Developper cette partie</w:t>
+      </w:r>
+      <w:r>
+        <w:t xml:space="preserve"> </w:t>
+      </w:r>
+    </w:p>
+    <w:p>
       <w:pPr>
         <w:spacing w:after="120"/>
         <w:jc w:val="both"/>
@@ -5260,7 +5711,7 @@
         <w:pStyle w:val="Titre2"/>
         <w:spacing w:before="280" w:after="140"/>
       </w:pPr>
-      <w:bookmarkStart w:id="14" w:name="_Toc231900328"/>
+      <w:bookmarkStart w:id="14" w:name="_Toc232187229"/>
       <w:r>
         <w:rPr>
           <w:b/>
@@ -5274,8 +5725,14 @@
       <w:pPr>
         <w:spacing w:after="120"/>
         <w:jc w:val="both"/>
-      </w:pPr>
-      <w:r>
+        <w:rPr>
+          <w:highlight w:val="red"/>
+        </w:rPr>
+      </w:pPr>
+      <w:r>
+        <w:rPr>
+          <w:highlight w:val="red"/>
+        </w:rPr>
         <w:t>La prévision des prix est un enjeu stratégique pour les éleveurs burkinabè dont les marges sont directement affectées par la volatilité du marché. Des travaux récents montrent que le ML couplé à des données satellite peut nettement améliorer la précision de ces prévisions.</w:t>
       </w:r>
     </w:p>
@@ -5285,8 +5742,26 @@
         <w:jc w:val="both"/>
       </w:pPr>
       <w:r>
+        <w:rPr>
+          <w:highlight w:val="red"/>
+        </w:rPr>
         <w:lastRenderedPageBreak/>
-        <w:t>Plusieurs études ont testé des modèles XGBoost, Random Forest et réseaux de neurones profonds sur des prix agricoles. Résultat : les modèles d'ensemble surpassent systématiquement les ARIMA classiques quand des indices NDVI satellite sont intégrés comme variables exogènes. Ces approches sont transposables aux marchés africains, où les données FAOSTAT et les indices satellite sont disponibles gratuitement.</w:t>
+        <w:t>Plusieurs études ont testé des modèles XGBoost</w:t>
+      </w:r>
+      <w:r>
+        <w:t>(</w:t>
+      </w:r>
+      <w:r>
+        <w:rPr>
+          <w:highlight w:val="red"/>
+        </w:rPr>
+        <w:t>donne les ref</w:t>
+      </w:r>
+      <w:r>
+        <w:t>)</w:t>
+      </w:r>
+      <w:r>
+        <w:t>, Random Forest et réseaux de neurones profonds sur des prix agricoles. Résultat : les modèles d'ensemble surpassent systématiquement les ARIMA classiques quand des indices NDVI satellite sont intégrés comme variables exogènes. Ces approches sont transposables aux marchés africains, où les données FAOSTAT et les indices satellite sont disponibles gratuitement.</w:t>
       </w:r>
     </w:p>
     <w:p>
@@ -5309,7 +5784,13 @@
         <w:jc w:val="both"/>
       </w:pPr>
       <w:r>
-        <w:t>L'enjeu pour le Burkina, c'est d'abord de constituer une base historique de prix. Le pipeline WhatsApp de ce projet est justement fait pour ça. C'est une contribution originale par rapport aux solutions existantes.</w:t>
+        <w:t xml:space="preserve">L'enjeu pour le Burkina, c'est d'abord de constituer une base historique de prix. </w:t>
+      </w:r>
+      <w:r>
+        <w:rPr>
+          <w:highlight w:val="red"/>
+        </w:rPr>
+        <w:t>Le pipeline WhatsApp de ce projet est justement fait pour ça. C'est une contribution originale par rapport aux solutions existantes.</w:t>
       </w:r>
     </w:p>
     <w:p>
@@ -5317,13 +5798,27 @@
         <w:pStyle w:val="Titre2"/>
         <w:spacing w:before="280" w:after="140"/>
       </w:pPr>
-      <w:bookmarkStart w:id="15" w:name="_Toc231900329"/>
+      <w:bookmarkStart w:id="15" w:name="_Toc232187230"/>
       <w:r>
         <w:rPr>
           <w:b/>
           <w:bCs/>
         </w:rPr>
-        <w:t>2.7 Analyse des Solutions Concurrentes en Afrique de l'Ouest</w:t>
+        <w:t xml:space="preserve">2.7 Analyse des Solutions </w:t>
+      </w:r>
+      <w:r>
+        <w:rPr>
+          <w:b/>
+          <w:bCs/>
+        </w:rPr>
+        <w:t>existantes</w:t>
+      </w:r>
+      <w:r>
+        <w:rPr>
+          <w:b/>
+          <w:bCs/>
+        </w:rPr>
+        <w:t xml:space="preserve"> en Afrique de l'Ouest</w:t>
       </w:r>
       <w:bookmarkEnd w:id="15"/>
     </w:p>
@@ -5357,7 +5852,7 @@
         <w:pStyle w:val="Titre3"/>
         <w:spacing w:before="200" w:after="100"/>
       </w:pPr>
-      <w:bookmarkStart w:id="16" w:name="_Toc231900330"/>
+      <w:bookmarkStart w:id="16" w:name="_Toc232187231"/>
       <w:r>
         <w:rPr>
           <w:b/>
@@ -5420,7 +5915,7 @@
         <w:pStyle w:val="Titre3"/>
         <w:spacing w:before="200" w:after="100"/>
       </w:pPr>
-      <w:bookmarkStart w:id="17" w:name="_Toc231900331"/>
+      <w:bookmarkStart w:id="17" w:name="_Toc232187232"/>
       <w:r>
         <w:rPr>
           <w:b/>
@@ -5495,6 +5990,7 @@
           <w:bCs/>
         </w:rPr>
       </w:pPr>
+      <w:bookmarkStart w:id="18" w:name="_Toc232187233"/>
       <w:r>
         <w:rPr>
           <w:b/>
@@ -5502,6 +5998,7 @@
         </w:rPr>
         <w:t>2.7.3 Farm Tracker / Livestock Manager (Pila Studio UG)</w:t>
       </w:r>
+      <w:bookmarkEnd w:id="18"/>
     </w:p>
     <w:p>
       <w:pPr>
@@ -5528,7 +6025,7 @@
         <w:jc w:val="both"/>
       </w:pPr>
       <w:r>
-        <w:t xml:space="preserve">Farm Tracker présente cependant des limites importantes dans notre contexte. D'abord, c'est une application strictement généraliste : elle ne propose aucune règle zootechnique spécifique à l'élevage porcin, et encore moins calibrée sur les ressources et pratiques du Burkina Faso (pas de rations DGPA/MRAH ni de règle locale. Ensuite, elle ne dispose d'aucun pipeline de collecte de données via WhatsApp, ce qui la rend inadaptée aux éleveurs sans smartphone ou sans accès constant à Internet. Enfin, elle n'intègre aucun système d'aide à la décision sanitaire ou reproductive (pas de calcul d'ISSF, pas d'alertes mise-bas, pas de scoring des animaux à risque). </w:t>
+        <w:t xml:space="preserve">Farm Tracker présente cependant des limites importantes dans notre contexte. D'abord, c'est une application strictement généraliste : elle ne propose aucune règle spécifique à l'élevage porcin, et encore moins calibrée sur les ressources et pratiques du Burkina Faso (pas de rations DGPA/MRAH ni de règle locale. Ensuite, elle ne dispose d'aucun pipeline de collecte de données via WhatsApp, ce qui la rend inadaptée aux éleveurs sans smartphone ou sans accès constant à Internet. Enfin, elle n'intègre aucun système d'aide à la décision sanitaire ou reproductive (pas de calcul d'ISSF, pas d'alertes mise-bas, pas de scoring des animaux à risque). </w:t>
       </w:r>
     </w:p>
     <w:p>
@@ -5540,7 +6037,7 @@
           <w:bCs/>
         </w:rPr>
       </w:pPr>
-      <w:bookmarkStart w:id="18" w:name="_Toc231900332"/>
+      <w:bookmarkStart w:id="19" w:name="_Toc232187234"/>
       <w:r>
         <w:rPr>
           <w:b/>
@@ -5548,7 +6045,7 @@
         </w:rPr>
         <w:t>2.7.4 Tableau Comparatif</w:t>
       </w:r>
-      <w:bookmarkEnd w:id="18"/>
+      <w:bookmarkEnd w:id="19"/>
     </w:p>
     <w:p/>
     <w:p/>
@@ -6858,15 +7355,22 @@
         <w:pStyle w:val="Titre2"/>
         <w:spacing w:before="280" w:after="140"/>
       </w:pPr>
-      <w:bookmarkStart w:id="19" w:name="_Toc231900333"/>
+      <w:bookmarkStart w:id="20" w:name="_Toc232187235"/>
       <w:r>
         <w:rPr>
           <w:b/>
           <w:bCs/>
         </w:rPr>
-        <w:t>2.8 Positionnement Scientifique et Contribution Originale</w:t>
-      </w:r>
-      <w:bookmarkEnd w:id="19"/>
+        <w:t>2.8 Positionnement Scientifique</w:t>
+      </w:r>
+      <w:bookmarkEnd w:id="20"/>
+      <w:r>
+        <w:rPr>
+          <w:b/>
+          <w:bCs/>
+        </w:rPr>
+        <w:t xml:space="preserve"> </w:t>
+      </w:r>
     </w:p>
     <w:p>
       <w:pPr>
@@ -6915,23 +7419,77 @@
         <w:jc w:val="both"/>
       </w:pPr>
       <w:r>
-        <w:t>La contribution originale de ce travail tient en quatre points. D'abord, une plateforme entièrement dédiée aux porcs inexistante jusqu'ici dans l'écosystème numérique agricole ouest-africain. Ensuite, un ancrage local fort des règles zootechniques : rations, règle des 100 FCFA/kg et ISSF inférieur ou égal à 7 jours sont directement sourcés sur des documents burkinabè (</w:t>
+        <w:rPr>
+          <w:highlight w:val="red"/>
+        </w:rPr>
+        <w:t>L</w:t>
+      </w:r>
+      <w:r>
+        <w:rPr>
+          <w:highlight w:val="red"/>
+        </w:rPr>
+        <w:t>es</w:t>
+      </w:r>
+      <w:r>
+        <w:rPr>
+          <w:highlight w:val="red"/>
+        </w:rPr>
+        <w:t xml:space="preserve"> contribution</w:t>
+      </w:r>
+      <w:r>
+        <w:rPr>
+          <w:highlight w:val="red"/>
+        </w:rPr>
+        <w:t>s</w:t>
+      </w:r>
+      <w:r>
+        <w:rPr>
+          <w:highlight w:val="red"/>
+        </w:rPr>
+        <w:t xml:space="preserve"> </w:t>
+      </w:r>
+      <w:r>
+        <w:rPr>
+          <w:highlight w:val="red"/>
+        </w:rPr>
+        <w:t>majeure</w:t>
+      </w:r>
+      <w:r>
+        <w:rPr>
+          <w:highlight w:val="red"/>
+        </w:rPr>
+        <w:t xml:space="preserve"> de ce travail tient en quatre points. D'abord, une plateforme entièrement dédiée aux porcs inexistante jusqu'ici dans l'écosystème numérique agricole ouest-africain. Ensuite, un ancrage local fort des règles zootechniques : rations, règle des 100 FCFA/kg et ISSF inférieur ou égal à 7 jours sont directement sourcés sur des documents burkinabè (</w:t>
       </w:r>
       <w:hyperlink w:anchor="ref11">
         <w:r>
+          <w:rPr>
+            <w:highlight w:val="red"/>
+          </w:rPr>
           <w:t>DGPA/MRAH</w:t>
         </w:r>
       </w:hyperlink>
       <w:r>
+        <w:rPr>
+          <w:highlight w:val="red"/>
+        </w:rPr>
         <w:t xml:space="preserve">, </w:t>
       </w:r>
       <w:hyperlink w:anchor="ref12">
         <w:r>
+          <w:rPr>
+            <w:highlight w:val="red"/>
+          </w:rPr>
           <w:t>ONG Thamani</w:t>
         </w:r>
       </w:hyperlink>
       <w:r>
-        <w:t>). Troisièmement, un pipeline WhatsApp pour capter des données de marché informels un manque critique des plateformes concurrentes. Enfin, une architecture modulaire extensible pour ajouter plus tard des composantes et des données satellite.</w:t>
+        <w:rPr>
+          <w:highlight w:val="red"/>
+        </w:rPr>
+        <w:t>). Troisièmement, un pipeline WhatsApp pour capter des données de marché informels un manque critique des plateformes concurrentes.</w:t>
+      </w:r>
+      <w:r>
+        <w:t xml:space="preserve"> Enfin, une architecture modulaire extensible pour ajouter plus tard des composantes et des données satellite.</w:t>
       </w:r>
     </w:p>
     <w:p>
@@ -6944,7 +7502,7 @@
         <w:pStyle w:val="Titre1"/>
         <w:spacing w:before="360" w:after="180"/>
       </w:pPr>
-      <w:bookmarkStart w:id="20" w:name="_Toc231900334"/>
+      <w:bookmarkStart w:id="21" w:name="_Toc232187236"/>
       <w:r>
         <w:rPr>
           <w:b/>
@@ -6956,14 +7514,14 @@
         <w:lastRenderedPageBreak/>
         <w:t>Chapitre 3 : Conception du Système</w:t>
       </w:r>
-      <w:bookmarkEnd w:id="20"/>
+      <w:bookmarkEnd w:id="21"/>
     </w:p>
     <w:p>
       <w:pPr>
         <w:pStyle w:val="Titre2"/>
         <w:spacing w:before="280" w:after="140"/>
       </w:pPr>
-      <w:bookmarkStart w:id="21" w:name="_Toc231900335"/>
+      <w:bookmarkStart w:id="22" w:name="_Toc232187237"/>
       <w:r>
         <w:rPr>
           <w:b/>
@@ -6971,7 +7529,7 @@
         </w:rPr>
         <w:t>3.1 Vision Générale de la Plateforme</w:t>
       </w:r>
-      <w:bookmarkEnd w:id="21"/>
+      <w:bookmarkEnd w:id="22"/>
     </w:p>
     <w:p>
       <w:pPr>
@@ -7045,7 +7603,7 @@
         <w:pStyle w:val="Titre2"/>
         <w:spacing w:before="280" w:after="140"/>
       </w:pPr>
-      <w:bookmarkStart w:id="22" w:name="_Toc231900336"/>
+      <w:bookmarkStart w:id="23" w:name="_Toc232187238"/>
       <w:r>
         <w:rPr>
           <w:b/>
@@ -7053,7 +7611,7 @@
         </w:rPr>
         <w:t>3.2 Architecture Logicielle Globale</w:t>
       </w:r>
-      <w:bookmarkEnd w:id="22"/>
+      <w:bookmarkEnd w:id="23"/>
     </w:p>
     <w:p>
       <w:pPr>
@@ -7116,7 +7674,7 @@
         <w:pStyle w:val="Titre2"/>
         <w:spacing w:before="280" w:after="140"/>
       </w:pPr>
-      <w:bookmarkStart w:id="23" w:name="_Toc231900337"/>
+      <w:bookmarkStart w:id="24" w:name="_Toc232187239"/>
       <w:r>
         <w:rPr>
           <w:b/>
@@ -7124,7 +7682,7 @@
         </w:rPr>
         <w:t>3.3 Pipeline de Collecte de Données via WhatsApp</w:t>
       </w:r>
-      <w:bookmarkEnd w:id="23"/>
+      <w:bookmarkEnd w:id="24"/>
     </w:p>
     <w:p>
       <w:pPr>
@@ -7150,7 +7708,7 @@
         <w:pStyle w:val="Titre2"/>
         <w:spacing w:before="280" w:after="140"/>
       </w:pPr>
-      <w:bookmarkStart w:id="24" w:name="_Toc231900338"/>
+      <w:bookmarkStart w:id="25" w:name="_Toc232187240"/>
       <w:r>
         <w:rPr>
           <w:b/>
@@ -7158,7 +7716,7 @@
         </w:rPr>
         <w:t>3.4 Modules Fonctionnels du Backend de Gestion</w:t>
       </w:r>
-      <w:bookmarkEnd w:id="24"/>
+      <w:bookmarkEnd w:id="25"/>
     </w:p>
     <w:p>
       <w:pPr>
@@ -8382,7 +8940,7 @@
         <w:pStyle w:val="Titre2"/>
         <w:spacing w:before="280" w:after="140"/>
       </w:pPr>
-      <w:bookmarkStart w:id="25" w:name="_Toc231900339"/>
+      <w:bookmarkStart w:id="26" w:name="_Toc232187241"/>
       <w:r>
         <w:rPr>
           <w:b/>
@@ -8390,7 +8948,7 @@
         </w:rPr>
         <w:t>3.5 Modélisation des Données</w:t>
       </w:r>
-      <w:bookmarkEnd w:id="25"/>
+      <w:bookmarkEnd w:id="26"/>
     </w:p>
     <w:p>
       <w:pPr>
@@ -8415,7 +8973,7 @@
         <w:pStyle w:val="Titre2"/>
         <w:spacing w:before="280" w:after="140"/>
       </w:pPr>
-      <w:bookmarkStart w:id="26" w:name="_Toc231900340"/>
+      <w:bookmarkStart w:id="27" w:name="_Toc232187242"/>
       <w:r>
         <w:rPr>
           <w:b/>
@@ -8423,7 +8981,7 @@
         </w:rPr>
         <w:t>3.6 Exigences Non-Fonctionnelles</w:t>
       </w:r>
-      <w:bookmarkEnd w:id="26"/>
+      <w:bookmarkEnd w:id="27"/>
     </w:p>
     <w:p>
       <w:pPr>
@@ -8444,7 +9002,7 @@
         <w:pStyle w:val="Titre1"/>
         <w:spacing w:before="360" w:after="180"/>
       </w:pPr>
-      <w:bookmarkStart w:id="27" w:name="_Toc231900341"/>
+      <w:bookmarkStart w:id="28" w:name="_Toc232187243"/>
       <w:r>
         <w:rPr>
           <w:b/>
@@ -8456,14 +9014,14 @@
         <w:lastRenderedPageBreak/>
         <w:t>Chapitre 4 : Implémentation</w:t>
       </w:r>
-      <w:bookmarkEnd w:id="27"/>
+      <w:bookmarkEnd w:id="28"/>
     </w:p>
     <w:p>
       <w:pPr>
         <w:pStyle w:val="Titre2"/>
         <w:spacing w:before="280" w:after="140"/>
       </w:pPr>
-      <w:bookmarkStart w:id="28" w:name="_Toc231900342"/>
+      <w:bookmarkStart w:id="29" w:name="_Toc232187244"/>
       <w:r>
         <w:rPr>
           <w:b/>
@@ -8471,7 +9029,7 @@
         </w:rPr>
         <w:t>4.1 Stack Technologique</w:t>
       </w:r>
-      <w:bookmarkEnd w:id="28"/>
+      <w:bookmarkEnd w:id="29"/>
     </w:p>
     <w:p>
       <w:pPr>
@@ -9242,7 +9800,7 @@
         <w:pStyle w:val="Titre2"/>
         <w:spacing w:before="280" w:after="140"/>
       </w:pPr>
-      <w:bookmarkStart w:id="29" w:name="_Toc231900343"/>
+      <w:bookmarkStart w:id="30" w:name="_Toc232187245"/>
       <w:r>
         <w:rPr>
           <w:b/>
@@ -9250,7 +9808,7 @@
         </w:rPr>
         <w:t>4.2 Module Gestion des Animaux</w:t>
       </w:r>
-      <w:bookmarkEnd w:id="29"/>
+      <w:bookmarkEnd w:id="30"/>
     </w:p>
     <w:p>
       <w:pPr>
@@ -9275,7 +9833,7 @@
         <w:pStyle w:val="Titre2"/>
         <w:spacing w:before="280" w:after="140"/>
       </w:pPr>
-      <w:bookmarkStart w:id="30" w:name="_Toc231900344"/>
+      <w:bookmarkStart w:id="31" w:name="_Toc232187246"/>
       <w:r>
         <w:rPr>
           <w:b/>
@@ -9283,7 +9841,7 @@
         </w:rPr>
         <w:t>4.3 Module Alimentation</w:t>
       </w:r>
-      <w:bookmarkEnd w:id="30"/>
+      <w:bookmarkEnd w:id="31"/>
     </w:p>
     <w:p>
       <w:pPr>
@@ -9384,7 +9942,7 @@
         <w:pStyle w:val="Titre2"/>
         <w:spacing w:before="280" w:after="140"/>
       </w:pPr>
-      <w:bookmarkStart w:id="31" w:name="_Toc231900345"/>
+      <w:bookmarkStart w:id="32" w:name="_Toc232187247"/>
       <w:r>
         <w:rPr>
           <w:b/>
@@ -9392,7 +9950,7 @@
         </w:rPr>
         <w:t>4.4 Module Reproduction</w:t>
       </w:r>
-      <w:bookmarkEnd w:id="31"/>
+      <w:bookmarkEnd w:id="32"/>
     </w:p>
     <w:p>
       <w:pPr>
@@ -9426,7 +9984,7 @@
         <w:pStyle w:val="Titre2"/>
         <w:spacing w:before="280" w:after="140"/>
       </w:pPr>
-      <w:bookmarkStart w:id="32" w:name="_Toc231900346"/>
+      <w:bookmarkStart w:id="33" w:name="_Toc232187248"/>
       <w:r>
         <w:rPr>
           <w:b/>
@@ -9434,7 +9992,7 @@
         </w:rPr>
         <w:t>4.5 Module Santé et Système d'Aide à la Décision (SAD)</w:t>
       </w:r>
-      <w:bookmarkEnd w:id="32"/>
+      <w:bookmarkEnd w:id="33"/>
     </w:p>
     <w:p>
       <w:pPr>
@@ -9442,7 +10000,7 @@
         <w:jc w:val="both"/>
       </w:pPr>
       <w:r>
-        <w:t>Le module SanteSad est le coeur du SAD de la plateforme. Il est implémenté dans SanteSadController — des endpoints en lecture seule qui agrègent les données existantes (soins, reproduction, animaux) pour produire des indicateurs décisionnels.</w:t>
+        <w:t>Le module SanteSad est le coeur du SAD de la plateforme. Il est implémenté dans SanteSadController des endpoints en lecture seule qui agrègent les données existantes (soins, reproduction, animaux) pour produire des indicateurs décisionnels.</w:t>
       </w:r>
     </w:p>
     <w:p>
@@ -9477,7 +10035,7 @@
         <w:pStyle w:val="Titre2"/>
         <w:spacing w:before="280" w:after="140"/>
       </w:pPr>
-      <w:bookmarkStart w:id="33" w:name="_Toc231900347"/>
+      <w:bookmarkStart w:id="34" w:name="_Toc232187249"/>
       <w:r>
         <w:rPr>
           <w:b/>
@@ -9485,7 +10043,7 @@
         </w:rPr>
         <w:t>4.6 Module Vente et Facturation</w:t>
       </w:r>
-      <w:bookmarkEnd w:id="33"/>
+      <w:bookmarkEnd w:id="34"/>
     </w:p>
     <w:p>
       <w:pPr>
@@ -9503,7 +10061,7 @@
         <w:jc w:val="both"/>
       </w:pPr>
       <w:r>
-        <w:t>La génération de factures PDF est assurée par iText7. Chaque vente peut être exportée en PDF via un endpoint dédié, produisant un document avec l'en-tête de l'exploitation, le détail des animaux vendus (code, type, poids, prix) et le récapitulatif financier. C'est une fonctionnalité concrète — les commerçants au Burkina exigent des justificatifs écrits.</w:t>
+        <w:t>La génération de factures PDF est assurée par iText7. Chaque vente peut être exportée en PDF via un endpoint dédié, produisant un document avec l'en-tête de l'exploitation, le détail des animaux vendus (code, type, poids, prix) et le récapitulatif financier. C'est une fonctionnalité concrète les commerçants au Burkina exigent des justificatifs écrits.</w:t>
       </w:r>
     </w:p>
     <w:p>
@@ -9511,7 +10069,7 @@
         <w:pStyle w:val="Titre2"/>
         <w:spacing w:before="280" w:after="140"/>
       </w:pPr>
-      <w:bookmarkStart w:id="34" w:name="_Toc231900348"/>
+      <w:bookmarkStart w:id="35" w:name="_Toc232187250"/>
       <w:r>
         <w:rPr>
           <w:b/>
@@ -9519,7 +10077,7 @@
         </w:rPr>
         <w:t>4.7 Module Synthèse Financière</w:t>
       </w:r>
-      <w:bookmarkEnd w:id="34"/>
+      <w:bookmarkEnd w:id="35"/>
     </w:p>
     <w:p>
       <w:pPr>
@@ -9536,7 +10094,7 @@
         <w:jc w:val="both"/>
       </w:pPr>
       <w:r>
-        <w:t>Ce module permet à l'éleveur — ou à un conseiller agricole — de voir la santé économique de l'exploitation en un coup d'oeil, sans avoir de compétences comptables particulières.</w:t>
+        <w:t>Ce module permet à l'éleveur  ou à un conseiller agricole de voir la santé économique de l'exploitation en un coup d'oeil, sans avoir de compétences comptables particulières.</w:t>
       </w:r>
     </w:p>
     <w:p>
@@ -9544,7 +10102,7 @@
         <w:pStyle w:val="Titre2"/>
         <w:spacing w:before="280" w:after="140"/>
       </w:pPr>
-      <w:bookmarkStart w:id="35" w:name="_Toc231900349"/>
+      <w:bookmarkStart w:id="36" w:name="_Toc232187251"/>
       <w:r>
         <w:rPr>
           <w:b/>
@@ -9552,7 +10110,7 @@
         </w:rPr>
         <w:t>4.8 Sécurité et Contrôle d'Accès</w:t>
       </w:r>
-      <w:bookmarkEnd w:id="35"/>
+      <w:bookmarkEnd w:id="36"/>
     </w:p>
     <w:p>
       <w:pPr>
@@ -9586,7 +10144,7 @@
         <w:pStyle w:val="Titre2"/>
         <w:spacing w:before="280" w:after="140"/>
       </w:pPr>
-      <w:bookmarkStart w:id="36" w:name="_Toc231900350"/>
+      <w:bookmarkStart w:id="37" w:name="_Toc232187252"/>
       <w:r>
         <w:rPr>
           <w:b/>
@@ -9594,7 +10152,7 @@
         </w:rPr>
         <w:t>4.9 Déploiement et Adaptation Mobile</w:t>
       </w:r>
-      <w:bookmarkEnd w:id="36"/>
+      <w:bookmarkEnd w:id="37"/>
     </w:p>
     <w:p>
       <w:pPr>
@@ -9633,7 +10191,7 @@
         <w:pStyle w:val="Titre1"/>
         <w:spacing w:before="360" w:after="180"/>
       </w:pPr>
-      <w:bookmarkStart w:id="37" w:name="_Toc231900351"/>
+      <w:bookmarkStart w:id="38" w:name="_Toc232187253"/>
       <w:r>
         <w:rPr>
           <w:b/>
@@ -9645,14 +10203,14 @@
         <w:lastRenderedPageBreak/>
         <w:t>Chapitre 5 : Résultats, Discussion et Conclusion</w:t>
       </w:r>
-      <w:bookmarkEnd w:id="37"/>
+      <w:bookmarkEnd w:id="38"/>
     </w:p>
     <w:p>
       <w:pPr>
         <w:pStyle w:val="Titre2"/>
         <w:spacing w:before="280" w:after="140"/>
       </w:pPr>
-      <w:bookmarkStart w:id="38" w:name="_Toc231900352"/>
+      <w:bookmarkStart w:id="39" w:name="_Toc232187254"/>
       <w:r>
         <w:rPr>
           <w:b/>
@@ -9660,7 +10218,7 @@
         </w:rPr>
         <w:t>5.1 Fonctionnalités Implémentées</w:t>
       </w:r>
-      <w:bookmarkEnd w:id="38"/>
+      <w:bookmarkEnd w:id="39"/>
     </w:p>
     <w:p>
       <w:pPr>
@@ -11048,16 +11606,7 @@
             </w:tcMar>
             <w:vAlign w:val="center"/>
           </w:tcPr>
-          <w:p>
-            <w:r>
-              <w:rPr>
-                <w:color w:val="000000"/>
-                <w:sz w:val="22"/>
-                <w:szCs w:val="22"/>
-              </w:rPr>
-              <w:t>—</w:t>
-            </w:r>
-          </w:p>
+          <w:p/>
         </w:tc>
         <w:tc>
           <w:tcPr>
@@ -11089,7 +11638,7 @@
         <w:pStyle w:val="Titre2"/>
         <w:spacing w:before="280" w:after="140"/>
       </w:pPr>
-      <w:bookmarkStart w:id="39" w:name="_Toc231900353"/>
+      <w:bookmarkStart w:id="40" w:name="_Toc232187255"/>
       <w:r>
         <w:rPr>
           <w:b/>
@@ -11097,7 +11646,7 @@
         </w:rPr>
         <w:t>5.2 Validation et Tests</w:t>
       </w:r>
-      <w:bookmarkEnd w:id="39"/>
+      <w:bookmarkEnd w:id="40"/>
     </w:p>
     <w:p>
       <w:pPr>
@@ -11114,82 +11663,17 @@
         <w:jc w:val="both"/>
       </w:pPr>
       <w:r>
-        <w:t>La règle des 100 FCFA/kg et le calcul de l'ISSF ont été vérifiés avec des jeux de données réels fournis par des éleveurs partenaires. Les alertes de mise-bas ont été testées sur des données historiques de gestation.</w:t>
+        <w:t>Le calcul de l'ISSF ont été vérifiés avec des jeux de données réels fournis par des éleveurs partenaires. Les alertes de mise-bas ont été testées sur des données historiques de gestation.</w:t>
       </w:r>
     </w:p>
     <w:p/>
-    <w:tbl>
-      <w:tblPr>
-        <w:tblW w:w="5000" w:type="pct"/>
-        <w:tblBorders>
-          <w:top w:val="single" w:sz="4" w:space="0" w:color="auto"/>
-          <w:left w:val="single" w:sz="4" w:space="0" w:color="auto"/>
-          <w:bottom w:val="single" w:sz="4" w:space="0" w:color="auto"/>
-          <w:right w:val="single" w:sz="4" w:space="0" w:color="auto"/>
-          <w:insideH w:val="single" w:sz="4" w:space="0" w:color="auto"/>
-          <w:insideV w:val="single" w:sz="4" w:space="0" w:color="auto"/>
-        </w:tblBorders>
-        <w:tblCellMar>
-          <w:left w:w="10" w:type="dxa"/>
-          <w:right w:w="10" w:type="dxa"/>
-        </w:tblCellMar>
-        <w:tblLook w:val="0000" w:firstRow="0" w:lastRow="0" w:firstColumn="0" w:lastColumn="0" w:noHBand="0" w:noVBand="0"/>
-      </w:tblPr>
-      <w:tblGrid>
-        <w:gridCol w:w="8656"/>
-      </w:tblGrid>
-      <w:tr>
-        <w:tc>
-          <w:tcPr>
-            <w:tcW w:w="0" w:type="auto"/>
-            <w:shd w:val="clear" w:color="auto" w:fill="D9E1F2"/>
-            <w:tcMar>
-              <w:top w:w="200" w:type="dxa"/>
-              <w:left w:w="200" w:type="dxa"/>
-              <w:bottom w:w="200" w:type="dxa"/>
-              <w:right w:w="200" w:type="dxa"/>
-            </w:tcMar>
-          </w:tcPr>
-          <w:p>
-            <w:pPr>
-              <w:jc w:val="center"/>
-            </w:pPr>
-            <w:r>
-              <w:rPr>
-                <w:b/>
-                <w:bCs/>
-                <w:color w:val="2F5496"/>
-                <w:sz w:val="22"/>
-                <w:szCs w:val="22"/>
-              </w:rPr>
-              <w:t>[DIAGRAMME : TABLEAU DE BORD — VUE SYNTHÈSE EXPLOITATION]</w:t>
-            </w:r>
-          </w:p>
-          <w:p>
-            <w:pPr>
-              <w:jc w:val="center"/>
-            </w:pPr>
-            <w:r>
-              <w:rPr>
-                <w:i/>
-                <w:iCs/>
-                <w:color w:val="595959"/>
-                <w:sz w:val="20"/>
-                <w:szCs w:val="20"/>
-              </w:rPr>
-              <w:t>Type : mockup d'interface. Doit représenter : indicateurs clés visibles (nombre d'animaux actifs, coût alimentation du mois, ISSF moyen, prochaines mises-bas, résultat financier). Style adapté aux écrans mobiles (cards empilées, couleurs codées vert/orange/rouge selon performance vs seuil).</w:t>
-            </w:r>
-          </w:p>
-        </w:tc>
-      </w:tr>
-    </w:tbl>
     <w:p/>
     <w:p>
       <w:pPr>
         <w:pStyle w:val="Titre2"/>
         <w:spacing w:before="280" w:after="140"/>
       </w:pPr>
-      <w:bookmarkStart w:id="40" w:name="_Toc231900354"/>
+      <w:bookmarkStart w:id="41" w:name="_Toc232187256"/>
       <w:r>
         <w:rPr>
           <w:b/>
@@ -11197,7 +11681,7 @@
         </w:rPr>
         <w:t>5.3 Discussion</w:t>
       </w:r>
-      <w:bookmarkEnd w:id="40"/>
+      <w:bookmarkEnd w:id="41"/>
     </w:p>
     <w:p>
       <w:pPr>
@@ -11214,7 +11698,7 @@
         <w:jc w:val="both"/>
       </w:pPr>
       <w:r>
-        <w:t>L'ancrage local des règles zootechniques est un résultat original et précieux. En sourcant les rations sur des fiches techniques burkinabè (</w:t>
+        <w:t>L'ancrage local des règles est un résultat précieux. En sourcant les rations sur des fiches techniques burkinabè (</w:t>
       </w:r>
       <w:hyperlink w:anchor="ref11">
         <w:r>
@@ -11230,15 +11714,7 @@
         </w:r>
       </w:hyperlink>
       <w:r>
-        <w:t>) plutôt que des normes européennes, la plateforme garantit la pertinence agronomique et économique de ses recommandations. La règle des 100 FCFA/kg, venue de l'</w:t>
-      </w:r>
-      <w:hyperlink w:anchor="ref12">
-        <w:r>
-          <w:t>ONG Thamani</w:t>
-        </w:r>
-      </w:hyperlink>
-      <w:r>
-        <w:t xml:space="preserve"> à Bobo-Dioulasso, en est l'exemple le plus concret.</w:t>
+        <w:t xml:space="preserve">) plutôt que des normes européennes, la plateforme garantit la pertinence agronomique et économique de ses recommandations. </w:t>
       </w:r>
     </w:p>
     <w:p>
@@ -11296,7 +11772,7 @@
         <w:pStyle w:val="Titre2"/>
         <w:spacing w:before="280" w:after="140"/>
       </w:pPr>
-      <w:bookmarkStart w:id="41" w:name="_Toc231900355"/>
+      <w:bookmarkStart w:id="42" w:name="_Toc232187257"/>
       <w:r>
         <w:rPr>
           <w:b/>
@@ -11304,7 +11780,7 @@
         </w:rPr>
         <w:t>5.4 Limites et Perspectives</w:t>
       </w:r>
-      <w:bookmarkEnd w:id="41"/>
+      <w:bookmarkEnd w:id="42"/>
     </w:p>
     <w:p>
       <w:pPr>
@@ -11312,7 +11788,7 @@
         <w:jc w:val="both"/>
       </w:pPr>
       <w:r>
-        <w:t>Il faut cependant signaler quelques limites. D'abord, les données de prix porcins burkinabè intégrées dans la plateforme restent peu nombreuses. Constituer une base historique suffisante pour entraîner un modèle ML (XGBoost, Random Forest) sur les prix du porc à Bobo-Dioulasso ou Ouagadougou nécessitera plusieurs mois — voire années — de collecte via le pipeline WhatsApp.</w:t>
+        <w:t>Il faut cependant signaler quelques limites. D'abord, les données de prix porcins burkinabè intégrées dans la plateforme restent peu nombreuses. Constituer une base historique suffisante pour entraîner un modèle ML (XGBoost, Random Forest) sur les prix du porc nécessitera plusieurs mois voire années de collecte via le pipeline WhatsApp.</w:t>
       </w:r>
     </w:p>
     <w:p>
@@ -11321,7 +11797,6 @@
         <w:jc w:val="both"/>
       </w:pPr>
       <w:r>
-        <w:lastRenderedPageBreak/>
         <w:t>Deuxièmement, l'intégration des capteurs IoT physiques (température, poids automatique, ambiance de bâtiment) n'a pas été réalisée dans cette version. L'API REST est prête, mais le déploiement terrain dépendra de partenariats avec des fournisseurs locaux de matériel IoT.</w:t>
       </w:r>
     </w:p>
@@ -11349,7 +11824,7 @@
         <w:pStyle w:val="Titre2"/>
         <w:spacing w:before="280" w:after="140"/>
       </w:pPr>
-      <w:bookmarkStart w:id="42" w:name="_Toc231900356"/>
+      <w:bookmarkStart w:id="43" w:name="_Toc232187258"/>
       <w:r>
         <w:rPr>
           <w:b/>
@@ -11357,7 +11832,7 @@
         </w:rPr>
         <w:t>5.5 Conclusion Générale</w:t>
       </w:r>
-      <w:bookmarkEnd w:id="42"/>
+      <w:bookmarkEnd w:id="43"/>
     </w:p>
     <w:p>
       <w:pPr>
@@ -11455,7 +11930,7 @@
         <w:jc w:val="both"/>
       </w:pPr>
       <w:r>
-        <w:t>Les perspectives ouvertes — prévision de prix par ML, capteurs IoT, vision pour la PPA — dessinent une feuille de route cohérente avec les tendances mondiales du PLF, tout en restant ancrée dans les réalités et les besoins des éleveurs burkinabè. Ce travail est une base solide pour de futures recherches et collaborations terrain.</w:t>
+        <w:t>Les perspectives ouvertes prévision de prix par ML, capteurs IoT, vision pour la PPA dessinent une feuille de route cohérente avec les tendances mondiales du PLF, tout en restant ancrée dans les réalités et les besoins des éleveurs burkinabè. Ce travail est une base solide pour de futures recherches et collaborations terrain.</w:t>
       </w:r>
     </w:p>
     <w:p>
@@ -11468,7 +11943,7 @@
         <w:pStyle w:val="Titre1"/>
         <w:spacing w:before="360" w:after="180"/>
       </w:pPr>
-      <w:bookmarkStart w:id="43" w:name="_Toc231900357"/>
+      <w:bookmarkStart w:id="44" w:name="_Toc232187259"/>
       <w:r>
         <w:rPr>
           <w:b/>
@@ -11480,11 +11955,11 @@
         <w:lastRenderedPageBreak/>
         <w:t>Bibliographie</w:t>
       </w:r>
-      <w:bookmarkEnd w:id="43"/>
+      <w:bookmarkEnd w:id="44"/>
     </w:p>
     <w:p/>
     <w:p>
-      <w:bookmarkStart w:id="44" w:name="ref1"/>
+      <w:bookmarkStart w:id="45" w:name="ref1"/>
       <w:r>
         <w:rPr>
           <w:b/>
@@ -11492,7 +11967,7 @@
         </w:rPr>
         <w:t>[1] FAO (2012).</w:t>
       </w:r>
-      <w:bookmarkEnd w:id="44"/>
+      <w:bookmarkEnd w:id="45"/>
     </w:p>
     <w:p>
       <w:pPr>
@@ -11505,7 +11980,7 @@
     </w:p>
     <w:p/>
     <w:p>
-      <w:bookmarkStart w:id="45" w:name="ref2"/>
+      <w:bookmarkStart w:id="46" w:name="ref2"/>
       <w:r>
         <w:rPr>
           <w:b/>
@@ -11513,7 +11988,7 @@
         </w:rPr>
         <w:t>[2] INSD (2023).</w:t>
       </w:r>
-      <w:bookmarkEnd w:id="45"/>
+      <w:bookmarkEnd w:id="46"/>
     </w:p>
     <w:p>
       <w:pPr>
@@ -11534,7 +12009,7 @@
     </w:p>
     <w:p/>
     <w:p>
-      <w:bookmarkStart w:id="46" w:name="ref3"/>
+      <w:bookmarkStart w:id="47" w:name="ref3"/>
       <w:r>
         <w:rPr>
           <w:b/>
@@ -11542,7 +12017,7 @@
         </w:rPr>
         <w:t>[3] EPRS (2025).</w:t>
       </w:r>
-      <w:bookmarkEnd w:id="46"/>
+      <w:bookmarkEnd w:id="47"/>
     </w:p>
     <w:p>
       <w:pPr>
@@ -11555,7 +12030,7 @@
     </w:p>
     <w:p/>
     <w:p>
-      <w:bookmarkStart w:id="47" w:name="ref4"/>
+      <w:bookmarkStart w:id="48" w:name="ref4"/>
       <w:r>
         <w:rPr>
           <w:b/>
@@ -11563,7 +12038,7 @@
         </w:rPr>
         <w:t>[4] Bernabucci, U. et al. (2025).</w:t>
       </w:r>
-      <w:bookmarkEnd w:id="47"/>
+      <w:bookmarkEnd w:id="48"/>
     </w:p>
     <w:p>
       <w:pPr>
@@ -11576,7 +12051,7 @@
     </w:p>
     <w:p/>
     <w:p>
-      <w:bookmarkStart w:id="48" w:name="ref5"/>
+      <w:bookmarkStart w:id="49" w:name="ref5"/>
       <w:r>
         <w:rPr>
           <w:b/>
@@ -11584,7 +12059,7 @@
         </w:rPr>
         <w:t>[5] Baesa, J.A. &amp; Palaoag, T.D. (2024).</w:t>
       </w:r>
-      <w:bookmarkEnd w:id="48"/>
+      <w:bookmarkEnd w:id="49"/>
     </w:p>
     <w:p>
       <w:pPr>
@@ -11597,7 +12072,7 @@
     </w:p>
     <w:p/>
     <w:p>
-      <w:bookmarkStart w:id="49" w:name="ref6"/>
+      <w:bookmarkStart w:id="50" w:name="ref6"/>
       <w:r>
         <w:rPr>
           <w:b/>
@@ -11605,7 +12080,7 @@
         </w:rPr>
         <w:t>[6] Van Erp, T. (2016).</w:t>
       </w:r>
-      <w:bookmarkEnd w:id="49"/>
+      <w:bookmarkEnd w:id="50"/>
     </w:p>
     <w:p>
       <w:pPr>
@@ -11618,7 +12093,7 @@
     </w:p>
     <w:p/>
     <w:p>
-      <w:bookmarkStart w:id="50" w:name="ref7"/>
+      <w:bookmarkStart w:id="51" w:name="ref7"/>
       <w:r>
         <w:rPr>
           <w:b/>
@@ -11626,7 +12101,7 @@
         </w:rPr>
         <w:t>[7] Krouk, A. &amp; Bouayad, A. (2025).</w:t>
       </w:r>
-      <w:bookmarkEnd w:id="50"/>
+      <w:bookmarkEnd w:id="51"/>
     </w:p>
     <w:p>
       <w:pPr>
@@ -11639,7 +12114,7 @@
     </w:p>
     <w:p/>
     <w:p>
-      <w:bookmarkStart w:id="51" w:name="ref8"/>
+      <w:bookmarkStart w:id="52" w:name="ref8"/>
       <w:r>
         <w:rPr>
           <w:b/>
@@ -11647,7 +12122,7 @@
         </w:rPr>
         <w:t>[8] Coulibaly, A. (2019).</w:t>
       </w:r>
-      <w:bookmarkEnd w:id="51"/>
+      <w:bookmarkEnd w:id="52"/>
     </w:p>
     <w:p>
       <w:pPr>
@@ -11660,7 +12135,7 @@
     </w:p>
     <w:p/>
     <w:p>
-      <w:bookmarkStart w:id="52" w:name="ref9"/>
+      <w:bookmarkStart w:id="53" w:name="ref9"/>
       <w:r>
         <w:rPr>
           <w:b/>
@@ -11668,7 +12143,7 @@
         </w:rPr>
         <w:t>[9] Policy Brief Fracture Numérique (s.d.).</w:t>
       </w:r>
-      <w:bookmarkEnd w:id="52"/>
+      <w:bookmarkEnd w:id="53"/>
     </w:p>
     <w:p>
       <w:pPr>
@@ -11681,15 +12156,15 @@
     </w:p>
     <w:p/>
     <w:p>
-      <w:bookmarkStart w:id="53" w:name="ref10"/>
+      <w:bookmarkStart w:id="54" w:name="ref10"/>
       <w:r>
         <w:rPr>
           <w:b/>
           <w:bCs/>
         </w:rPr>
-        <w:t>[10] CORDIS — FLEXIGROBOTS (s.d.).</w:t>
-      </w:r>
-      <w:bookmarkEnd w:id="53"/>
+        <w:t>[10] CORDIS FLEXIGROBOTS (s.d.).</w:t>
+      </w:r>
+      <w:bookmarkEnd w:id="54"/>
     </w:p>
     <w:p>
       <w:pPr>
@@ -11703,7 +12178,7 @@
     </w:p>
     <w:p/>
     <w:p>
-      <w:bookmarkStart w:id="54" w:name="ref11"/>
+      <w:bookmarkStart w:id="55" w:name="ref11"/>
       <w:r>
         <w:rPr>
           <w:b/>
@@ -11711,7 +12186,7 @@
         </w:rPr>
         <w:t>[11] DGPA/MRAH Burkina Faso (2021).</w:t>
       </w:r>
-      <w:bookmarkEnd w:id="54"/>
+      <w:bookmarkEnd w:id="55"/>
     </w:p>
     <w:p>
       <w:pPr>
@@ -11724,7 +12199,7 @@
     </w:p>
     <w:p/>
     <w:p>
-      <w:bookmarkStart w:id="55" w:name="ref12"/>
+      <w:bookmarkStart w:id="56" w:name="ref12"/>
       <w:r>
         <w:rPr>
           <w:b/>
@@ -11732,7 +12207,7 @@
         </w:rPr>
         <w:t>[12] ONG Thamani (s.d.).</w:t>
       </w:r>
-      <w:bookmarkEnd w:id="55"/>
+      <w:bookmarkEnd w:id="56"/>
     </w:p>
     <w:p>
       <w:pPr>
@@ -11748,12 +12223,12 @@
         </w:r>
       </w:hyperlink>
       <w:r>
-        <w:t>, Bobo-Dioulasso, secteur 24. [Source citée dans le code source AlimentationController.kt du projet — règle 100 FCFA/kg = 1/6 × 600 FCFA/kg prix sur pied.]</w:t>
+        <w:t>, Bobo-Dioulasso, secteur 24. [Source citée dans le code source AlimentationController.kt du projet règle 100 FCFA/kg = 1/6 × 600 FCFA/kg prix sur pied.]</w:t>
       </w:r>
     </w:p>
     <w:p/>
     <w:p>
-      <w:bookmarkStart w:id="56" w:name="ref13"/>
+      <w:bookmarkStart w:id="57" w:name="ref13"/>
       <w:r>
         <w:rPr>
           <w:b/>
@@ -11761,7 +12236,7 @@
         </w:rPr>
         <w:t>[13] AgriData IA (2025).</w:t>
       </w:r>
-      <w:bookmarkEnd w:id="56"/>
+      <w:bookmarkEnd w:id="57"/>
     </w:p>
     <w:p>
       <w:pPr>
@@ -11769,12 +12244,12 @@
         <w:jc w:val="both"/>
       </w:pPr>
       <w:r>
-        <w:t>Plateforme de données et d'intelligence artificielle agricoles. Disponible en ligne : https://agridata-ia.com. [Analysé et consulté en 2025 pour ce mémoire — voir analyse section 2.7.1.]</w:t>
+        <w:t>Plateforme de données et d'intelligence artificielle agricoles. Disponible en ligne : https://agridata-ia.com. [Analysé et consulté en 2025 pour ce mémoire voir analyse section 2.7.1.]</w:t>
       </w:r>
     </w:p>
     <w:p/>
     <w:p>
-      <w:bookmarkStart w:id="57" w:name="ref14"/>
+      <w:bookmarkStart w:id="58" w:name="ref14"/>
       <w:r>
         <w:rPr>
           <w:b/>
@@ -11782,7 +12257,7 @@
         </w:rPr>
         <w:t>[14] AgriHubX (2025).</w:t>
       </w:r>
-      <w:bookmarkEnd w:id="57"/>
+      <w:bookmarkEnd w:id="58"/>
     </w:p>
     <w:p>
       <w:pPr>
@@ -11790,12 +12265,12 @@
         <w:jc w:val="both"/>
       </w:pPr>
       <w:r>
-        <w:t>Plateforme agricole intelligente. Disponible en ligne : https://www.agrihubx.com/agri-ia. [Analysé et consulté en 2025 pour ce mémoire — voir analyse section 2.7.2.]</w:t>
+        <w:t>Plateforme agricole intelligente. Disponible en ligne : https://www.agrihubx.com/agri-ia. [Analysé et consulté en 2025 pour ce mémoire voir analyse section 2.7.2.]</w:t>
       </w:r>
     </w:p>
     <w:p/>
     <w:p>
-      <w:bookmarkStart w:id="58" w:name="ref15"/>
+      <w:bookmarkStart w:id="59" w:name="ref15"/>
       <w:r>
         <w:rPr>
           <w:b/>
@@ -11803,7 +12278,7 @@
         </w:rPr>
         <w:t>[15] Scientific Reports / PMC (2025).</w:t>
       </w:r>
-      <w:bookmarkEnd w:id="58"/>
+      <w:bookmarkEnd w:id="59"/>
     </w:p>
     <w:p>
       <w:pPr>
@@ -11816,7 +12291,7 @@
     </w:p>
     <w:p/>
     <w:p>
-      <w:bookmarkStart w:id="59" w:name="ref16"/>
+      <w:bookmarkStart w:id="60" w:name="ref16"/>
       <w:r>
         <w:rPr>
           <w:b/>
@@ -11824,7 +12299,7 @@
         </w:rPr>
         <w:t>[16] ScienceDirect (2024).</w:t>
       </w:r>
-      <w:bookmarkEnd w:id="59"/>
+      <w:bookmarkEnd w:id="60"/>
     </w:p>
     <w:p>
       <w:pPr>
@@ -11852,20 +12327,7 @@
         <w:jc w:val="both"/>
       </w:pPr>
       <w:r>
-        <w:t>Farm Tracker — Livestock Manager. Application mobile de gestion d'élevage tout-en-un (iOS et Android). Pila Studio UG, 2025. Disponible sur Google Play et Apple App Store. [Analysée et consultée en 2025 pour ce mémoire — voir section 2.7.3.]</w:t>
-      </w:r>
-    </w:p>
-    <w:p>
-      <w:pPr>
-        <w:jc w:val="center"/>
-      </w:pPr>
-      <w:r>
-        <w:rPr>
-          <w:i/>
-          <w:iCs/>
-          <w:color w:val="595959"/>
-        </w:rPr>
-        <w:t>— Fin du document —</w:t>
+        <w:t>Farm Tracker Livestock Manager. Application mobile de gestion d'élevage tout-en-un (iOS et Android). Pila Studio UG, 2025. Disponible sur Google Play et Apple App Store. [Analysée et consultée en 2025 pour ce mémoire voir section 2.7.3.]</w:t>
       </w:r>
     </w:p>
     <w:p/>
@@ -12952,6 +13414,56 @@
       <w:szCs w:val="20"/>
     </w:rPr>
   </w:style>
+  <w:style w:type="paragraph" w:styleId="En-tte">
+    <w:name w:val="header"/>
+    <w:basedOn w:val="Normal"/>
+    <w:link w:val="En-tteCar"/>
+    <w:uiPriority w:val="99"/>
+    <w:unhideWhenUsed/>
+    <w:rsid w:val="00F754D5"/>
+    <w:pPr>
+      <w:tabs>
+        <w:tab w:val="center" w:pos="4513"/>
+        <w:tab w:val="right" w:pos="9026"/>
+      </w:tabs>
+    </w:pPr>
+  </w:style>
+  <w:style w:type="character" w:customStyle="1" w:styleId="En-tteCar">
+    <w:name w:val="En-tête Car"/>
+    <w:basedOn w:val="Policepardfaut"/>
+    <w:link w:val="En-tte"/>
+    <w:uiPriority w:val="99"/>
+    <w:rsid w:val="00F754D5"/>
+    <w:rPr>
+      <w:sz w:val="24"/>
+      <w:szCs w:val="24"/>
+    </w:rPr>
+  </w:style>
+  <w:style w:type="paragraph" w:styleId="Pieddepage">
+    <w:name w:val="footer"/>
+    <w:basedOn w:val="Normal"/>
+    <w:link w:val="PieddepageCar"/>
+    <w:uiPriority w:val="99"/>
+    <w:unhideWhenUsed/>
+    <w:rsid w:val="00F754D5"/>
+    <w:pPr>
+      <w:tabs>
+        <w:tab w:val="center" w:pos="4513"/>
+        <w:tab w:val="right" w:pos="9026"/>
+      </w:tabs>
+    </w:pPr>
+  </w:style>
+  <w:style w:type="character" w:customStyle="1" w:styleId="PieddepageCar">
+    <w:name w:val="Pied de page Car"/>
+    <w:basedOn w:val="Policepardfaut"/>
+    <w:link w:val="Pieddepage"/>
+    <w:uiPriority w:val="99"/>
+    <w:rsid w:val="00F754D5"/>
+    <w:rPr>
+      <w:sz w:val="24"/>
+      <w:szCs w:val="24"/>
+    </w:rPr>
+  </w:style>
 </w:styles>
 </file>
 
